--- a/downloads/student/ai-1-week-16.docx
+++ b/downloads/student/ai-1-week-16.docx
@@ -1938,6 +1938,16 @@
       </w:r>
     </w:p>
     <w:p>
+      <w:r>
+        <w:t>Read the labelled picture: Which original block needs a better width before accepting or rejecting it? What should the reviewer do?</w:t>
+      </w:r>
+    </w:p>
+    <w:p>
+      <w:r>
+        <w:t>Change one thing: Narrow B’s possibilities to 6 or 7 cm. Predict the result before checking the explanation. What remains the same?</w:t>
+      </w:r>
+    </w:p>
+    <w:p>
       <w:pPr>
         <w:pStyle w:val="Heading1"/>
       </w:pPr>
@@ -3669,6 +3679,187 @@
     <w:p>
       <w:r>
         <w:t>Attempt the independent case before hints. Record whether you worked alone, used a hint or followed a model. After feedback, fix the first unsupported step and explain why it changed. A later check uses a changed case, not a copied answer.</w:t>
+      </w:r>
+    </w:p>
+    <w:p>
+      <w:pPr>
+        <w:pStyle w:val="Heading1"/>
+      </w:pPr>
+      <w:r>
+        <w:t>15. Your lesson route</w:t>
+      </w:r>
+    </w:p>
+    <w:p>
+      <w:r>
+        <w:t>Start with this question: A fictional cubby selector accepts a block if width is at most 5 cm.</w:t>
+      </w:r>
+    </w:p>
+    <w:tbl>
+      <w:tblPr>
+        <w:tblStyle w:val="LightShading-Accent1"/>
+        <w:tblW w:type="auto" w:w="0"/>
+        <w:tblLook w:firstColumn="1" w:firstRow="1" w:lastColumn="0" w:lastRow="0" w:noHBand="0" w:noVBand="1" w:val="04A0"/>
+      </w:tblPr>
+      <w:tblGrid>
+        <w:gridCol w:w="5112"/>
+        <w:gridCol w:w="5112"/>
+      </w:tblGrid>
+      <w:tr>
+        <w:trPr>
+          <w:tblHeader/>
+        </w:trPr>
+        <w:tc>
+          <w:tcPr>
+            <w:tcW w:type="dxa" w:w="5112"/>
+          </w:tcPr>
+          <w:p>
+            <w:r>
+              <w:t>By the end, I can</w:t>
+            </w:r>
+          </w:p>
+        </w:tc>
+        <w:tc>
+          <w:tcPr>
+            <w:tcW w:type="dxa" w:w="5112"/>
+          </w:tcPr>
+          <w:p>
+            <w:r>
+              <w:t>How I will show it</w:t>
+            </w:r>
+          </w:p>
+        </w:tc>
+      </w:tr>
+      <w:tr>
+        <w:tc>
+          <w:tcPr>
+            <w:tcW w:type="dxa" w:w="5112"/>
+          </w:tcPr>
+          <w:p>
+            <w:r>
+              <w:t>Identify a specific source of uncertainty and explain how it affects a prediction</w:t>
+            </w:r>
+          </w:p>
+        </w:tc>
+        <w:tc>
+          <w:tcPr>
+            <w:tcW w:type="dxa" w:w="5112"/>
+          </w:tcPr>
+          <w:p>
+            <w:r>
+              <w:t>Explain the deciding step, show a trace or test, and state one limit.</w:t>
+            </w:r>
+          </w:p>
+        </w:tc>
+      </w:tr>
+      <w:tr>
+        <w:tc>
+          <w:tcPr>
+            <w:tcW w:type="dxa" w:w="5112"/>
+          </w:tcPr>
+          <w:p>
+            <w:r>
+              <w:t>Compare predictions across stated possible inputs without inventing a missing value</w:t>
+            </w:r>
+          </w:p>
+        </w:tc>
+        <w:tc>
+          <w:tcPr>
+            <w:tcW w:type="dxa" w:w="5112"/>
+          </w:tcPr>
+          <w:p>
+            <w:r>
+              <w:t>Explain the deciding step, show a trace or test, and state one limit.</w:t>
+            </w:r>
+          </w:p>
+        </w:tc>
+      </w:tr>
+      <w:tr>
+        <w:tc>
+          <w:tcPr>
+            <w:tcW w:type="dxa" w:w="5112"/>
+          </w:tcPr>
+          <w:p>
+            <w:r>
+              <w:t>Design a review step with relevant evidence and an explicit unresolved outcome</w:t>
+            </w:r>
+          </w:p>
+        </w:tc>
+        <w:tc>
+          <w:tcPr>
+            <w:tcW w:type="dxa" w:w="5112"/>
+          </w:tcPr>
+          <w:p>
+            <w:r>
+              <w:t>Explain the deciding step, show a trace or test, and state one limit.</w:t>
+            </w:r>
+          </w:p>
+        </w:tc>
+      </w:tr>
+    </w:tbl>
+    <w:p>
+      <w:r>
+        <w:t>Remember → watch and explain → try with help → investigate → try independently → keep project evidence. Your teacher may spread this lesson across several classes.</w:t>
+      </w:r>
+    </w:p>
+    <w:p>
+      <w:r>
+        <w:t>Keep your first prediction. Compare it with what the evidence shows and explain any change.</w:t>
+      </w:r>
+    </w:p>
+    <w:p>
+      <w:pPr>
+        <w:pStyle w:val="Heading1"/>
+      </w:pPr>
+      <w:r>
+        <w:t>16. Finish and return</w:t>
+      </w:r>
+    </w:p>
+    <w:p>
+      <w:r>
+        <w:t>Close your notes. Explain this goal in your own words: Identify a specific source of uncertainty and explain how it affects a prediction</w:t>
+      </w:r>
+    </w:p>
+    <w:p>
+      <w:pPr>
+        <w:pStyle w:val="Heading3"/>
+      </w:pPr>
+      <w:r>
+        <w:t>My deciding step, evidence and one remaining question</w:t>
+      </w:r>
+    </w:p>
+    <w:p>
+      <w:r>
+        <w:t>________________________________________________________________</w:t>
+      </w:r>
+    </w:p>
+    <w:p>
+      <w:r>
+        <w:t>________________________________________________________________</w:t>
+      </w:r>
+    </w:p>
+    <w:p>
+      <w:r>
+        <w:t>________________________________________________________________</w:t>
+      </w:r>
+    </w:p>
+    <w:p>
+      <w:r>
+        <w:t>________________________________________________________________</w:t>
+      </w:r>
+    </w:p>
+    <w:p>
+      <w:r>
+        <w:t>________________________________________________________________</w:t>
+      </w:r>
+    </w:p>
+    <w:p>
+      <w:r>
+        <w:t>If you are unsure, return to the worked picture and explain one arrow. If you are ready, change an input or assumption and justify your prediction.</w:t>
+      </w:r>
+    </w:p>
+    <w:p>
+      <w:r>
+        <w:t>Save your workbook evidence. At the next review, try a different case before opening your old answer.</w:t>
       </w:r>
     </w:p>
     <w:sectPr>

--- a/downloads/student/ai-1-week-16.docx
+++ b/downloads/student/ai-1-week-16.docx
@@ -3860,6 +3860,207 @@
     <w:p>
       <w:r>
         <w:t>Save your workbook evidence. At the next review, try a different case before opening your old answer.</w:t>
+      </w:r>
+    </w:p>
+    <w:p>
+      <w:pPr>
+        <w:pStyle w:val="Heading1"/>
+      </w:pPr>
+      <w:r>
+        <w:t>17. Supported practice, repair and portfolio</w:t>
+      </w:r>
+    </w:p>
+    <w:p>
+      <w:r>
+        <w:t>Use this supported practice once, in the browser or on paper. Keep the reserved independent assessment for a separate first attempt before teacher feedback.</w:t>
+      </w:r>
+    </w:p>
+    <w:p>
+      <w:r>
+        <w:t>A fictional cubby selector accepts a block if width is at most 5 cm.</w:t>
+      </w:r>
+    </w:p>
+    <w:p>
+      <w:pPr>
+        <w:pStyle w:val="Heading3"/>
+      </w:pPr>
+      <w:r>
+        <w:t>Practice 1: explain the deciding evidence</w:t>
+      </w:r>
+    </w:p>
+    <w:p>
+      <w:r>
+        <w:t>Which labelled step matches this detail? Ask a named reviewer to remeasure B using the specified width unit.</w:t>
+      </w:r>
+    </w:p>
+    <w:p>
+      <w:r>
+        <w:t>1. Block B possibilities</w:t>
+      </w:r>
+    </w:p>
+    <w:p>
+      <w:r>
+        <w:t>2. Compare decisions</w:t>
+      </w:r>
+    </w:p>
+    <w:p>
+      <w:r>
+        <w:t>3. Block A possibilities</w:t>
+      </w:r>
+    </w:p>
+    <w:p>
+      <w:r>
+        <w:t>4. Review B</w:t>
+      </w:r>
+    </w:p>
+    <w:p>
+      <w:pPr>
+        <w:pStyle w:val="Heading3"/>
+      </w:pPr>
+      <w:r>
+        <w:t>My selected conclusion, deciding fact and explanation</w:t>
+      </w:r>
+    </w:p>
+    <w:p>
+      <w:r>
+        <w:t>________________________________________________________________</w:t>
+      </w:r>
+    </w:p>
+    <w:p>
+      <w:r>
+        <w:t>________________________________________________________________</w:t>
+      </w:r>
+    </w:p>
+    <w:p>
+      <w:r>
+        <w:t>________________________________________________________________</w:t>
+      </w:r>
+    </w:p>
+    <w:p>
+      <w:r>
+        <w:t>________________________________________________________________</w:t>
+      </w:r>
+    </w:p>
+    <w:p>
+      <w:r>
+        <w:t>________________________________________________________________</w:t>
+      </w:r>
+    </w:p>
+    <w:p>
+      <w:r>
+        <w:t>Hint if needed: Read the steps in the pictorial case. Match the supplied detail to the stage that performs or records it.</w:t>
+      </w:r>
+    </w:p>
+    <w:p>
+      <w:r>
+        <w:t>After your attempt, compare with the supported explanation: Review B Ask a named reviewer to remeasure B using the specified width unit. Uncertainty about a number need not always create uncertainty about the decision. Every allowed width for A fits, so its width uncertainty does not affect acceptance. B straddles the boundary. Record both possibilities and request a better measurement instead of selecting the one that makes a preferred outcome.</w:t>
+      </w:r>
+    </w:p>
+    <w:p>
+      <w:pPr>
+        <w:pStyle w:val="Heading3"/>
+      </w:pPr>
+      <w:r>
+        <w:t>Practice 2: explain the deciding evidence</w:t>
+      </w:r>
+    </w:p>
+    <w:p>
+      <w:r>
+        <w:t>Changed-case practice: Narrow B’s possibilities to 6 or 7 cm. Which conclusion is supported by the supplied facts?</w:t>
+      </w:r>
+    </w:p>
+    <w:p>
+      <w:r>
+        <w:t>1. Both fail the width limit; rejection no longer depends on resolving their difference.</w:t>
+      </w:r>
+    </w:p>
+    <w:p>
+      <w:r>
+        <w:t>2. We can decide the result without examining the changed input or the procedure.</w:t>
+      </w:r>
+    </w:p>
+    <w:p>
+      <w:r>
+        <w:t>3. This one example guarantees correct results for every future input.</w:t>
+      </w:r>
+    </w:p>
+    <w:p>
+      <w:pPr>
+        <w:pStyle w:val="Heading3"/>
+      </w:pPr>
+      <w:r>
+        <w:t>My selected conclusion, deciding fact and explanation</w:t>
+      </w:r>
+    </w:p>
+    <w:p>
+      <w:r>
+        <w:t>________________________________________________________________</w:t>
+      </w:r>
+    </w:p>
+    <w:p>
+      <w:r>
+        <w:t>________________________________________________________________</w:t>
+      </w:r>
+    </w:p>
+    <w:p>
+      <w:r>
+        <w:t>________________________________________________________________</w:t>
+      </w:r>
+    </w:p>
+    <w:p>
+      <w:r>
+        <w:t>________________________________________________________________</w:t>
+      </w:r>
+    </w:p>
+    <w:p>
+      <w:r>
+        <w:t>________________________________________________________________</w:t>
+      </w:r>
+    </w:p>
+    <w:p>
+      <w:r>
+        <w:t>Hint if needed: Use the changed condition and the deciding step in the pictorial trace. The answer must say what follows from those facts.</w:t>
+      </w:r>
+    </w:p>
+    <w:p>
+      <w:r>
+        <w:t>After your attempt, compare with the supported explanation: Both fail the width limit; rejection no longer depends on resolving their difference. All remaining possibilities lead to the same decision.</w:t>
+      </w:r>
+    </w:p>
+    <w:p>
+      <w:pPr>
+        <w:pStyle w:val="Heading3"/>
+      </w:pPr>
+      <w:r>
+        <w:t>Repair a missing building block</w:t>
+      </w:r>
+    </w:p>
+    <w:p>
+      <w:r>
+        <w:t>Review Save New Examples for Testing (ai-1/15). Goal: Separate examples used to choose a model from examples reserved for its final evaluation. Short practice: Does 4/4 on the replay replace the original 3/4 result? Explain.. Return to this week and explain what you changed.</w:t>
+      </w:r>
+    </w:p>
+    <w:p>
+      <w:r>
+        <w:t>Review Learning from Examples (ai-1/13). Goal: Fit a threshold by tracing predictions and counting disagreements for every candidate. Short practice: Which new measured length would reveal disagreement between the candidates?. Return to this week and explain what you changed.</w:t>
+      </w:r>
+    </w:p>
+    <w:p>
+      <w:r>
+        <w:t>Review If/Then Decisions (ai-1/10). Goal: Evaluate a condition using the current state and trace only the selected branch. Short practice: Which input detects the difference between the two written conditions? Explain its entire run.. Return to this week and explain what you changed.</w:t>
+      </w:r>
+    </w:p>
+    <w:p>
+      <w:pPr>
+        <w:pStyle w:val="Heading3"/>
+      </w:pPr>
+      <w:r>
+        <w:t>Keep your completed work</w:t>
+      </w:r>
+    </w:p>
+    <w:p>
+      <w:r>
+        <w:t>Use Download completed work in the hosted lesson to export your answers, reflections, practice feedback and code-run evidence. Open the HTML copy to read or print it. Drafts stay in this browser when storage is available; clear drafts on a shared device.</w:t>
       </w:r>
     </w:p>
     <w:sectPr>

--- a/downloads/student/ai-1-week-16.docx
+++ b/downloads/student/ai-1-week-16.docx
@@ -42,6 +42,11 @@
       </w:r>
     </w:p>
     <w:p>
+      <w:r>
+        <w:t>Start with the target: Identify a specific source of uncertainty and explain how it affects a prediction. Try the recall before opening notes.</w:t>
+      </w:r>
+    </w:p>
+    <w:p>
       <w:pPr>
         <w:pStyle w:val="Heading3"/>
       </w:pPr>
@@ -50,18 +55,108 @@
       </w:r>
     </w:p>
     <w:p>
-      <w:r>
-        <w:t>I can identify a specific source of uncertainty and explain how it affects a prediction.</w:t>
-      </w:r>
-    </w:p>
-    <w:p>
-      <w:r>
-        <w:t>I can compare predictions across stated possible inputs without inventing a missing value.</w:t>
-      </w:r>
-    </w:p>
-    <w:p>
-      <w:r>
-        <w:t>I can design a review step with relevant evidence and an explicit unresolved outcome.</w:t>
+      <w:pPr>
+        <w:spacing w:line="336" w:lineRule="auto" w:after="180"/>
+      </w:pPr>
+      <w:r>
+        <w:rPr>
+          <w:b w:val="0"/>
+        </w:rPr>
+        <w:t xml:space="preserve">I can identify a specific source of </w:t>
+      </w:r>
+      <w:r>
+        <w:rPr>
+          <w:b/>
+        </w:rPr>
+        <w:t>uncertainty</w:t>
+      </w:r>
+      <w:r>
+        <w:rPr>
+          <w:b w:val="0"/>
+        </w:rPr>
+        <w:t xml:space="preserve"> and explain how it affects a </w:t>
+      </w:r>
+      <w:r>
+        <w:rPr>
+          <w:b/>
+        </w:rPr>
+        <w:t>prediction</w:t>
+      </w:r>
+      <w:r>
+        <w:rPr>
+          <w:b w:val="0"/>
+        </w:rPr>
+        <w:t>.</w:t>
+      </w:r>
+    </w:p>
+    <w:p>
+      <w:pPr>
+        <w:spacing w:line="336" w:lineRule="auto" w:after="180"/>
+      </w:pPr>
+      <w:r>
+        <w:rPr>
+          <w:b w:val="0"/>
+        </w:rPr>
+        <w:t xml:space="preserve">I can compare </w:t>
+      </w:r>
+      <w:r>
+        <w:rPr>
+          <w:b/>
+        </w:rPr>
+        <w:t>prediction</w:t>
+      </w:r>
+      <w:r>
+        <w:rPr>
+          <w:b w:val="0"/>
+        </w:rPr>
+        <w:t xml:space="preserve">s across stated </w:t>
+      </w:r>
+      <w:r>
+        <w:rPr>
+          <w:b/>
+        </w:rPr>
+        <w:t>possible input</w:t>
+      </w:r>
+      <w:r>
+        <w:rPr>
+          <w:b w:val="0"/>
+        </w:rPr>
+        <w:t>s without inventing a missing value.</w:t>
+      </w:r>
+    </w:p>
+    <w:p>
+      <w:pPr>
+        <w:spacing w:line="336" w:lineRule="auto" w:after="180"/>
+      </w:pPr>
+      <w:r>
+        <w:rPr>
+          <w:b w:val="0"/>
+        </w:rPr>
+        <w:t xml:space="preserve">I can design a review step with relevant </w:t>
+      </w:r>
+      <w:r>
+        <w:rPr>
+          <w:b/>
+        </w:rPr>
+        <w:t>evidence</w:t>
+      </w:r>
+      <w:r>
+        <w:rPr>
+          <w:b w:val="0"/>
+        </w:rPr>
+        <w:t xml:space="preserve"> and an explicit </w:t>
+      </w:r>
+      <w:r>
+        <w:rPr>
+          <w:b/>
+        </w:rPr>
+        <w:t>unresolved</w:t>
+      </w:r>
+      <w:r>
+        <w:rPr>
+          <w:b w:val="0"/>
+        </w:rPr>
+        <w:t xml:space="preserve"> outcome.</w:t>
       </w:r>
     </w:p>
     <w:p>
@@ -73,33 +168,105 @@
       </w:r>
     </w:p>
     <w:p>
-      <w:r>
+      <w:pPr>
+        <w:spacing w:line="336" w:lineRule="auto" w:after="180"/>
+      </w:pPr>
+      <w:r>
+        <w:rPr>
+          <w:b w:val="0"/>
+        </w:rPr>
         <w:t>Close your notes first. A rough first answer helps us choose the right starting point; it is not a score for your ability.</w:t>
       </w:r>
     </w:p>
     <w:p>
-      <w:r>
+      <w:pPr>
+        <w:spacing w:line="336" w:lineRule="auto" w:after="180"/>
+      </w:pPr>
+      <w:r>
+        <w:rPr>
+          <w:b w:val="0"/>
+        </w:rPr>
         <w:t>Without opening the old lesson, explain one key idea from Save New Examples for Testing. Give an example and a mistake that the idea helps you avoid.</w:t>
       </w:r>
     </w:p>
     <w:p>
-      <w:r>
+      <w:pPr>
+        <w:spacing w:line="336" w:lineRule="auto" w:after="180"/>
+      </w:pPr>
+      <w:r>
+        <w:rPr>
+          <w:b w:val="0"/>
+        </w:rPr>
         <w:t>Without opening the old lesson, explain one key idea from Learning from Examples. Give an example and a mistake that the idea helps you avoid.</w:t>
       </w:r>
     </w:p>
     <w:p>
-      <w:r>
+      <w:pPr>
+        <w:spacing w:line="336" w:lineRule="auto" w:after="180"/>
+      </w:pPr>
+      <w:r>
+        <w:rPr>
+          <w:b w:val="0"/>
+        </w:rPr>
         <w:t>Without opening the old lesson, explain one key idea from If/Then Decisions. Give an example and a mistake that the idea helps you avoid.</w:t>
       </w:r>
     </w:p>
     <w:p>
-      <w:r>
-        <w:t>After trying, check the relevant lesson or ask your teacher. Change the part of your explanation that the evidence shows was wrong.</w:t>
-      </w:r>
-    </w:p>
-    <w:p>
-      <w:r>
-        <w:t>Overlapping categories create uncertainty; abstaining can be responsible.</w:t>
+      <w:pPr>
+        <w:spacing w:line="336" w:lineRule="auto" w:after="180"/>
+      </w:pPr>
+      <w:r>
+        <w:rPr>
+          <w:b w:val="0"/>
+        </w:rPr>
+        <w:t xml:space="preserve">After trying, check the relevant lesson or ask your teacher. Change the part of your explanation that the </w:t>
+      </w:r>
+      <w:r>
+        <w:rPr>
+          <w:b/>
+        </w:rPr>
+        <w:t>evidence</w:t>
+      </w:r>
+      <w:r>
+        <w:rPr>
+          <w:b w:val="0"/>
+        </w:rPr>
+        <w:t xml:space="preserve"> shows was wrong.</w:t>
+      </w:r>
+    </w:p>
+    <w:p>
+      <w:pPr>
+        <w:spacing w:line="336" w:lineRule="auto" w:after="180"/>
+      </w:pPr>
+      <w:r>
+        <w:rPr>
+          <w:b w:val="0"/>
+        </w:rPr>
+        <w:t xml:space="preserve">Overlapping categories create </w:t>
+      </w:r>
+      <w:r>
+        <w:rPr>
+          <w:b/>
+        </w:rPr>
+        <w:t>uncertainty</w:t>
+      </w:r>
+      <w:r>
+        <w:rPr>
+          <w:b w:val="0"/>
+        </w:rPr>
+        <w:t xml:space="preserve">; </w:t>
+      </w:r>
+      <w:r>
+        <w:rPr>
+          <w:b/>
+        </w:rPr>
+        <w:t>abstain</w:t>
+      </w:r>
+      <w:r>
+        <w:rPr>
+          <w:b w:val="0"/>
+        </w:rPr>
+        <w:t>ing can be responsible.</w:t>
       </w:r>
     </w:p>
     <w:p>
@@ -139,12 +306,45 @@
       </w:r>
     </w:p>
     <w:p>
-      <w:r>
-        <w:t>LEARNING TARGET  A sorter receives a clear purple card, a red card hidden by a sleeve and a card labelled both red and blue by two reviewers. Give a different reason for uncertainty in each case and a suitable next action.</w:t>
-      </w:r>
-    </w:p>
-    <w:p>
-      <w:r>
+      <w:pPr>
+        <w:pStyle w:val="Heading3"/>
+      </w:pPr>
+      <w:r>
+        <w:t>Your target</w:t>
+      </w:r>
+    </w:p>
+    <w:p>
+      <w:pPr>
+        <w:spacing w:line="336" w:lineRule="auto" w:after="180"/>
+        <w:shd w:fill="EDF7F3"/>
+      </w:pPr>
+      <w:r>
+        <w:rPr>
+          <w:b w:val="0"/>
+        </w:rPr>
+        <w:t xml:space="preserve">LEARNING TARGET  A sorter receives a clear purple card, a red card hidden by a sleeve and a card labelled both red and blue by two reviewers. Give a different reason for </w:t>
+      </w:r>
+      <w:r>
+        <w:rPr>
+          <w:b/>
+        </w:rPr>
+        <w:t>uncertainty</w:t>
+      </w:r>
+      <w:r>
+        <w:rPr>
+          <w:b w:val="0"/>
+        </w:rPr>
+        <w:t xml:space="preserve"> in each case and a suitable next action.</w:t>
+      </w:r>
+    </w:p>
+    <w:p>
+      <w:pPr>
+        <w:spacing w:line="336" w:lineRule="auto" w:after="180"/>
+      </w:pPr>
+      <w:r>
+        <w:rPr>
+          <w:b w:val="0"/>
+        </w:rPr>
         <w:t>Learner name:</w:t>
       </w:r>
     </w:p>
@@ -157,8 +357,27 @@
       </w:r>
     </w:p>
     <w:p>
-      <w:r>
-        <w:t>A model predicts tall at a height of at least 6 cm. What would it predict if an unclear record could mean either 5 or 6 cm? Does a good result on a small final test settle this particular input?</w:t>
+      <w:pPr>
+        <w:spacing w:line="336" w:lineRule="auto" w:after="180"/>
+        <w:shd w:fill="F5F1FB"/>
+      </w:pPr>
+      <w:r>
+        <w:rPr>
+          <w:b w:val="0"/>
+        </w:rPr>
+        <w:t xml:space="preserve">A model predicts tall at a height of at least 6 cm. What would it predict if an unclear record could mean either 5 or 6 cm? Does a good result on a small final test settle this particular </w:t>
+      </w:r>
+      <w:r>
+        <w:rPr>
+          <w:b/>
+        </w:rPr>
+        <w:t>input</w:t>
+      </w:r>
+      <w:r>
+        <w:rPr>
+          <w:b w:val="0"/>
+        </w:rPr>
+        <w:t>?</w:t>
       </w:r>
     </w:p>
     <w:p>
@@ -170,8 +389,38 @@
       </w:r>
     </w:p>
     <w:p>
-      <w:r>
-        <w:t>By the end, I can use uncertainty to request a specific review when possible inputs lead to different decisions.</w:t>
+      <w:pPr>
+        <w:spacing w:line="336" w:lineRule="auto" w:after="180"/>
+      </w:pPr>
+      <w:r>
+        <w:rPr>
+          <w:b w:val="0"/>
+        </w:rPr>
+        <w:t xml:space="preserve">By the end, I can use </w:t>
+      </w:r>
+      <w:r>
+        <w:rPr>
+          <w:b/>
+        </w:rPr>
+        <w:t>uncertainty</w:t>
+      </w:r>
+      <w:r>
+        <w:rPr>
+          <w:b w:val="0"/>
+        </w:rPr>
+        <w:t xml:space="preserve"> to request a specific review when </w:t>
+      </w:r>
+      <w:r>
+        <w:rPr>
+          <w:b/>
+        </w:rPr>
+        <w:t>possible input</w:t>
+      </w:r>
+      <w:r>
+        <w:rPr>
+          <w:b w:val="0"/>
+        </w:rPr>
+        <w:t>s lead to different decisions.</w:t>
       </w:r>
     </w:p>
     <w:p>
@@ -184,6 +433,17 @@
     </w:p>
     <w:p>
       <w:r>
+        <w:t>Investigate the supplied Boundaries and 'Not Sure' case. Separate observations, given facts and assumptions before choosing an explanation.</w:t>
+      </w:r>
+    </w:p>
+    <w:p>
+      <w:pPr>
+        <w:spacing w:line="336" w:lineRule="auto" w:after="180"/>
+      </w:pPr>
+      <w:r>
+        <w:rPr>
+          <w:b/>
+        </w:rPr>
         <w:t>PICTURE STORY</w:t>
       </w:r>
     </w:p>
@@ -196,8 +456,26 @@
       </w:r>
     </w:p>
     <w:p>
-      <w:r>
-        <w:t>Pictures give clues; evidence tells us what the clues mean.</w:t>
+      <w:pPr>
+        <w:spacing w:line="336" w:lineRule="auto" w:after="180"/>
+      </w:pPr>
+      <w:r>
+        <w:rPr>
+          <w:b w:val="0"/>
+        </w:rPr>
+        <w:t xml:space="preserve">Pictures give clues; </w:t>
+      </w:r>
+      <w:r>
+        <w:rPr>
+          <w:b/>
+        </w:rPr>
+        <w:t>evidence</w:t>
+      </w:r>
+      <w:r>
+        <w:rPr>
+          <w:b w:val="0"/>
+        </w:rPr>
+        <w:t xml:space="preserve"> tells us what the clues mean.</w:t>
       </w:r>
     </w:p>
     <w:p>
@@ -237,7 +515,22 @@
       </w:r>
     </w:p>
     <w:p>
-      <w:r>
+      <w:pPr>
+        <w:pStyle w:val="Heading3"/>
+      </w:pPr>
+      <w:r>
+        <w:t>Start with this puzzle</w:t>
+      </w:r>
+    </w:p>
+    <w:p>
+      <w:pPr>
+        <w:spacing w:line="336" w:lineRule="auto" w:after="180"/>
+        <w:shd w:fill="F1F6FC"/>
+      </w:pPr>
+      <w:r>
+        <w:rPr>
+          <w:b w:val="0"/>
+        </w:rPr>
         <w:t>MYSTERY  A soft toy shaped like a ball may fit toy, sports, or comfort-item bins depending on the sorter's purpose.</w:t>
       </w:r>
     </w:p>
@@ -250,33 +543,106 @@
       </w:r>
     </w:p>
     <w:p>
-      <w:r>
+      <w:pPr>
+        <w:spacing w:line="336" w:lineRule="auto" w:after="180"/>
+      </w:pPr>
+      <w:r>
+        <w:rPr>
+          <w:b w:val="0"/>
+        </w:rPr>
         <w:t>Name three visible details without explaining them yet.</w:t>
       </w:r>
     </w:p>
     <w:p>
-      <w:r>
+      <w:pPr>
+        <w:spacing w:line="336" w:lineRule="auto" w:after="180"/>
+      </w:pPr>
+      <w:r>
+        <w:rPr>
+          <w:b w:val="0"/>
+        </w:rPr>
         <w:t>Circle the detail most connected to the system's decision.</w:t>
       </w:r>
     </w:p>
     <w:p>
-      <w:r>
+      <w:pPr>
+        <w:spacing w:line="336" w:lineRule="auto" w:after="180"/>
+      </w:pPr>
+      <w:r>
+        <w:rPr>
+          <w:b w:val="0"/>
+        </w:rPr>
         <w:t>Name one detail that may be decoration or distraction.</w:t>
       </w:r>
     </w:p>
     <w:p>
-      <w:r>
-        <w:t>Make a first prediction and state the clue that supports it.</w:t>
-      </w:r>
-    </w:p>
-    <w:p>
-      <w:r>
-        <w:t>My observations, prediction, and evidence:</w:t>
-      </w:r>
-    </w:p>
-    <w:p>
-      <w:r>
-        <w:t>GOOD THINKING  A prediction can change when stronger evidence appears.</w:t>
+      <w:pPr>
+        <w:spacing w:line="336" w:lineRule="auto" w:after="180"/>
+      </w:pPr>
+      <w:r>
+        <w:rPr>
+          <w:b w:val="0"/>
+        </w:rPr>
+        <w:t xml:space="preserve">Make a first </w:t>
+      </w:r>
+      <w:r>
+        <w:rPr>
+          <w:b/>
+        </w:rPr>
+        <w:t>prediction</w:t>
+      </w:r>
+      <w:r>
+        <w:rPr>
+          <w:b w:val="0"/>
+        </w:rPr>
+        <w:t xml:space="preserve"> and state the clue that supports it.</w:t>
+      </w:r>
+    </w:p>
+    <w:p>
+      <w:pPr>
+        <w:spacing w:line="336" w:lineRule="auto" w:after="180"/>
+      </w:pPr>
+      <w:r>
+        <w:rPr>
+          <w:b w:val="0"/>
+        </w:rPr>
+        <w:t xml:space="preserve">My </w:t>
+      </w:r>
+      <w:r>
+        <w:rPr>
+          <w:b/>
+        </w:rPr>
+        <w:t>observation</w:t>
+      </w:r>
+      <w:r>
+        <w:rPr>
+          <w:b w:val="0"/>
+        </w:rPr>
+        <w:t xml:space="preserve">s, </w:t>
+      </w:r>
+      <w:r>
+        <w:rPr>
+          <w:b/>
+        </w:rPr>
+        <w:t>prediction</w:t>
+      </w:r>
+      <w:r>
+        <w:rPr>
+          <w:b w:val="0"/>
+        </w:rPr>
+        <w:t xml:space="preserve">, and </w:t>
+      </w:r>
+      <w:r>
+        <w:rPr>
+          <w:b/>
+        </w:rPr>
+        <w:t>evidence</w:t>
+      </w:r>
+      <w:r>
+        <w:rPr>
+          <w:b w:val="0"/>
+        </w:rPr>
+        <w:t>:</w:t>
       </w:r>
     </w:p>
     <w:p>
@@ -284,22 +650,153 @@
         <w:pStyle w:val="Heading3"/>
       </w:pPr>
       <w:r>
+        <w:t>Thinking habit</w:t>
+      </w:r>
+    </w:p>
+    <w:p>
+      <w:pPr>
+        <w:spacing w:line="336" w:lineRule="auto" w:after="180"/>
+        <w:shd w:fill="EDF7F3"/>
+      </w:pPr>
+      <w:r>
+        <w:rPr>
+          <w:b w:val="0"/>
+        </w:rPr>
+        <w:t xml:space="preserve">GOOD THINKING  A </w:t>
+      </w:r>
+      <w:r>
+        <w:rPr>
+          <w:b/>
+        </w:rPr>
+        <w:t>prediction</w:t>
+      </w:r>
+      <w:r>
+        <w:rPr>
+          <w:b w:val="0"/>
+        </w:rPr>
+        <w:t xml:space="preserve"> can change when stronger </w:t>
+      </w:r>
+      <w:r>
+        <w:rPr>
+          <w:b/>
+        </w:rPr>
+        <w:t>evidence</w:t>
+      </w:r>
+      <w:r>
+        <w:rPr>
+          <w:b w:val="0"/>
+        </w:rPr>
+        <w:t xml:space="preserve"> appears.</w:t>
+      </w:r>
+    </w:p>
+    <w:p>
+      <w:pPr>
+        <w:pStyle w:val="Heading3"/>
+      </w:pPr>
+      <w:r>
         <w:t>A closer explanation</w:t>
       </w:r>
     </w:p>
     <w:p>
-      <w:r>
-        <w:t>An unclear measurement, a missing feature and a weakly tested model create different problems. Saying the AI is unsure does not identify which one matters. Write what is known, what remains unknown and how the unknown could change the result. Then choose a check that addresses that specific gap.</w:t>
-      </w:r>
-    </w:p>
-    <w:p>
-      <w:r>
-        <w:t>Use the familiar tower model: tall at a height of at least 6 cm, short otherwise, for whole-number heights from 1 through 10. A smudged card could read 5 cm or 6 cm. The threshold is known; the input is unclear. Repeating the same calculation cannot recover the missing digit.</w:t>
-      </w:r>
-    </w:p>
-    <w:p>
-      <w:r>
-        <w:t>For this paper investigation, treat the listed possibilities as the complete set allowed by the exercise. In real use, that assumption would itself need evidence. We will compare the model’s predictions under each possibility; we are not changing Tower1 to accept an invented exact measurement.</w:t>
+      <w:pPr>
+        <w:spacing w:line="336" w:lineRule="auto" w:after="180"/>
+      </w:pPr>
+      <w:r>
+        <w:rPr>
+          <w:b w:val="0"/>
+        </w:rPr>
+        <w:t>An unclear measurement, a missing feature and a weakly tested model create different problems. Saying the AI is unsure does not identify which one matters.</w:t>
+      </w:r>
+    </w:p>
+    <w:p>
+      <w:pPr>
+        <w:spacing w:line="336" w:lineRule="auto" w:after="180"/>
+      </w:pPr>
+      <w:r>
+        <w:rPr>
+          <w:b w:val="0"/>
+        </w:rPr>
+        <w:t>Write what is known, what remains unknown and how the unknown could change the result. Then choose a check that addresses that specific gap.</w:t>
+      </w:r>
+    </w:p>
+    <w:p>
+      <w:pPr>
+        <w:spacing w:line="336" w:lineRule="auto" w:after="180"/>
+      </w:pPr>
+      <w:r>
+        <w:rPr>
+          <w:b w:val="0"/>
+        </w:rPr>
+        <w:t xml:space="preserve">Use the familiar tower model: tall at a height of at least 6 cm, short otherwise, for whole-number heights from 1 through 10. A smudged card could read 5 cm or 6 cm. The threshold is known; the </w:t>
+      </w:r>
+      <w:r>
+        <w:rPr>
+          <w:b/>
+        </w:rPr>
+        <w:t>input</w:t>
+      </w:r>
+      <w:r>
+        <w:rPr>
+          <w:b w:val="0"/>
+        </w:rPr>
+        <w:t xml:space="preserve"> is unclear.</w:t>
+      </w:r>
+    </w:p>
+    <w:p>
+      <w:pPr>
+        <w:spacing w:line="336" w:lineRule="auto" w:after="180"/>
+      </w:pPr>
+      <w:r>
+        <w:rPr>
+          <w:b w:val="0"/>
+        </w:rPr>
+        <w:t>Repeating the same calculation cannot recover the missing digit.</w:t>
+      </w:r>
+    </w:p>
+    <w:p>
+      <w:pPr>
+        <w:spacing w:line="336" w:lineRule="auto" w:after="180"/>
+      </w:pPr>
+      <w:r>
+        <w:rPr>
+          <w:b w:val="0"/>
+        </w:rPr>
+        <w:t xml:space="preserve">For this paper investigation, treat the listed possibilities as the complete set allowed by the exercise. In real use, that assumption would itself need </w:t>
+      </w:r>
+      <w:r>
+        <w:rPr>
+          <w:b/>
+        </w:rPr>
+        <w:t>evidence</w:t>
+      </w:r>
+      <w:r>
+        <w:rPr>
+          <w:b w:val="0"/>
+        </w:rPr>
+        <w:t>.</w:t>
+      </w:r>
+    </w:p>
+    <w:p>
+      <w:pPr>
+        <w:spacing w:line="336" w:lineRule="auto" w:after="180"/>
+      </w:pPr>
+      <w:r>
+        <w:rPr>
+          <w:b w:val="0"/>
+        </w:rPr>
+        <w:t xml:space="preserve">We will compare the model’s </w:t>
+      </w:r>
+      <w:r>
+        <w:rPr>
+          <w:b/>
+        </w:rPr>
+        <w:t>prediction</w:t>
+      </w:r>
+      <w:r>
+        <w:rPr>
+          <w:b w:val="0"/>
+        </w:rPr>
+        <w:t>s under each possibility; we are not changing Tower1 to accept an invented exact measurement.</w:t>
       </w:r>
     </w:p>
     <w:p>
@@ -312,7 +809,24 @@
     </w:p>
     <w:p>
       <w:r>
-        <w:t>VISUAL MECHANISM</w:t>
+        <w:t>Follow the mechanism for Boundaries and 'Not Sure'. Connect each labelled input, deciding step and result.</w:t>
+      </w:r>
+    </w:p>
+    <w:p>
+      <w:pPr>
+        <w:spacing w:line="336" w:lineRule="auto" w:after="180"/>
+      </w:pPr>
+      <w:r>
+        <w:rPr>
+          <w:b/>
+        </w:rPr>
+        <w:t xml:space="preserve">VISUAL </w:t>
+      </w:r>
+      <w:r>
+        <w:rPr>
+          <w:b/>
+        </w:rPr>
+        <w:t>MECHANISM</w:t>
       </w:r>
     </w:p>
     <w:p>
@@ -324,7 +838,13 @@
       </w:r>
     </w:p>
     <w:p>
-      <w:r>
+      <w:pPr>
+        <w:spacing w:line="336" w:lineRule="auto" w:after="180"/>
+      </w:pPr>
+      <w:r>
+        <w:rPr>
+          <w:b w:val="0"/>
+        </w:rPr>
         <w:t>Follow the information instead of imagining magic inside the machine.</w:t>
       </w:r>
     </w:p>
@@ -437,32 +957,170 @@
       </w:r>
     </w:p>
     <w:p>
-      <w:r>
-        <w:t>INPUT  features with incomplete or conflicting clues</w:t>
-      </w:r>
-    </w:p>
-    <w:p>
-      <w:r>
-        <w:t>PROCESS  compare evidence with category boundaries</w:t>
-      </w:r>
-    </w:p>
-    <w:p>
-      <w:r>
-        <w:t>OUTPUT  category, not sure, or request more information</w:t>
-      </w:r>
-    </w:p>
-    <w:p>
-      <w:r>
-        <w:t>CORE IDEA  Overlapping categories create uncertainty; abstaining can be responsible.</w:t>
-      </w:r>
-    </w:p>
-    <w:p>
-      <w:r>
-        <w:t>UNDER THE HOOD  Abstention is a decision policy: when confidence or evidence fails a threshold, the system defers. Good thresholds balance coverage against error cost and specify what additional information or human review follows.</w:t>
-      </w:r>
-    </w:p>
-    <w:p>
-      <w:r>
+      <w:pPr>
+        <w:spacing w:line="336" w:lineRule="auto" w:after="180"/>
+      </w:pPr>
+      <w:r>
+        <w:rPr>
+          <w:b/>
+        </w:rPr>
+        <w:t>INPUT</w:t>
+      </w:r>
+      <w:r>
+        <w:rPr>
+          <w:b w:val="0"/>
+        </w:rPr>
+        <w:t xml:space="preserve">  features with incomplete or conflicting clues</w:t>
+      </w:r>
+    </w:p>
+    <w:p>
+      <w:pPr>
+        <w:spacing w:line="336" w:lineRule="auto" w:after="180"/>
+      </w:pPr>
+      <w:r>
+        <w:rPr>
+          <w:b/>
+        </w:rPr>
+        <w:t>PROCESS</w:t>
+      </w:r>
+      <w:r>
+        <w:rPr>
+          <w:b w:val="0"/>
+        </w:rPr>
+        <w:t xml:space="preserve">  compare </w:t>
+      </w:r>
+      <w:r>
+        <w:rPr>
+          <w:b/>
+        </w:rPr>
+        <w:t>evidence</w:t>
+      </w:r>
+      <w:r>
+        <w:rPr>
+          <w:b w:val="0"/>
+        </w:rPr>
+        <w:t xml:space="preserve"> with category boundaries</w:t>
+      </w:r>
+    </w:p>
+    <w:p>
+      <w:pPr>
+        <w:spacing w:line="336" w:lineRule="auto" w:after="180"/>
+      </w:pPr>
+      <w:r>
+        <w:rPr>
+          <w:b/>
+        </w:rPr>
+        <w:t>OUTPUT</w:t>
+      </w:r>
+      <w:r>
+        <w:rPr>
+          <w:b w:val="0"/>
+        </w:rPr>
+        <w:t xml:space="preserve">  category, not sure, or request </w:t>
+      </w:r>
+      <w:r>
+        <w:rPr>
+          <w:b/>
+        </w:rPr>
+        <w:t>more information</w:t>
+      </w:r>
+    </w:p>
+    <w:p>
+      <w:pPr>
+        <w:pStyle w:val="Heading3"/>
+      </w:pPr>
+      <w:r>
+        <w:t>Key idea</w:t>
+      </w:r>
+    </w:p>
+    <w:p>
+      <w:pPr>
+        <w:spacing w:line="336" w:lineRule="auto" w:after="180"/>
+        <w:shd w:fill="EDF7F3"/>
+      </w:pPr>
+      <w:r>
+        <w:rPr>
+          <w:b w:val="0"/>
+        </w:rPr>
+        <w:t xml:space="preserve">CORE IDEA  Overlapping categories create </w:t>
+      </w:r>
+      <w:r>
+        <w:rPr>
+          <w:b/>
+        </w:rPr>
+        <w:t>uncertainty</w:t>
+      </w:r>
+      <w:r>
+        <w:rPr>
+          <w:b w:val="0"/>
+        </w:rPr>
+        <w:t xml:space="preserve">; </w:t>
+      </w:r>
+      <w:r>
+        <w:rPr>
+          <w:b/>
+        </w:rPr>
+        <w:t>abstain</w:t>
+      </w:r>
+      <w:r>
+        <w:rPr>
+          <w:b w:val="0"/>
+        </w:rPr>
+        <w:t>ing can be responsible.</w:t>
+      </w:r>
+    </w:p>
+    <w:p>
+      <w:pPr>
+        <w:pStyle w:val="Heading3"/>
+      </w:pPr>
+      <w:r>
+        <w:t>How the mechanism works</w:t>
+      </w:r>
+    </w:p>
+    <w:p>
+      <w:pPr>
+        <w:spacing w:line="336" w:lineRule="auto" w:after="180"/>
+        <w:shd w:fill="F1F6F8"/>
+      </w:pPr>
+      <w:r>
+        <w:rPr>
+          <w:b w:val="0"/>
+        </w:rPr>
+        <w:t xml:space="preserve">UNDER THE HOOD  Abstention is a decision policy: when confidence or </w:t>
+      </w:r>
+      <w:r>
+        <w:rPr>
+          <w:b/>
+        </w:rPr>
+        <w:t>evidence</w:t>
+      </w:r>
+      <w:r>
+        <w:rPr>
+          <w:b w:val="0"/>
+        </w:rPr>
+        <w:t xml:space="preserve"> fails a threshold, the system defers.</w:t>
+      </w:r>
+    </w:p>
+    <w:p>
+      <w:pPr>
+        <w:spacing w:line="336" w:lineRule="auto" w:after="180"/>
+        <w:shd w:fill="F1F6F8"/>
+      </w:pPr>
+      <w:r>
+        <w:rPr>
+          <w:b w:val="0"/>
+        </w:rPr>
+        <w:t>Good thresholds balance coverage against error cost and specify what additional information or human review follows.</w:t>
+      </w:r>
+    </w:p>
+    <w:p>
+      <w:pPr>
+        <w:spacing w:line="336" w:lineRule="auto" w:after="180"/>
+      </w:pPr>
+      <w:r>
+        <w:rPr>
+          <w:b w:val="0"/>
+        </w:rPr>
         <w:t>Draw a fresh example with all three stages:</w:t>
       </w:r>
     </w:p>
@@ -631,13 +1289,83 @@
       </w:r>
     </w:p>
     <w:p>
-      <w:r>
-        <w:t>At either 5 or 6 cm, one possibility predicts short and the other tall. Record no single category yet and ask for the original record or a new measurement. Do not select the more convenient digit. Averaging the two readings would introduce a different input that neither possibility stated.</w:t>
-      </w:r>
-    </w:p>
-    <w:p>
-      <w:r>
-        <w:t>At either 8 or 9 cm, the model predicts tall in both cases. You can state that the prediction stays tall under these two possibilities. Keep the exact-height uncertainty visible. This agreement does not check the model against a correct task label or establish that the list of possible heights is complete.</w:t>
+      <w:pPr>
+        <w:spacing w:line="336" w:lineRule="auto" w:after="180"/>
+      </w:pPr>
+      <w:r>
+        <w:rPr>
+          <w:b w:val="0"/>
+        </w:rPr>
+        <w:t>At either 5 or 6 cm, one possibility predicts short and the other tall. Record no single category yet and ask for the original record or a new measurement. Do not select the more convenient digit.</w:t>
+      </w:r>
+    </w:p>
+    <w:p>
+      <w:pPr>
+        <w:spacing w:line="336" w:lineRule="auto" w:after="180"/>
+      </w:pPr>
+      <w:r>
+        <w:rPr>
+          <w:b w:val="0"/>
+        </w:rPr>
+        <w:t xml:space="preserve">Averaging the two readings would introduce a different </w:t>
+      </w:r>
+      <w:r>
+        <w:rPr>
+          <w:b/>
+        </w:rPr>
+        <w:t>input</w:t>
+      </w:r>
+      <w:r>
+        <w:rPr>
+          <w:b w:val="0"/>
+        </w:rPr>
+        <w:t xml:space="preserve"> that neither possibility stated.</w:t>
+      </w:r>
+    </w:p>
+    <w:p>
+      <w:pPr>
+        <w:spacing w:line="336" w:lineRule="auto" w:after="180"/>
+      </w:pPr>
+      <w:r>
+        <w:rPr>
+          <w:b w:val="0"/>
+        </w:rPr>
+        <w:t xml:space="preserve">At either 8 or 9 cm, the model predicts tall in both cases. You can state that the </w:t>
+      </w:r>
+      <w:r>
+        <w:rPr>
+          <w:b/>
+        </w:rPr>
+        <w:t>prediction</w:t>
+      </w:r>
+      <w:r>
+        <w:rPr>
+          <w:b w:val="0"/>
+        </w:rPr>
+        <w:t xml:space="preserve"> stays tall under these two possibilities. Keep the exact-height </w:t>
+      </w:r>
+      <w:r>
+        <w:rPr>
+          <w:b/>
+        </w:rPr>
+        <w:t>uncertainty</w:t>
+      </w:r>
+      <w:r>
+        <w:rPr>
+          <w:b w:val="0"/>
+        </w:rPr>
+        <w:t xml:space="preserve"> visible.</w:t>
+      </w:r>
+    </w:p>
+    <w:p>
+      <w:pPr>
+        <w:spacing w:line="336" w:lineRule="auto" w:after="180"/>
+      </w:pPr>
+      <w:r>
+        <w:rPr>
+          <w:b w:val="0"/>
+        </w:rPr>
+        <w:t>This agreement does not check the model against a correct task label or establish that the list of possible heights is complete.</w:t>
       </w:r>
     </w:p>
     <w:p>
@@ -649,8 +1377,26 @@
       </w:r>
     </w:p>
     <w:p>
-      <w:r>
-        <w:t>Point to the input, the deciding step and the result in this week’s visual. Explain the same step in ordinary words. A picture helps when you can say what each part represents.</w:t>
+      <w:pPr>
+        <w:spacing w:line="336" w:lineRule="auto" w:after="180"/>
+      </w:pPr>
+      <w:r>
+        <w:rPr>
+          <w:b w:val="0"/>
+        </w:rPr>
+        <w:t xml:space="preserve">Point to the </w:t>
+      </w:r>
+      <w:r>
+        <w:rPr>
+          <w:b/>
+        </w:rPr>
+        <w:t>input</w:t>
+      </w:r>
+      <w:r>
+        <w:rPr>
+          <w:b w:val="0"/>
+        </w:rPr>
+        <w:t>, the deciding step and the result in this week’s visual. Explain the same step in ordinary words. A picture helps when you can say what each part represents.</w:t>
       </w:r>
     </w:p>
     <w:p>
@@ -663,6 +1409,17 @@
     </w:p>
     <w:p>
       <w:r>
+        <w:t>Compare the supplied cases for Boundaries and 'Not Sure'. Identify the detail that changes the conclusion.</w:t>
+      </w:r>
+    </w:p>
+    <w:p>
+      <w:pPr>
+        <w:spacing w:line="336" w:lineRule="auto" w:after="180"/>
+      </w:pPr>
+      <w:r>
+        <w:rPr>
+          <w:b/>
+        </w:rPr>
         <w:t>PICTURE GALLERY</w:t>
       </w:r>
     </w:p>
@@ -675,8 +1432,26 @@
       </w:r>
     </w:p>
     <w:p>
-      <w:r>
-        <w:t>Use the visual cue, then read the evidence carefully.</w:t>
+      <w:pPr>
+        <w:spacing w:line="336" w:lineRule="auto" w:after="180"/>
+      </w:pPr>
+      <w:r>
+        <w:rPr>
+          <w:b w:val="0"/>
+        </w:rPr>
+        <w:t xml:space="preserve">Use the visual cue, then read the </w:t>
+      </w:r>
+      <w:r>
+        <w:rPr>
+          <w:b/>
+        </w:rPr>
+        <w:t>evidence</w:t>
+      </w:r>
+      <w:r>
+        <w:rPr>
+          <w:b w:val="0"/>
+        </w:rPr>
+        <w:t xml:space="preserve"> carefully.</w:t>
       </w:r>
     </w:p>
     <w:p>
@@ -824,55 +1599,224 @@
       </w:r>
     </w:p>
     <w:p>
-      <w:r>
-        <w:t>CASE 1 — Clearly a book  Clue: strong single-category evidence. Meaning: classify.</w:t>
-      </w:r>
-    </w:p>
-    <w:p>
-      <w:r>
+      <w:pPr>
+        <w:pStyle w:val="Heading3"/>
+      </w:pPr>
+      <w:r>
+        <w:t>The case to investigate</w:t>
+      </w:r>
+    </w:p>
+    <w:p>
+      <w:pPr>
+        <w:spacing w:line="336" w:lineRule="auto" w:after="180"/>
+        <w:shd w:fill="F1F6FC"/>
+      </w:pPr>
+      <w:r>
+        <w:rPr>
+          <w:b w:val="0"/>
+        </w:rPr>
+        <w:t xml:space="preserve">CASE 1 — Clearly a book  Clue: strong single-category </w:t>
+      </w:r>
+      <w:r>
+        <w:rPr>
+          <w:b/>
+        </w:rPr>
+        <w:t>evidence</w:t>
+      </w:r>
+      <w:r>
+        <w:rPr>
+          <w:b w:val="0"/>
+        </w:rPr>
+        <w:t>. Meaning: classify.</w:t>
+      </w:r>
+    </w:p>
+    <w:p>
+      <w:pPr>
+        <w:pStyle w:val="Heading3"/>
+      </w:pPr>
+      <w:r>
+        <w:t>The case to investigate</w:t>
+      </w:r>
+    </w:p>
+    <w:p>
+      <w:pPr>
+        <w:spacing w:line="336" w:lineRule="auto" w:after="180"/>
+        <w:shd w:fill="F1F6FC"/>
+      </w:pPr>
+      <w:r>
+        <w:rPr>
+          <w:b w:val="0"/>
+        </w:rPr>
         <w:t>CASE 2 — Toy ball  Clue: toy and sports overlap. Meaning: review purpose.</w:t>
       </w:r>
     </w:p>
     <w:p>
-      <w:r>
+      <w:pPr>
+        <w:pStyle w:val="Heading3"/>
+      </w:pPr>
+      <w:r>
+        <w:t>The case to investigate</w:t>
+      </w:r>
+    </w:p>
+    <w:p>
+      <w:pPr>
+        <w:spacing w:line="336" w:lineRule="auto" w:after="180"/>
+        <w:shd w:fill="F1F6FC"/>
+      </w:pPr>
+      <w:r>
+        <w:rPr>
+          <w:b w:val="0"/>
+        </w:rPr>
         <w:t>CASE 3 — Covered object  Clue: important features hidden. Meaning: need more info.</w:t>
       </w:r>
     </w:p>
     <w:p>
-      <w:r>
+      <w:pPr>
+        <w:pStyle w:val="Heading3"/>
+      </w:pPr>
+      <w:r>
+        <w:t>The case to investigate</w:t>
+      </w:r>
+    </w:p>
+    <w:p>
+      <w:pPr>
+        <w:spacing w:line="336" w:lineRule="auto" w:after="180"/>
+        <w:shd w:fill="F1F6FC"/>
+      </w:pPr>
+      <w:r>
+        <w:rPr>
+          <w:b w:val="0"/>
+        </w:rPr>
         <w:t>CASE 4 — Personal item  Clue: high consequence if wrong. Meaning: adult review.</w:t>
       </w:r>
     </w:p>
     <w:p>
-      <w:r>
-        <w:t>BOUNDARY  Responsible uncertainty is informative and actionable, not a blank refusal.</w:t>
-      </w:r>
-    </w:p>
-    <w:p>
-      <w:r>
-        <w:t>Which two pictures are easiest to confuse? What evidence separates them?</w:t>
-      </w:r>
-    </w:p>
-    <w:p>
       <w:pPr>
         <w:pStyle w:val="Heading3"/>
       </w:pPr>
       <w:r>
+        <w:t>Keep this boundary clear</w:t>
+      </w:r>
+    </w:p>
+    <w:p>
+      <w:pPr>
+        <w:spacing w:line="336" w:lineRule="auto" w:after="180"/>
+        <w:shd w:fill="FFF5E6"/>
+      </w:pPr>
+      <w:r>
+        <w:rPr>
+          <w:b w:val="0"/>
+        </w:rPr>
+        <w:t xml:space="preserve">BOUNDARY  Responsible </w:t>
+      </w:r>
+      <w:r>
+        <w:rPr>
+          <w:b/>
+        </w:rPr>
+        <w:t>uncertainty</w:t>
+      </w:r>
+      <w:r>
+        <w:rPr>
+          <w:b w:val="0"/>
+        </w:rPr>
+        <w:t xml:space="preserve"> is informative and actionable, not a blank refusal.</w:t>
+      </w:r>
+    </w:p>
+    <w:p>
+      <w:pPr>
+        <w:spacing w:line="336" w:lineRule="auto" w:after="180"/>
+        <w:shd w:fill="F5F1FB"/>
+      </w:pPr>
+      <w:r>
+        <w:rPr>
+          <w:b w:val="0"/>
+        </w:rPr>
+        <w:t xml:space="preserve">Which two pictures are easiest to confuse? What </w:t>
+      </w:r>
+      <w:r>
+        <w:rPr>
+          <w:b/>
+        </w:rPr>
+        <w:t>evidence</w:t>
+      </w:r>
+      <w:r>
+        <w:rPr>
+          <w:b w:val="0"/>
+        </w:rPr>
+        <w:t xml:space="preserve"> separates them?</w:t>
+      </w:r>
+    </w:p>
+    <w:p>
+      <w:pPr>
+        <w:pStyle w:val="Heading3"/>
+      </w:pPr>
+      <w:r>
         <w:t>Change one thing in the pictured case</w:t>
       </w:r>
     </w:p>
     <w:p>
-      <w:r>
+      <w:pPr>
+        <w:pStyle w:val="Heading3"/>
+      </w:pPr>
+      <w:r>
+        <w:t>Change one thing</w:t>
+      </w:r>
+    </w:p>
+    <w:p>
+      <w:pPr>
+        <w:spacing w:line="336" w:lineRule="auto" w:after="180"/>
+        <w:shd w:fill="F5F1FB"/>
+      </w:pPr>
+      <w:r>
+        <w:rPr>
+          <w:b w:val="0"/>
+        </w:rPr>
         <w:t>Change: Narrow B’s possibilities to 6 or 7 cm.</w:t>
       </w:r>
     </w:p>
     <w:p>
-      <w:r>
-        <w:t>Prediction: Both fail the width limit; rejection no longer depends on resolving their difference.</w:t>
-      </w:r>
-    </w:p>
-    <w:p>
-      <w:r>
+      <w:pPr>
+        <w:pStyle w:val="Heading3"/>
+      </w:pPr>
+      <w:r>
+        <w:t>Predicted result</w:t>
+      </w:r>
+    </w:p>
+    <w:p>
+      <w:pPr>
+        <w:spacing w:line="336" w:lineRule="auto" w:after="180"/>
+        <w:shd w:fill="F1F6FC"/>
+      </w:pPr>
+      <w:r>
+        <w:rPr>
+          <w:b/>
+        </w:rPr>
+        <w:t>Prediction</w:t>
+      </w:r>
+      <w:r>
+        <w:rPr>
+          <w:b w:val="0"/>
+        </w:rPr>
+        <w:t>: Both fail the width limit; rejection no longer depends on resolving their difference.</w:t>
+      </w:r>
+    </w:p>
+    <w:p>
+      <w:pPr>
+        <w:pStyle w:val="Heading3"/>
+      </w:pPr>
+      <w:r>
+        <w:t>Why the result follows</w:t>
+      </w:r>
+    </w:p>
+    <w:p>
+      <w:pPr>
+        <w:spacing w:line="336" w:lineRule="auto" w:after="180"/>
+        <w:shd w:fill="F1F6FC"/>
+      </w:pPr>
+      <w:r>
+        <w:rPr>
+          <w:b w:val="0"/>
+        </w:rPr>
         <w:t>Reason: All remaining possibilities lead to the same decision.</w:t>
       </w:r>
     </w:p>
@@ -886,6 +1830,17 @@
     </w:p>
     <w:p>
       <w:r>
+        <w:t>Use the vocabulary of Boundaries and 'Not Sure' to explain a concrete decision, rather than only memorising definitions.</w:t>
+      </w:r>
+    </w:p>
+    <w:p>
+      <w:pPr>
+        <w:spacing w:line="336" w:lineRule="auto" w:after="180"/>
+      </w:pPr>
+      <w:r>
+        <w:rPr>
+          <w:b/>
+        </w:rPr>
         <w:t>VOCABULARY</w:t>
       </w:r>
     </w:p>
@@ -898,7 +1853,13 @@
       </w:r>
     </w:p>
     <w:p>
-      <w:r>
+      <w:pPr>
+        <w:spacing w:line="336" w:lineRule="auto" w:after="180"/>
+      </w:pPr>
+      <w:r>
+        <w:rPr>
+          <w:b w:val="0"/>
+        </w:rPr>
         <w:t>The badge is a memory cue; the definition does the real thinking work.</w:t>
       </w:r>
     </w:p>
@@ -1222,17 +2183,57 @@
       </w:r>
     </w:p>
     <w:p>
-      <w:r>
+      <w:pPr>
+        <w:pStyle w:val="Heading3"/>
+      </w:pPr>
+      <w:r>
+        <w:t>Find the unsupported claim</w:t>
+      </w:r>
+    </w:p>
+    <w:p>
+      <w:pPr>
+        <w:spacing w:line="336" w:lineRule="auto" w:after="180"/>
+        <w:shd w:fill="F5F1FB"/>
+      </w:pPr>
+      <w:r>
+        <w:rPr>
+          <w:b w:val="0"/>
+        </w:rPr>
         <w:t>CLAIM TO REPAIR  A good system must always choose one label.</w:t>
       </w:r>
     </w:p>
     <w:p>
-      <w:r>
-        <w:t>Use one vocabulary word and one piece of evidence to repair it:</w:t>
-      </w:r>
-    </w:p>
-    <w:p>
-      <w:r>
+      <w:pPr>
+        <w:spacing w:line="336" w:lineRule="auto" w:after="180"/>
+      </w:pPr>
+      <w:r>
+        <w:rPr>
+          <w:b w:val="0"/>
+        </w:rPr>
+        <w:t xml:space="preserve">Use one vocabulary word and one piece of </w:t>
+      </w:r>
+      <w:r>
+        <w:rPr>
+          <w:b/>
+        </w:rPr>
+        <w:t>evidence</w:t>
+      </w:r>
+      <w:r>
+        <w:rPr>
+          <w:b w:val="0"/>
+        </w:rPr>
+        <w:t xml:space="preserve"> to repair it:</w:t>
+      </w:r>
+    </w:p>
+    <w:p>
+      <w:pPr>
+        <w:spacing w:line="336" w:lineRule="auto" w:after="180"/>
+        <w:shd w:fill="EDF7F3"/>
+      </w:pPr>
+      <w:r>
+        <w:rPr>
+          <w:b w:val="0"/>
+        </w:rPr>
         <w:t>WORD POWER  A strong definition helps you decide something in a new case.</w:t>
       </w:r>
     </w:p>
@@ -1378,6 +2379,17 @@
     </w:p>
     <w:p>
       <w:r>
+        <w:t>Follow the worked trace for Boundaries and 'Not Sure', predict a step, then compare with its explanation.</w:t>
+      </w:r>
+    </w:p>
+    <w:p>
+      <w:pPr>
+        <w:spacing w:line="336" w:lineRule="auto" w:after="180"/>
+      </w:pPr>
+      <w:r>
+        <w:rPr>
+          <w:b/>
+        </w:rPr>
         <w:t>WORKED EXAMPLE</w:t>
       </w:r>
     </w:p>
@@ -1390,8 +2402,26 @@
       </w:r>
     </w:p>
     <w:p>
-      <w:r>
-        <w:t>Every step connects a claim to observable evidence.</w:t>
+      <w:pPr>
+        <w:spacing w:line="336" w:lineRule="auto" w:after="180"/>
+      </w:pPr>
+      <w:r>
+        <w:rPr>
+          <w:b w:val="0"/>
+        </w:rPr>
+        <w:t xml:space="preserve">Every step connects a claim to observable </w:t>
+      </w:r>
+      <w:r>
+        <w:rPr>
+          <w:b/>
+        </w:rPr>
+        <w:t>evidence</w:t>
+      </w:r>
+      <w:r>
+        <w:rPr>
+          <w:b w:val="0"/>
+        </w:rPr>
+        <w:t>.</w:t>
       </w:r>
     </w:p>
     <w:p>
@@ -1431,38 +2461,201 @@
       </w:r>
     </w:p>
     <w:p>
-      <w:r>
+      <w:pPr>
+        <w:pStyle w:val="Heading3"/>
+      </w:pPr>
+      <w:r>
+        <w:t>The case to investigate</w:t>
+      </w:r>
+    </w:p>
+    <w:p>
+      <w:pPr>
+        <w:spacing w:line="336" w:lineRule="auto" w:after="180"/>
+        <w:shd w:fill="F1F6FC"/>
+      </w:pPr>
+      <w:r>
+        <w:rPr>
+          <w:b w:val="0"/>
+        </w:rPr>
         <w:t>CASE  A soft toy shaped like a ball may fit toy, sports, or comfort-item bins depending on the sorter's purpose.</w:t>
       </w:r>
     </w:p>
     <w:p>
-      <w:r>
+      <w:pPr>
+        <w:pStyle w:val="Heading3"/>
+      </w:pPr>
+      <w:r>
+        <w:t>Step 1</w:t>
+      </w:r>
+    </w:p>
+    <w:p>
+      <w:pPr>
+        <w:spacing w:line="336" w:lineRule="auto" w:after="180"/>
+        <w:shd w:fill="F4F9FC"/>
+      </w:pPr>
+      <w:r>
+        <w:rPr>
+          <w:b w:val="0"/>
+        </w:rPr>
         <w:t>STEP 1 — OBSERVE  features with incomplete or conflicting clues</w:t>
       </w:r>
     </w:p>
     <w:p>
-      <w:r>
-        <w:t>STEP 2 — TRACE  compare evidence with category boundaries</w:t>
-      </w:r>
-    </w:p>
-    <w:p>
-      <w:r>
-        <w:t>STEP 3 — CONCLUDE  category, not sure, or request more information</w:t>
-      </w:r>
-    </w:p>
-    <w:p>
-      <w:r>
-        <w:t>MODEL REASONING  A useful not-sure result is specific: it states which categories compete, what evidence is missing, and who or what should supply it. Abstention reduces forced errors but should not become an excuse to avoid all decisions.</w:t>
-      </w:r>
-    </w:p>
-    <w:p>
-      <w:r>
-        <w:t>DO NOT OVERCLAIM  Responsible uncertainty is informative and actionable, not a blank refusal.</w:t>
-      </w:r>
-    </w:p>
-    <w:p>
-      <w:r>
-        <w:t>What new evidence could change this answer?</w:t>
+      <w:pPr>
+        <w:pStyle w:val="Heading3"/>
+      </w:pPr>
+      <w:r>
+        <w:t>Step 2</w:t>
+      </w:r>
+    </w:p>
+    <w:p>
+      <w:pPr>
+        <w:spacing w:line="336" w:lineRule="auto" w:after="180"/>
+        <w:shd w:fill="F4F9FC"/>
+      </w:pPr>
+      <w:r>
+        <w:rPr>
+          <w:b w:val="0"/>
+        </w:rPr>
+        <w:t xml:space="preserve">STEP 2 — TRACE  compare </w:t>
+      </w:r>
+      <w:r>
+        <w:rPr>
+          <w:b/>
+        </w:rPr>
+        <w:t>evidence</w:t>
+      </w:r>
+      <w:r>
+        <w:rPr>
+          <w:b w:val="0"/>
+        </w:rPr>
+        <w:t xml:space="preserve"> with category boundaries</w:t>
+      </w:r>
+    </w:p>
+    <w:p>
+      <w:pPr>
+        <w:pStyle w:val="Heading3"/>
+      </w:pPr>
+      <w:r>
+        <w:t>Step 3</w:t>
+      </w:r>
+    </w:p>
+    <w:p>
+      <w:pPr>
+        <w:spacing w:line="336" w:lineRule="auto" w:after="180"/>
+        <w:shd w:fill="F4F9FC"/>
+      </w:pPr>
+      <w:r>
+        <w:rPr>
+          <w:b w:val="0"/>
+        </w:rPr>
+        <w:t xml:space="preserve">STEP 3 — CONCLUDE  category, not sure, or request </w:t>
+      </w:r>
+      <w:r>
+        <w:rPr>
+          <w:b/>
+        </w:rPr>
+        <w:t>more information</w:t>
+      </w:r>
+    </w:p>
+    <w:p>
+      <w:pPr>
+        <w:pStyle w:val="Heading3"/>
+      </w:pPr>
+      <w:r>
+        <w:t>Model answer</w:t>
+      </w:r>
+    </w:p>
+    <w:p>
+      <w:pPr>
+        <w:spacing w:line="336" w:lineRule="auto" w:after="180"/>
+        <w:shd w:fill="F1F6FC"/>
+      </w:pPr>
+      <w:r>
+        <w:rPr>
+          <w:b w:val="0"/>
+        </w:rPr>
+        <w:t xml:space="preserve">MODEL REASONING  A useful not-sure result is specific: it states which categories compete, what </w:t>
+      </w:r>
+      <w:r>
+        <w:rPr>
+          <w:b/>
+        </w:rPr>
+        <w:t>evidence</w:t>
+      </w:r>
+      <w:r>
+        <w:rPr>
+          <w:b w:val="0"/>
+        </w:rPr>
+        <w:t xml:space="preserve"> is missing, and who or what should supply it.</w:t>
+      </w:r>
+    </w:p>
+    <w:p>
+      <w:pPr>
+        <w:spacing w:line="336" w:lineRule="auto" w:after="180"/>
+        <w:shd w:fill="F1F6FC"/>
+      </w:pPr>
+      <w:r>
+        <w:rPr>
+          <w:b w:val="0"/>
+        </w:rPr>
+        <w:t>Abstention reduces forced errors but should not become an excuse to avoid all decisions.</w:t>
+      </w:r>
+    </w:p>
+    <w:p>
+      <w:pPr>
+        <w:pStyle w:val="Heading3"/>
+      </w:pPr>
+      <w:r>
+        <w:t>A claim to avoid</w:t>
+      </w:r>
+    </w:p>
+    <w:p>
+      <w:pPr>
+        <w:spacing w:line="336" w:lineRule="auto" w:after="180"/>
+        <w:shd w:fill="FFF5E6"/>
+      </w:pPr>
+      <w:r>
+        <w:rPr>
+          <w:b w:val="0"/>
+        </w:rPr>
+        <w:t xml:space="preserve">DO NOT OVERCLAIM  Responsible </w:t>
+      </w:r>
+      <w:r>
+        <w:rPr>
+          <w:b/>
+        </w:rPr>
+        <w:t>uncertainty</w:t>
+      </w:r>
+      <w:r>
+        <w:rPr>
+          <w:b w:val="0"/>
+        </w:rPr>
+        <w:t xml:space="preserve"> is informative and actionable, not a blank refusal.</w:t>
+      </w:r>
+    </w:p>
+    <w:p>
+      <w:pPr>
+        <w:spacing w:line="336" w:lineRule="auto" w:after="180"/>
+        <w:shd w:fill="F5F1FB"/>
+      </w:pPr>
+      <w:r>
+        <w:rPr>
+          <w:b w:val="0"/>
+        </w:rPr>
+        <w:t xml:space="preserve">What new </w:t>
+      </w:r>
+      <w:r>
+        <w:rPr>
+          <w:b/>
+        </w:rPr>
+        <w:t>evidence</w:t>
+      </w:r>
+      <w:r>
+        <w:rPr>
+          <w:b w:val="0"/>
+        </w:rPr>
+        <w:t xml:space="preserve"> could change this answer?</w:t>
       </w:r>
     </w:p>
     <w:p>
@@ -1649,25 +2842,169 @@
       </w:tr>
     </w:tbl>
     <w:p>
-      <w:r>
-        <w:t>A review request should carry the original input, model version, unresolved issue and any predictions already made. Name the evidence to seek and the person responsible for checking it. A reviewer needs access to relevant evidence and a clear task; being human does not make an unsupported guess correct.</w:t>
-      </w:r>
-    </w:p>
-    <w:p>
-      <w:r>
-        <w:t>After review, record what was checked and what changed. If a reliable new reading establishes 6 cm, the model predicts tall. If the record is still unreadable, keep no prediction with reason unresolved height. Do not replace the original record without retaining the reason for the correction.</w:t>
-      </w:r>
-    </w:p>
-    <w:p>
       <w:pPr>
         <w:pStyle w:val="Heading3"/>
       </w:pPr>
       <w:r>
+        <w:t>Worked explanation · Boundaries and 'Not Sure'</w:t>
+      </w:r>
+    </w:p>
+    <w:p>
+      <w:pPr>
+        <w:spacing w:line="336" w:lineRule="auto" w:after="180"/>
+        <w:shd w:fill="F1F6FC"/>
+      </w:pPr>
+      <w:r>
+        <w:rPr>
+          <w:b w:val="0"/>
+        </w:rPr>
+        <w:t xml:space="preserve">A review request should carry the original </w:t>
+      </w:r>
+      <w:r>
+        <w:rPr>
+          <w:b/>
+        </w:rPr>
+        <w:t>input</w:t>
+      </w:r>
+      <w:r>
+        <w:rPr>
+          <w:b w:val="0"/>
+        </w:rPr>
+        <w:t xml:space="preserve">, model version, </w:t>
+      </w:r>
+      <w:r>
+        <w:rPr>
+          <w:b/>
+        </w:rPr>
+        <w:t>unresolved</w:t>
+      </w:r>
+      <w:r>
+        <w:rPr>
+          <w:b w:val="0"/>
+        </w:rPr>
+        <w:t xml:space="preserve"> issue and any </w:t>
+      </w:r>
+      <w:r>
+        <w:rPr>
+          <w:b/>
+        </w:rPr>
+        <w:t>prediction</w:t>
+      </w:r>
+      <w:r>
+        <w:rPr>
+          <w:b w:val="0"/>
+        </w:rPr>
+        <w:t xml:space="preserve">s already made. Name the </w:t>
+      </w:r>
+      <w:r>
+        <w:rPr>
+          <w:b/>
+        </w:rPr>
+        <w:t>evidence</w:t>
+      </w:r>
+      <w:r>
+        <w:rPr>
+          <w:b w:val="0"/>
+        </w:rPr>
+        <w:t xml:space="preserve"> to seek and the person responsible for checking it.</w:t>
+      </w:r>
+    </w:p>
+    <w:p>
+      <w:pPr>
+        <w:spacing w:line="336" w:lineRule="auto" w:after="180"/>
+        <w:shd w:fill="F1F6FC"/>
+      </w:pPr>
+      <w:r>
+        <w:rPr>
+          <w:b w:val="0"/>
+        </w:rPr>
+        <w:t xml:space="preserve">A reviewer needs access to relevant </w:t>
+      </w:r>
+      <w:r>
+        <w:rPr>
+          <w:b/>
+        </w:rPr>
+        <w:t>evidence</w:t>
+      </w:r>
+      <w:r>
+        <w:rPr>
+          <w:b w:val="0"/>
+        </w:rPr>
+        <w:t xml:space="preserve"> and a clear task; being human does not make an unsupported guess correct.</w:t>
+      </w:r>
+    </w:p>
+    <w:p>
+      <w:pPr>
+        <w:pStyle w:val="Heading3"/>
+      </w:pPr>
+      <w:r>
+        <w:t>Worked explanation · Boundaries and 'Not Sure'</w:t>
+      </w:r>
+    </w:p>
+    <w:p>
+      <w:pPr>
+        <w:spacing w:line="336" w:lineRule="auto" w:after="180"/>
+        <w:shd w:fill="F1F6FC"/>
+      </w:pPr>
+      <w:r>
+        <w:rPr>
+          <w:b w:val="0"/>
+        </w:rPr>
+        <w:t xml:space="preserve">After review, record what was checked and what changed. If a reliable new reading establishes 6 cm, the model predicts tall. If the record is still unreadable, keep no </w:t>
+      </w:r>
+      <w:r>
+        <w:rPr>
+          <w:b/>
+        </w:rPr>
+        <w:t>prediction</w:t>
+      </w:r>
+      <w:r>
+        <w:rPr>
+          <w:b w:val="0"/>
+        </w:rPr>
+        <w:t xml:space="preserve"> with reason </w:t>
+      </w:r>
+      <w:r>
+        <w:rPr>
+          <w:b/>
+        </w:rPr>
+        <w:t>unresolved</w:t>
+      </w:r>
+      <w:r>
+        <w:rPr>
+          <w:b w:val="0"/>
+        </w:rPr>
+        <w:t xml:space="preserve"> height.</w:t>
+      </w:r>
+    </w:p>
+    <w:p>
+      <w:pPr>
+        <w:spacing w:line="336" w:lineRule="auto" w:after="180"/>
+        <w:shd w:fill="F1F6FC"/>
+      </w:pPr>
+      <w:r>
+        <w:rPr>
+          <w:b w:val="0"/>
+        </w:rPr>
+        <w:t>Do not replace the original record without retaining the reason for the correction.</w:t>
+      </w:r>
+    </w:p>
+    <w:p>
+      <w:pPr>
+        <w:pStyle w:val="Heading3"/>
+      </w:pPr>
+      <w:r>
         <w:t>Learn from the worked case</w:t>
       </w:r>
     </w:p>
     <w:p>
-      <w:r>
+      <w:pPr>
+        <w:spacing w:line="336" w:lineRule="auto" w:after="180"/>
+      </w:pPr>
+      <w:r>
+        <w:rPr>
+          <w:b w:val="0"/>
+        </w:rPr>
         <w:t>Cover the result before checking it. Say what is given, choose the procedure, and follow one step at a time. Then uncover the result and explain your first mismatch. Ask why a step is allowed, not only what number it produces.</w:t>
       </w:r>
     </w:p>
@@ -1680,7 +3017,13 @@
       </w:r>
     </w:p>
     <w:p>
-      <w:r>
+      <w:pPr>
+        <w:spacing w:line="336" w:lineRule="auto" w:after="180"/>
+      </w:pPr>
+      <w:r>
+        <w:rPr>
+          <w:b w:val="0"/>
+        </w:rPr>
         <w:t>A fictional cubby selector accepts a block if width is at most 5 cm.</w:t>
       </w:r>
     </w:p>
@@ -1693,12 +3036,42 @@
       </w:r>
     </w:p>
     <w:p>
-      <w:r>
+      <w:pPr>
+        <w:pStyle w:val="Heading3"/>
+      </w:pPr>
+      <w:r>
+        <w:t>Supplied facts</w:t>
+      </w:r>
+    </w:p>
+    <w:p>
+      <w:pPr>
+        <w:spacing w:line="336" w:lineRule="auto" w:after="180"/>
+        <w:shd w:fill="F1F6FC"/>
+      </w:pPr>
+      <w:r>
+        <w:rPr>
+          <w:b w:val="0"/>
+        </w:rPr>
         <w:t>An unclear measurement means Block A is either 4 or 5 cm; Block B is either 5 or 6 cm.</w:t>
       </w:r>
     </w:p>
     <w:p>
-      <w:r>
+      <w:pPr>
+        <w:pStyle w:val="Heading3"/>
+      </w:pPr>
+      <w:r>
+        <w:t>Supplied facts</w:t>
+      </w:r>
+    </w:p>
+    <w:p>
+      <w:pPr>
+        <w:spacing w:line="336" w:lineRule="auto" w:after="180"/>
+        <w:shd w:fill="F1F6FC"/>
+      </w:pPr>
+      <w:r>
+        <w:rPr>
+          <w:b w:val="0"/>
+        </w:rPr>
         <w:t>These complete possibility sets contain all widths under consideration. Other dimensions are known to fit.</w:t>
       </w:r>
     </w:p>
@@ -1920,30 +3293,144 @@
       </w:r>
     </w:p>
     <w:p>
-      <w:r>
-        <w:t>Uncertainty about a number need not always create uncertainty about the decision. Every allowed width for A fits, so its width uncertainty does not affect acceptance. B straddles the boundary. Record both possibilities and request a better measurement instead of selecting the one that makes a preferred outcome.</w:t>
-      </w:r>
-    </w:p>
-    <w:p>
       <w:pPr>
         <w:pStyle w:val="Heading3"/>
       </w:pPr>
       <w:r>
+        <w:t>Why the result follows</w:t>
+      </w:r>
+    </w:p>
+    <w:p>
+      <w:pPr>
+        <w:spacing w:line="336" w:lineRule="auto" w:after="180"/>
+        <w:shd w:fill="F1F6FC"/>
+      </w:pPr>
+      <w:r>
+        <w:rPr>
+          <w:b/>
+        </w:rPr>
+        <w:t>Uncertainty</w:t>
+      </w:r>
+      <w:r>
+        <w:rPr>
+          <w:b w:val="0"/>
+        </w:rPr>
+        <w:t xml:space="preserve"> about a number need not always create </w:t>
+      </w:r>
+      <w:r>
+        <w:rPr>
+          <w:b/>
+        </w:rPr>
+        <w:t>uncertainty</w:t>
+      </w:r>
+      <w:r>
+        <w:rPr>
+          <w:b w:val="0"/>
+        </w:rPr>
+        <w:t xml:space="preserve"> about the decision. Every allowed width for A fits, so its width </w:t>
+      </w:r>
+      <w:r>
+        <w:rPr>
+          <w:b/>
+        </w:rPr>
+        <w:t>uncertainty</w:t>
+      </w:r>
+      <w:r>
+        <w:rPr>
+          <w:b w:val="0"/>
+        </w:rPr>
+        <w:t xml:space="preserve"> does not affect acceptance. B straddles the boundary.</w:t>
+      </w:r>
+    </w:p>
+    <w:p>
+      <w:pPr>
+        <w:spacing w:line="336" w:lineRule="auto" w:after="180"/>
+        <w:shd w:fill="F1F6FC"/>
+      </w:pPr>
+      <w:r>
+        <w:rPr>
+          <w:b w:val="0"/>
+        </w:rPr>
+        <w:t>Record both possibilities and request a better measurement instead of selecting the one that makes a preferred outcome.</w:t>
+      </w:r>
+    </w:p>
+    <w:p>
+      <w:pPr>
+        <w:pStyle w:val="Heading3"/>
+      </w:pPr>
+      <w:r>
         <w:t>What this example does not establish</w:t>
       </w:r>
     </w:p>
     <w:p>
-      <w:r>
-        <w:t>A review path is not automatically accurate; its conclusion depends on relevant, better evidence.</w:t>
-      </w:r>
-    </w:p>
-    <w:p>
-      <w:r>
+      <w:pPr>
+        <w:pStyle w:val="Heading3"/>
+      </w:pPr>
+      <w:r>
+        <w:t>Keep the stated limit</w:t>
+      </w:r>
+    </w:p>
+    <w:p>
+      <w:pPr>
+        <w:spacing w:line="336" w:lineRule="auto" w:after="180"/>
+        <w:shd w:fill="FFF5E6"/>
+      </w:pPr>
+      <w:r>
+        <w:rPr>
+          <w:b w:val="0"/>
+        </w:rPr>
+        <w:t xml:space="preserve">A review path is not automatically accurate; its conclusion depends on relevant, better </w:t>
+      </w:r>
+      <w:r>
+        <w:rPr>
+          <w:b/>
+        </w:rPr>
+        <w:t>evidence</w:t>
+      </w:r>
+      <w:r>
+        <w:rPr>
+          <w:b w:val="0"/>
+        </w:rPr>
+        <w:t>.</w:t>
+      </w:r>
+    </w:p>
+    <w:p>
+      <w:pPr>
+        <w:pStyle w:val="Heading3"/>
+      </w:pPr>
+      <w:r>
+        <w:t>Keep the stated limit</w:t>
+      </w:r>
+    </w:p>
+    <w:p>
+      <w:pPr>
+        <w:spacing w:line="336" w:lineRule="auto" w:after="180"/>
+        <w:shd w:fill="FFF5E6"/>
+      </w:pPr>
+      <w:r>
+        <w:rPr>
+          <w:b w:val="0"/>
+        </w:rPr>
         <w:t>Read the labelled picture: Which original block needs a better width before accepting or rejecting it? What should the reviewer do?</w:t>
       </w:r>
     </w:p>
     <w:p>
-      <w:r>
+      <w:pPr>
+        <w:pStyle w:val="Heading3"/>
+      </w:pPr>
+      <w:r>
+        <w:t>Keep the stated limit</w:t>
+      </w:r>
+    </w:p>
+    <w:p>
+      <w:pPr>
+        <w:spacing w:line="336" w:lineRule="auto" w:after="180"/>
+        <w:shd w:fill="FFF5E6"/>
+      </w:pPr>
+      <w:r>
+        <w:rPr>
+          <w:b w:val="0"/>
+        </w:rPr>
         <w:t>Change one thing: Narrow B’s possibilities to 6 or 7 cm. Predict the result before checking the explanation. What remains the same?</w:t>
       </w:r>
     </w:p>
@@ -1957,6 +3444,17 @@
     </w:p>
     <w:p>
       <w:r>
+        <w:t>Find the unsupported step in the Boundaries and 'Not Sure' claim and explain a repair using the supplied evidence.</w:t>
+      </w:r>
+    </w:p>
+    <w:p>
+      <w:pPr>
+        <w:spacing w:line="336" w:lineRule="auto" w:after="180"/>
+      </w:pPr>
+      <w:r>
+        <w:rPr>
+          <w:b/>
+        </w:rPr>
         <w:t>COMPARE</w:t>
       </w:r>
     </w:p>
@@ -1969,7 +3467,13 @@
       </w:r>
     </w:p>
     <w:p>
-      <w:r>
+      <w:pPr>
+        <w:spacing w:line="336" w:lineRule="auto" w:after="180"/>
+      </w:pPr>
+      <w:r>
+        <w:rPr>
+          <w:b w:val="0"/>
+        </w:rPr>
         <w:t>A comparison helps reveal the true concept boundary.</w:t>
       </w:r>
     </w:p>
@@ -2157,53 +3661,244 @@
       </w:r>
     </w:p>
     <w:p>
-      <w:r>
+      <w:pPr>
+        <w:pStyle w:val="Heading3"/>
+      </w:pPr>
+      <w:r>
+        <w:t>Challenge claim A</w:t>
+      </w:r>
+    </w:p>
+    <w:p>
+      <w:pPr>
+        <w:spacing w:line="336" w:lineRule="auto" w:after="180"/>
+        <w:shd w:fill="F5F1FB"/>
+      </w:pPr>
+      <w:r>
+        <w:rPr>
+          <w:b w:val="0"/>
+        </w:rPr>
         <w:t>CLAIM A  A good system must always choose one label.</w:t>
       </w:r>
     </w:p>
     <w:p>
-      <w:r>
+      <w:pPr>
+        <w:spacing w:line="336" w:lineRule="auto" w:after="180"/>
+      </w:pPr>
+      <w:r>
+        <w:rPr>
+          <w:b w:val="0"/>
+        </w:rPr>
         <w:t>Repair:</w:t>
       </w:r>
     </w:p>
     <w:p>
-      <w:r>
+      <w:pPr>
+        <w:pStyle w:val="Heading3"/>
+      </w:pPr>
+      <w:r>
+        <w:t>Challenge claim B</w:t>
+      </w:r>
+    </w:p>
+    <w:p>
+      <w:pPr>
+        <w:spacing w:line="336" w:lineRule="auto" w:after="180"/>
+        <w:shd w:fill="F5F1FB"/>
+      </w:pPr>
+      <w:r>
+        <w:rPr>
+          <w:b w:val="0"/>
+        </w:rPr>
         <w:t>CLAIM B  Not sure means the system failed completely.</w:t>
       </w:r>
     </w:p>
     <w:p>
-      <w:r>
+      <w:pPr>
+        <w:spacing w:line="336" w:lineRule="auto" w:after="180"/>
+      </w:pPr>
+      <w:r>
+        <w:rPr>
+          <w:b w:val="0"/>
+        </w:rPr>
         <w:t>Repair:</w:t>
       </w:r>
     </w:p>
     <w:p>
-      <w:r>
-        <w:t>STRONG ANSWER FRAME  I claim ______ because the evidence shows ______. The process is ______. One limit is ______.</w:t>
-      </w:r>
-    </w:p>
-    <w:p>
       <w:pPr>
         <w:pStyle w:val="Heading3"/>
       </w:pPr>
       <w:r>
+        <w:t>A frame for explaining</w:t>
+      </w:r>
+    </w:p>
+    <w:p>
+      <w:pPr>
+        <w:spacing w:line="336" w:lineRule="auto" w:after="180"/>
+        <w:shd w:fill="F1F6FC"/>
+      </w:pPr>
+      <w:r>
+        <w:rPr>
+          <w:b w:val="0"/>
+        </w:rPr>
+        <w:t xml:space="preserve">STRONG ANSWER FRAME  I claim ______ because the </w:t>
+      </w:r>
+      <w:r>
+        <w:rPr>
+          <w:b/>
+        </w:rPr>
+        <w:t>evidence</w:t>
+      </w:r>
+      <w:r>
+        <w:rPr>
+          <w:b w:val="0"/>
+        </w:rPr>
+        <w:t xml:space="preserve"> shows ______. The </w:t>
+      </w:r>
+      <w:r>
+        <w:rPr>
+          <w:b/>
+        </w:rPr>
+        <w:t>process</w:t>
+      </w:r>
+      <w:r>
+        <w:rPr>
+          <w:b w:val="0"/>
+        </w:rPr>
+        <w:t xml:space="preserve"> is ______. One limit is ______.</w:t>
+      </w:r>
+    </w:p>
+    <w:p>
+      <w:pPr>
+        <w:pStyle w:val="Heading3"/>
+      </w:pPr>
+      <w:r>
         <w:t>A closer explanation</w:t>
       </w:r>
     </w:p>
     <w:p>
-      <w:r>
-        <w:t>A deterministic model repeats the same prediction for the same input and settings. Ten identical runs do not give ten independent measurements of a smudged digit. Several models can also share a feature gap, training examples or mistaken assumption. Agreement alone is not proof that the prediction is correct.</w:t>
-      </w:r>
-    </w:p>
-    <w:p>
-      <w:r>
-        <w:t>Keep the claim specific: tall under both listed heights, input still unclear, or no category until the measurement is checked. Do not attach a made-up confidence percentage. Evidence about correctness and the meaning of confidence will be developed in Weeks 17 and 18.</w:t>
-      </w:r>
-    </w:p>
-    <w:p>
       <w:pPr>
         <w:pStyle w:val="Heading3"/>
       </w:pPr>
       <w:r>
+        <w:t>Check the claim against the facts</w:t>
+      </w:r>
+    </w:p>
+    <w:p>
+      <w:pPr>
+        <w:spacing w:line="336" w:lineRule="auto" w:after="180"/>
+        <w:shd w:fill="FFF5E6"/>
+      </w:pPr>
+      <w:r>
+        <w:rPr>
+          <w:b w:val="0"/>
+        </w:rPr>
+        <w:t xml:space="preserve">A deterministic model repeats the same </w:t>
+      </w:r>
+      <w:r>
+        <w:rPr>
+          <w:b/>
+        </w:rPr>
+        <w:t>prediction</w:t>
+      </w:r>
+      <w:r>
+        <w:rPr>
+          <w:b w:val="0"/>
+        </w:rPr>
+        <w:t xml:space="preserve"> for the same </w:t>
+      </w:r>
+      <w:r>
+        <w:rPr>
+          <w:b/>
+        </w:rPr>
+        <w:t>input</w:t>
+      </w:r>
+      <w:r>
+        <w:rPr>
+          <w:b w:val="0"/>
+        </w:rPr>
+        <w:t xml:space="preserve"> and settings. Ten identical runs do not give ten independent measurements of a smudged digit.</w:t>
+      </w:r>
+    </w:p>
+    <w:p>
+      <w:pPr>
+        <w:spacing w:line="336" w:lineRule="auto" w:after="180"/>
+        <w:shd w:fill="FFF5E6"/>
+      </w:pPr>
+      <w:r>
+        <w:rPr>
+          <w:b w:val="0"/>
+        </w:rPr>
+        <w:t xml:space="preserve">Several models can also share a feature gap, </w:t>
+      </w:r>
+      <w:r>
+        <w:rPr>
+          <w:b/>
+        </w:rPr>
+        <w:t>training</w:t>
+      </w:r>
+      <w:r>
+        <w:rPr>
+          <w:b w:val="0"/>
+        </w:rPr>
+        <w:t xml:space="preserve"> examples or mistaken assumption. Agreement alone is not proof that the </w:t>
+      </w:r>
+      <w:r>
+        <w:rPr>
+          <w:b/>
+        </w:rPr>
+        <w:t>prediction</w:t>
+      </w:r>
+      <w:r>
+        <w:rPr>
+          <w:b w:val="0"/>
+        </w:rPr>
+        <w:t xml:space="preserve"> is correct.</w:t>
+      </w:r>
+    </w:p>
+    <w:p>
+      <w:pPr>
+        <w:spacing w:line="336" w:lineRule="auto" w:after="180"/>
+      </w:pPr>
+      <w:r>
+        <w:rPr>
+          <w:b w:val="0"/>
+        </w:rPr>
+        <w:t xml:space="preserve">Keep the claim specific: tall under both listed heights, </w:t>
+      </w:r>
+      <w:r>
+        <w:rPr>
+          <w:b/>
+        </w:rPr>
+        <w:t>input</w:t>
+      </w:r>
+      <w:r>
+        <w:rPr>
+          <w:b w:val="0"/>
+        </w:rPr>
+        <w:t xml:space="preserve"> still unclear, or no category until the measurement is checked. Do not attach a made-up confidence percentage.</w:t>
+      </w:r>
+    </w:p>
+    <w:p>
+      <w:pPr>
+        <w:spacing w:line="336" w:lineRule="auto" w:after="180"/>
+      </w:pPr>
+      <w:r>
+        <w:rPr>
+          <w:b/>
+        </w:rPr>
+        <w:t>Evidence</w:t>
+      </w:r>
+      <w:r>
+        <w:rPr>
+          <w:b w:val="0"/>
+        </w:rPr>
+        <w:t xml:space="preserve"> about correctness and the meaning of confidence will be developed in Weeks 17 and 18.</w:t>
+      </w:r>
+    </w:p>
+    <w:p>
+      <w:pPr>
+        <w:pStyle w:val="Heading3"/>
+      </w:pPr>
+      <w:r>
         <w:t>A learner runs the same model ten times on a guessed height and gets tall every time. They say review is no longer needed. Explain what the repetitions establish and name the evidence still needed</w:t>
       </w:r>
     </w:p>
@@ -2237,6 +3932,17 @@
     </w:p>
     <w:p>
       <w:r>
+        <w:t>Practise Boundaries and 'Not Sure' with support, then explain the deciding step in your own words.</w:t>
+      </w:r>
+    </w:p>
+    <w:p>
+      <w:pPr>
+        <w:spacing w:line="336" w:lineRule="auto" w:after="180"/>
+      </w:pPr>
+      <w:r>
+        <w:rPr>
+          <w:b/>
+        </w:rPr>
         <w:t>GUIDED PRACTICE</w:t>
       </w:r>
     </w:p>
@@ -2249,7 +3955,13 @@
       </w:r>
     </w:p>
     <w:p>
-      <w:r>
+      <w:pPr>
+        <w:spacing w:line="336" w:lineRule="auto" w:after="180"/>
+      </w:pPr>
+      <w:r>
+        <w:rPr>
+          <w:b w:val="0"/>
+        </w:rPr>
         <w:t>Use support now so you can succeed independently later.</w:t>
       </w:r>
     </w:p>
@@ -2290,46 +4002,252 @@
       </w:r>
     </w:p>
     <w:p>
-      <w:r>
-        <w:t>Explain how the picture story demonstrates this idea: Overlapping categories create uncertainty; abstaining can be responsible.</w:t>
-      </w:r>
-    </w:p>
-    <w:p>
-      <w:r>
-        <w:t>Use a fresh example to explain boundary case.</w:t>
-      </w:r>
-    </w:p>
-    <w:p>
-      <w:r>
-        <w:t>Trace a new input → process → output example.</w:t>
-      </w:r>
-    </w:p>
-    <w:p>
-      <w:r>
+      <w:pPr>
+        <w:spacing w:line="336" w:lineRule="auto" w:after="180"/>
+      </w:pPr>
+      <w:r>
+        <w:rPr>
+          <w:b w:val="0"/>
+        </w:rPr>
+        <w:t xml:space="preserve">Explain how the picture story demonstrates this idea: Overlapping categories create </w:t>
+      </w:r>
+      <w:r>
+        <w:rPr>
+          <w:b/>
+        </w:rPr>
+        <w:t>uncertainty</w:t>
+      </w:r>
+      <w:r>
+        <w:rPr>
+          <w:b w:val="0"/>
+        </w:rPr>
+        <w:t xml:space="preserve">; </w:t>
+      </w:r>
+      <w:r>
+        <w:rPr>
+          <w:b/>
+        </w:rPr>
+        <w:t>abstain</w:t>
+      </w:r>
+      <w:r>
+        <w:rPr>
+          <w:b w:val="0"/>
+        </w:rPr>
+        <w:t>ing can be responsible.</w:t>
+      </w:r>
+    </w:p>
+    <w:p>
+      <w:pPr>
+        <w:spacing w:line="336" w:lineRule="auto" w:after="180"/>
+      </w:pPr>
+      <w:r>
+        <w:rPr>
+          <w:b w:val="0"/>
+        </w:rPr>
+        <w:t xml:space="preserve">Use a fresh example to explain </w:t>
+      </w:r>
+      <w:r>
+        <w:rPr>
+          <w:b/>
+        </w:rPr>
+        <w:t>boundary case</w:t>
+      </w:r>
+      <w:r>
+        <w:rPr>
+          <w:b w:val="0"/>
+        </w:rPr>
+        <w:t>.</w:t>
+      </w:r>
+    </w:p>
+    <w:p>
+      <w:pPr>
+        <w:spacing w:line="336" w:lineRule="auto" w:after="180"/>
+      </w:pPr>
+      <w:r>
+        <w:rPr>
+          <w:b w:val="0"/>
+        </w:rPr>
+        <w:t xml:space="preserve">Trace a new </w:t>
+      </w:r>
+      <w:r>
+        <w:rPr>
+          <w:b/>
+        </w:rPr>
+        <w:t>input</w:t>
+      </w:r>
+      <w:r>
+        <w:rPr>
+          <w:b w:val="0"/>
+        </w:rPr>
+        <w:t xml:space="preserve"> → </w:t>
+      </w:r>
+      <w:r>
+        <w:rPr>
+          <w:b/>
+        </w:rPr>
+        <w:t>process</w:t>
+      </w:r>
+      <w:r>
+        <w:rPr>
+          <w:b w:val="0"/>
+        </w:rPr>
+        <w:t xml:space="preserve"> → </w:t>
+      </w:r>
+      <w:r>
+        <w:rPr>
+          <w:b/>
+        </w:rPr>
+        <w:t>output</w:t>
+      </w:r>
+      <w:r>
+        <w:rPr>
+          <w:b w:val="0"/>
+        </w:rPr>
+        <w:t xml:space="preserve"> example.</w:t>
+      </w:r>
+    </w:p>
+    <w:p>
+      <w:pPr>
+        <w:spacing w:line="336" w:lineRule="auto" w:after="180"/>
+      </w:pPr>
+      <w:r>
+        <w:rPr>
+          <w:b w:val="0"/>
+        </w:rPr>
         <w:t>Find and repair the error in: Not sure means the system failed completely.</w:t>
       </w:r>
     </w:p>
     <w:p>
-      <w:r>
+      <w:pPr>
+        <w:spacing w:line="336" w:lineRule="auto" w:after="180"/>
+      </w:pPr>
+      <w:r>
+        <w:rPr>
+          <w:b w:val="0"/>
+        </w:rPr>
         <w:t>Invent one edge case and name the safe response.</w:t>
       </w:r>
     </w:p>
     <w:p>
-      <w:r>
-        <w:t>PARTNER CHECK  Point to the evidence. Do not accept an answer that only repeats the vocabulary word.</w:t>
-      </w:r>
-    </w:p>
-    <w:p>
       <w:pPr>
         <w:pStyle w:val="Heading3"/>
       </w:pPr>
       <w:r>
+        <w:t>Check with a partner</w:t>
+      </w:r>
+    </w:p>
+    <w:p>
+      <w:pPr>
+        <w:spacing w:line="336" w:lineRule="auto" w:after="180"/>
+        <w:shd w:fill="F5F1FB"/>
+      </w:pPr>
+      <w:r>
+        <w:rPr>
+          <w:b w:val="0"/>
+        </w:rPr>
+        <w:t xml:space="preserve">PARTNER CHECK  Point to the </w:t>
+      </w:r>
+      <w:r>
+        <w:rPr>
+          <w:b/>
+        </w:rPr>
+        <w:t>evidence</w:t>
+      </w:r>
+      <w:r>
+        <w:rPr>
+          <w:b w:val="0"/>
+        </w:rPr>
+        <w:t>. Do not accept an answer that only repeats the vocabulary word.</w:t>
+      </w:r>
+    </w:p>
+    <w:p>
+      <w:pPr>
+        <w:pStyle w:val="Heading3"/>
+      </w:pPr>
+      <w:r>
         <w:t>A closer explanation</w:t>
       </w:r>
     </w:p>
     <w:p>
-      <w:r>
-        <w:t>Use a written review policy: if stated possible valid heights lead to different predictions, pause the single-category output and request a measurement check. If a required input or its unit is missing, request that information. After the check, apply the model only to a supported valid input; otherwise retain an unresolved outcome.</w:t>
+      <w:pPr>
+        <w:spacing w:line="336" w:lineRule="auto" w:after="180"/>
+      </w:pPr>
+      <w:r>
+        <w:rPr>
+          <w:b w:val="0"/>
+        </w:rPr>
+        <w:t xml:space="preserve">Use a written review policy: if stated possible valid heights lead to different </w:t>
+      </w:r>
+      <w:r>
+        <w:rPr>
+          <w:b/>
+        </w:rPr>
+        <w:t>prediction</w:t>
+      </w:r>
+      <w:r>
+        <w:rPr>
+          <w:b w:val="0"/>
+        </w:rPr>
+        <w:t xml:space="preserve">s, pause the single-category </w:t>
+      </w:r>
+      <w:r>
+        <w:rPr>
+          <w:b/>
+        </w:rPr>
+        <w:t>output</w:t>
+      </w:r>
+      <w:r>
+        <w:rPr>
+          <w:b w:val="0"/>
+        </w:rPr>
+        <w:t xml:space="preserve"> and request a measurement check.</w:t>
+      </w:r>
+    </w:p>
+    <w:p>
+      <w:pPr>
+        <w:spacing w:line="336" w:lineRule="auto" w:after="180"/>
+      </w:pPr>
+      <w:r>
+        <w:rPr>
+          <w:b w:val="0"/>
+        </w:rPr>
+        <w:t xml:space="preserve">If a required </w:t>
+      </w:r>
+      <w:r>
+        <w:rPr>
+          <w:b/>
+        </w:rPr>
+        <w:t>input</w:t>
+      </w:r>
+      <w:r>
+        <w:rPr>
+          <w:b w:val="0"/>
+        </w:rPr>
+        <w:t xml:space="preserve"> or its unit is missing, request that information. After the check, apply the model only to a supported valid </w:t>
+      </w:r>
+      <w:r>
+        <w:rPr>
+          <w:b/>
+        </w:rPr>
+        <w:t>input</w:t>
+      </w:r>
+      <w:r>
+        <w:rPr>
+          <w:b w:val="0"/>
+        </w:rPr>
+        <w:t xml:space="preserve">; otherwise retain an </w:t>
+      </w:r>
+      <w:r>
+        <w:rPr>
+          <w:b/>
+        </w:rPr>
+        <w:t>unresolved</w:t>
+      </w:r>
+      <w:r>
+        <w:rPr>
+          <w:b w:val="0"/>
+        </w:rPr>
+        <w:t xml:space="preserve"> outcome.</w:t>
       </w:r>
     </w:p>
     <w:p>
@@ -2376,8 +4294,61 @@
       </w:r>
     </w:p>
     <w:p>
-      <w:r>
-        <w:t>A review path needs an ending even when evidence cannot be obtained. Repeating the same unsuccessful request forever does not resolve the uncertainty. Record that the case remains unresolved and follow the agreed next step, such as holding the classroom sorting decision until the missing record is supplied.</w:t>
+      <w:pPr>
+        <w:spacing w:line="336" w:lineRule="auto" w:after="180"/>
+      </w:pPr>
+      <w:r>
+        <w:rPr>
+          <w:b w:val="0"/>
+        </w:rPr>
+        <w:t xml:space="preserve">A review path needs an ending even when </w:t>
+      </w:r>
+      <w:r>
+        <w:rPr>
+          <w:b/>
+        </w:rPr>
+        <w:t>evidence</w:t>
+      </w:r>
+      <w:r>
+        <w:rPr>
+          <w:b w:val="0"/>
+        </w:rPr>
+        <w:t xml:space="preserve"> cannot be obtained. Repeating the same unsuccessful request forever does not resolve the </w:t>
+      </w:r>
+      <w:r>
+        <w:rPr>
+          <w:b/>
+        </w:rPr>
+        <w:t>uncertainty</w:t>
+      </w:r>
+      <w:r>
+        <w:rPr>
+          <w:b w:val="0"/>
+        </w:rPr>
+        <w:t>.</w:t>
+      </w:r>
+    </w:p>
+    <w:p>
+      <w:pPr>
+        <w:spacing w:line="336" w:lineRule="auto" w:after="180"/>
+      </w:pPr>
+      <w:r>
+        <w:rPr>
+          <w:b w:val="0"/>
+        </w:rPr>
+        <w:t xml:space="preserve">Record that the case remains </w:t>
+      </w:r>
+      <w:r>
+        <w:rPr>
+          <w:b/>
+        </w:rPr>
+        <w:t>unresolved</w:t>
+      </w:r>
+      <w:r>
+        <w:rPr>
+          <w:b w:val="0"/>
+        </w:rPr>
+        <w:t xml:space="preserve"> and follow the agreed next step, such as holding the classroom sorting decision until the missing record is supplied.</w:t>
       </w:r>
     </w:p>
     <w:p>
@@ -2389,8 +4360,38 @@
       </w:r>
     </w:p>
     <w:p>
-      <w:r>
-        <w:t>Use workbook W2 for the connected example “Uncertainty and review”. First fill the input and rule boxes. Try the middle steps before asking for a hint. After a hint, try the next step yourself.</w:t>
+      <w:pPr>
+        <w:spacing w:line="336" w:lineRule="auto" w:after="180"/>
+      </w:pPr>
+      <w:r>
+        <w:rPr>
+          <w:b w:val="0"/>
+        </w:rPr>
+        <w:t>Use workbook W2 for the connected example “</w:t>
+      </w:r>
+      <w:r>
+        <w:rPr>
+          <w:b/>
+        </w:rPr>
+        <w:t>Uncertainty</w:t>
+      </w:r>
+      <w:r>
+        <w:rPr>
+          <w:b w:val="0"/>
+        </w:rPr>
+        <w:t xml:space="preserve"> and review”. First fill the </w:t>
+      </w:r>
+      <w:r>
+        <w:rPr>
+          <w:b/>
+        </w:rPr>
+        <w:t>input</w:t>
+      </w:r>
+      <w:r>
+        <w:rPr>
+          <w:b w:val="0"/>
+        </w:rPr>
+        <w:t xml:space="preserve"> and rule boxes. Try the middle steps before asking for a hint. After a hint, try the next step yourself.</w:t>
       </w:r>
     </w:p>
     <w:tbl>
@@ -2473,7 +4474,13 @@
       </w:tr>
     </w:tbl>
     <w:p>
-      <w:r>
+      <w:pPr>
+        <w:spacing w:line="336" w:lineRule="auto" w:after="180"/>
+      </w:pPr>
+      <w:r>
+        <w:rPr>
+          <w:b w:val="0"/>
+        </w:rPr>
         <w:t>Explain your trace to a partner. Your partner points to one step to check. Swap roles on the next case. Each person writes their own explanation.</w:t>
       </w:r>
     </w:p>
@@ -2486,12 +4493,47 @@
       </w:r>
     </w:p>
     <w:p>
-      <w:r>
-        <w:t>Use the worked case for Uncertainty and review. Proposed explanation: “Two possible values imply equal probabilities”. Decide whether this explanation is supported. Point to the step or supplied fact that decides; explain your repair if needed.</w:t>
-      </w:r>
-    </w:p>
-    <w:p>
-      <w:r>
+      <w:pPr>
+        <w:spacing w:line="336" w:lineRule="auto" w:after="180"/>
+      </w:pPr>
+      <w:r>
+        <w:rPr>
+          <w:b w:val="0"/>
+        </w:rPr>
+        <w:t xml:space="preserve">Use the worked case for </w:t>
+      </w:r>
+      <w:r>
+        <w:rPr>
+          <w:b/>
+        </w:rPr>
+        <w:t>Uncertainty</w:t>
+      </w:r>
+      <w:r>
+        <w:rPr>
+          <w:b w:val="0"/>
+        </w:rPr>
+        <w:t xml:space="preserve"> and review. Proposed explanation: “Two possible values imply equal probabilities”. Decide whether this explanation is supported.</w:t>
+      </w:r>
+    </w:p>
+    <w:p>
+      <w:pPr>
+        <w:spacing w:line="336" w:lineRule="auto" w:after="180"/>
+      </w:pPr>
+      <w:r>
+        <w:rPr>
+          <w:b w:val="0"/>
+        </w:rPr>
+        <w:t>Point to the step or supplied fact that decides; explain your repair if needed.</w:t>
+      </w:r>
+    </w:p>
+    <w:p>
+      <w:pPr>
+        <w:spacing w:line="336" w:lineRule="auto" w:after="180"/>
+      </w:pPr>
+      <w:r>
+        <w:rPr>
+          <w:b w:val="0"/>
+        </w:rPr>
         <w:t>Answer on your own before discussion. If you are unsure, say which step you need help with.</w:t>
       </w:r>
     </w:p>
@@ -2504,7 +4546,14 @@
       </w:r>
     </w:p>
     <w:p>
-      <w:r>
+      <w:pPr>
+        <w:spacing w:line="336" w:lineRule="auto" w:after="180"/>
+        <w:shd w:fill="F5F1FB"/>
+      </w:pPr>
+      <w:r>
+        <w:rPr>
+          <w:b w:val="0"/>
+        </w:rPr>
         <w:t>Which original block needs a better width before accepting or rejecting it? What should the reviewer do?</w:t>
       </w:r>
     </w:p>
@@ -2537,7 +4586,13 @@
       </w:r>
     </w:p>
     <w:p>
-      <w:r>
+      <w:pPr>
+        <w:spacing w:line="336" w:lineRule="auto" w:after="180"/>
+      </w:pPr>
+      <w:r>
+        <w:rPr>
+          <w:b w:val="0"/>
+        </w:rPr>
         <w:t>This is supported practice. Keep the separately named independent case for an attempt before feedback.</w:t>
       </w:r>
     </w:p>
@@ -2551,6 +4606,17 @@
     </w:p>
     <w:p>
       <w:r>
+        <w:t>Investigate Boundaries and 'Not Sure'. Record the prediction, actual observation or labelled paper trace, explanation and next test separately.</w:t>
+      </w:r>
+    </w:p>
+    <w:p>
+      <w:pPr>
+        <w:spacing w:line="336" w:lineRule="auto" w:after="180"/>
+      </w:pPr>
+      <w:r>
+        <w:rPr>
+          <w:b/>
+        </w:rPr>
         <w:t>EXPLORER LAB</w:t>
       </w:r>
     </w:p>
@@ -2563,8 +4629,26 @@
       </w:r>
     </w:p>
     <w:p>
-      <w:r>
-        <w:t>Predict first, test honestly, and explain what the evidence means.</w:t>
+      <w:pPr>
+        <w:spacing w:line="336" w:lineRule="auto" w:after="180"/>
+      </w:pPr>
+      <w:r>
+        <w:rPr>
+          <w:b w:val="0"/>
+        </w:rPr>
+        <w:t xml:space="preserve">Predict first, test honestly, and explain what the </w:t>
+      </w:r>
+      <w:r>
+        <w:rPr>
+          <w:b/>
+        </w:rPr>
+        <w:t>evidence</w:t>
+      </w:r>
+      <w:r>
+        <w:rPr>
+          <w:b w:val="0"/>
+        </w:rPr>
+        <w:t xml:space="preserve"> means.</w:t>
       </w:r>
     </w:p>
     <w:p>
@@ -2604,27 +4688,150 @@
       </w:r>
     </w:p>
     <w:p>
-      <w:r>
-        <w:t>State your prediction before the result is known.</w:t>
-      </w:r>
-    </w:p>
-    <w:p>
-      <w:r>
-        <w:t>Complete the task: Find three boundary cases and design a 'need more info' output.</w:t>
-      </w:r>
-    </w:p>
-    <w:p>
-      <w:r>
+      <w:pPr>
+        <w:pStyle w:val="Heading3"/>
+      </w:pPr>
+      <w:r>
+        <w:t>1. Predict</w:t>
+      </w:r>
+    </w:p>
+    <w:p>
+      <w:pPr>
+        <w:spacing w:line="336" w:lineRule="auto" w:after="180"/>
+        <w:shd w:fill="F4F9FC"/>
+      </w:pPr>
+      <w:r>
+        <w:rPr>
+          <w:b w:val="0"/>
+        </w:rPr>
+        <w:t xml:space="preserve">State your </w:t>
+      </w:r>
+      <w:r>
+        <w:rPr>
+          <w:b/>
+        </w:rPr>
+        <w:t>prediction</w:t>
+      </w:r>
+      <w:r>
+        <w:rPr>
+          <w:b w:val="0"/>
+        </w:rPr>
+        <w:t xml:space="preserve"> before the result is known.</w:t>
+      </w:r>
+    </w:p>
+    <w:p>
+      <w:pPr>
+        <w:pStyle w:val="Heading3"/>
+      </w:pPr>
+      <w:r>
+        <w:t>2. Investigate</w:t>
+      </w:r>
+    </w:p>
+    <w:p>
+      <w:pPr>
+        <w:spacing w:line="336" w:lineRule="auto" w:after="180"/>
+        <w:shd w:fill="F4F9FC"/>
+      </w:pPr>
+      <w:r>
+        <w:rPr>
+          <w:b w:val="0"/>
+        </w:rPr>
+        <w:t xml:space="preserve">Complete the task: Find three </w:t>
+      </w:r>
+      <w:r>
+        <w:rPr>
+          <w:b/>
+        </w:rPr>
+        <w:t>boundary case</w:t>
+      </w:r>
+      <w:r>
+        <w:rPr>
+          <w:b w:val="0"/>
+        </w:rPr>
+        <w:t xml:space="preserve">s and design a 'need more info' </w:t>
+      </w:r>
+      <w:r>
+        <w:rPr>
+          <w:b/>
+        </w:rPr>
+        <w:t>output</w:t>
+      </w:r>
+      <w:r>
+        <w:rPr>
+          <w:b w:val="0"/>
+        </w:rPr>
+        <w:t>.</w:t>
+      </w:r>
+    </w:p>
+    <w:p>
+      <w:pPr>
+        <w:pStyle w:val="Heading3"/>
+      </w:pPr>
+      <w:r>
+        <w:t>3. Compare cases</w:t>
+      </w:r>
+    </w:p>
+    <w:p>
+      <w:pPr>
+        <w:spacing w:line="336" w:lineRule="auto" w:after="180"/>
+        <w:shd w:fill="F4F9FC"/>
+      </w:pPr>
+      <w:r>
+        <w:rPr>
+          <w:b w:val="0"/>
+        </w:rPr>
         <w:t>Keep a normal case and an edge case clearly separated.</w:t>
       </w:r>
     </w:p>
     <w:p>
-      <w:r>
-        <w:t>Record what happened—even when it does not match your prediction.</w:t>
-      </w:r>
-    </w:p>
-    <w:p>
-      <w:r>
+      <w:pPr>
+        <w:pStyle w:val="Heading3"/>
+      </w:pPr>
+      <w:r>
+        <w:t>4. Record honestly</w:t>
+      </w:r>
+    </w:p>
+    <w:p>
+      <w:pPr>
+        <w:spacing w:line="336" w:lineRule="auto" w:after="180"/>
+        <w:shd w:fill="F4F9FC"/>
+      </w:pPr>
+      <w:r>
+        <w:rPr>
+          <w:b w:val="0"/>
+        </w:rPr>
+        <w:t xml:space="preserve">Record what happened—even when it does not match your </w:t>
+      </w:r>
+      <w:r>
+        <w:rPr>
+          <w:b/>
+        </w:rPr>
+        <w:t>prediction</w:t>
+      </w:r>
+      <w:r>
+        <w:rPr>
+          <w:b w:val="0"/>
+        </w:rPr>
+        <w:t>.</w:t>
+      </w:r>
+    </w:p>
+    <w:p>
+      <w:pPr>
+        <w:pStyle w:val="Heading3"/>
+      </w:pPr>
+      <w:r>
+        <w:t>5. Explain and plan the next test</w:t>
+      </w:r>
+    </w:p>
+    <w:p>
+      <w:pPr>
+        <w:spacing w:line="336" w:lineRule="auto" w:after="180"/>
+        <w:shd w:fill="F4F9FC"/>
+      </w:pPr>
+      <w:r>
+        <w:rPr>
+          <w:b w:val="0"/>
+        </w:rPr>
         <w:t>Explain the result, one limitation, and the next useful test.</w:t>
       </w:r>
     </w:p>
@@ -2759,7 +4966,22 @@
       </w:tr>
     </w:tbl>
     <w:p>
-      <w:r>
+      <w:pPr>
+        <w:pStyle w:val="Heading3"/>
+      </w:pPr>
+      <w:r>
+        <w:t>Use a fresh case after support</w:t>
+      </w:r>
+    </w:p>
+    <w:p>
+      <w:pPr>
+        <w:spacing w:line="336" w:lineRule="auto" w:after="180"/>
+        <w:shd w:fill="FFF5E6"/>
+      </w:pPr>
+      <w:r>
+        <w:rPr>
+          <w:b w:val="0"/>
+        </w:rPr>
         <w:t>INDEPENDENCE  After support is removed, repeat the proof with a fresh case.</w:t>
       </w:r>
     </w:p>
@@ -2772,7 +4994,13 @@
       </w:r>
     </w:p>
     <w:p>
-      <w:r>
+      <w:pPr>
+        <w:spacing w:line="336" w:lineRule="auto" w:after="180"/>
+      </w:pPr>
+      <w:r>
+        <w:rPr>
+          <w:b w:val="0"/>
+        </w:rPr>
         <w:t>Before trying: what do I expect, and why? While trying: which step could first go wrong? Afterwards: what did I actually observe, and what should change? Keep “not run” if you only traced the procedure.</w:t>
       </w:r>
     </w:p>
@@ -2786,6 +5014,17 @@
     </w:p>
     <w:p>
       <w:r>
+        <w:t>Move from recall to tracing, diagnosis and transfer in Boundaries and 'Not Sure'. Explain why each step is justified.</w:t>
+      </w:r>
+    </w:p>
+    <w:p>
+      <w:pPr>
+        <w:spacing w:line="336" w:lineRule="auto" w:after="180"/>
+      </w:pPr>
+      <w:r>
+        <w:rPr>
+          <w:b/>
+        </w:rPr>
         <w:t>PRACTICE LADDER</w:t>
       </w:r>
     </w:p>
@@ -2798,7 +5037,13 @@
       </w:r>
     </w:p>
     <w:p>
-      <w:r>
+      <w:pPr>
+        <w:spacing w:line="336" w:lineRule="auto" w:after="180"/>
+      </w:pPr>
+      <w:r>
+        <w:rPr>
+          <w:b w:val="0"/>
+        </w:rPr>
         <w:t>Each step asks for a stronger kind of understanding.</w:t>
       </w:r>
     </w:p>
@@ -2839,42 +5084,202 @@
       </w:r>
     </w:p>
     <w:p>
-      <w:r>
-        <w:t>RECALL  Define boundary case.</w:t>
-      </w:r>
-    </w:p>
-    <w:p>
-      <w:r>
-        <w:t>EXPLAIN  Overlapping categories create uncertainty; abstaining can be responsible.</w:t>
-      </w:r>
-    </w:p>
-    <w:p>
-      <w:r>
-        <w:t>TRACE  Show the input, process, and output.</w:t>
-      </w:r>
-    </w:p>
-    <w:p>
-      <w:r>
+      <w:pPr>
+        <w:spacing w:line="336" w:lineRule="auto" w:after="180"/>
+        <w:shd w:fill="F4F9FC"/>
+      </w:pPr>
+      <w:r>
+        <w:rPr>
+          <w:b w:val="0"/>
+        </w:rPr>
+        <w:t xml:space="preserve">RECALL  Define </w:t>
+      </w:r>
+      <w:r>
+        <w:rPr>
+          <w:b/>
+        </w:rPr>
+        <w:t>boundary case</w:t>
+      </w:r>
+      <w:r>
+        <w:rPr>
+          <w:b w:val="0"/>
+        </w:rPr>
+        <w:t>.</w:t>
+      </w:r>
+    </w:p>
+    <w:p>
+      <w:pPr>
+        <w:spacing w:line="336" w:lineRule="auto" w:after="180"/>
+        <w:shd w:fill="F4F9FC"/>
+      </w:pPr>
+      <w:r>
+        <w:rPr>
+          <w:b w:val="0"/>
+        </w:rPr>
+        <w:t xml:space="preserve">EXPLAIN  Overlapping categories create </w:t>
+      </w:r>
+      <w:r>
+        <w:rPr>
+          <w:b/>
+        </w:rPr>
+        <w:t>uncertainty</w:t>
+      </w:r>
+      <w:r>
+        <w:rPr>
+          <w:b w:val="0"/>
+        </w:rPr>
+        <w:t xml:space="preserve">; </w:t>
+      </w:r>
+      <w:r>
+        <w:rPr>
+          <w:b/>
+        </w:rPr>
+        <w:t>abstain</w:t>
+      </w:r>
+      <w:r>
+        <w:rPr>
+          <w:b w:val="0"/>
+        </w:rPr>
+        <w:t>ing can be responsible.</w:t>
+      </w:r>
+    </w:p>
+    <w:p>
+      <w:pPr>
+        <w:spacing w:line="336" w:lineRule="auto" w:after="180"/>
+        <w:shd w:fill="F4F9FC"/>
+      </w:pPr>
+      <w:r>
+        <w:rPr>
+          <w:b w:val="0"/>
+        </w:rPr>
+        <w:t xml:space="preserve">TRACE  Show the </w:t>
+      </w:r>
+      <w:r>
+        <w:rPr>
+          <w:b/>
+        </w:rPr>
+        <w:t>input</w:t>
+      </w:r>
+      <w:r>
+        <w:rPr>
+          <w:b w:val="0"/>
+        </w:rPr>
+        <w:t xml:space="preserve">, </w:t>
+      </w:r>
+      <w:r>
+        <w:rPr>
+          <w:b/>
+        </w:rPr>
+        <w:t>process</w:t>
+      </w:r>
+      <w:r>
+        <w:rPr>
+          <w:b w:val="0"/>
+        </w:rPr>
+        <w:t xml:space="preserve">, and </w:t>
+      </w:r>
+      <w:r>
+        <w:rPr>
+          <w:b/>
+        </w:rPr>
+        <w:t>output</w:t>
+      </w:r>
+      <w:r>
+        <w:rPr>
+          <w:b w:val="0"/>
+        </w:rPr>
+        <w:t>.</w:t>
+      </w:r>
+    </w:p>
+    <w:p>
+      <w:pPr>
+        <w:spacing w:line="336" w:lineRule="auto" w:after="180"/>
+        <w:shd w:fill="F4F9FC"/>
+      </w:pPr>
+      <w:r>
+        <w:rPr>
+          <w:b w:val="0"/>
+        </w:rPr>
         <w:t>DIAGNOSE  Repair: A good system must always choose one label.</w:t>
       </w:r>
     </w:p>
     <w:p>
-      <w:r>
+      <w:pPr>
+        <w:spacing w:line="336" w:lineRule="auto" w:after="180"/>
+        <w:shd w:fill="F4F9FC"/>
+      </w:pPr>
+      <w:r>
+        <w:rPr>
+          <w:b w:val="0"/>
+        </w:rPr>
         <w:t>TRANSFER  Apply the idea to a new home or classroom case.</w:t>
       </w:r>
     </w:p>
     <w:p>
-      <w:r>
+      <w:pPr>
+        <w:spacing w:line="336" w:lineRule="auto" w:after="180"/>
+        <w:shd w:fill="F4F9FC"/>
+      </w:pPr>
+      <w:r>
+        <w:rPr>
+          <w:b w:val="0"/>
+        </w:rPr>
         <w:t>CREATE  Design one revealing test.</w:t>
       </w:r>
     </w:p>
     <w:p>
-      <w:r>
-        <w:t>DEFEND  Give a claim, evidence, mechanism, limit, and safe action.</w:t>
-      </w:r>
-    </w:p>
-    <w:p>
-      <w:r>
+      <w:pPr>
+        <w:spacing w:line="336" w:lineRule="auto" w:after="180"/>
+        <w:shd w:fill="F4F9FC"/>
+      </w:pPr>
+      <w:r>
+        <w:rPr>
+          <w:b w:val="0"/>
+        </w:rPr>
+        <w:t xml:space="preserve">DEFEND  Give a claim, </w:t>
+      </w:r>
+      <w:r>
+        <w:rPr>
+          <w:b/>
+        </w:rPr>
+        <w:t>evidence</w:t>
+      </w:r>
+      <w:r>
+        <w:rPr>
+          <w:b w:val="0"/>
+        </w:rPr>
+        <w:t xml:space="preserve">, </w:t>
+      </w:r>
+      <w:r>
+        <w:rPr>
+          <w:b/>
+        </w:rPr>
+        <w:t>mechanism</w:t>
+      </w:r>
+      <w:r>
+        <w:rPr>
+          <w:b w:val="0"/>
+        </w:rPr>
+        <w:t>, limit, and safe action.</w:t>
+      </w:r>
+    </w:p>
+    <w:p>
+      <w:pPr>
+        <w:pStyle w:val="Heading3"/>
+      </w:pPr>
+      <w:r>
+        <w:t>When to retry</w:t>
+      </w:r>
+    </w:p>
+    <w:p>
+      <w:pPr>
+        <w:spacing w:line="336" w:lineRule="auto" w:after="180"/>
+        <w:shd w:fill="F1F6F8"/>
+      </w:pPr>
+      <w:r>
+        <w:rPr>
+          <w:b w:val="0"/>
+        </w:rPr>
         <w:t>RETRY RULE  A coached answer becomes mastery only after you solve a different case independently.</w:t>
       </w:r>
     </w:p>
@@ -2888,6 +5293,17 @@
     </w:p>
     <w:p>
       <w:r>
+        <w:t>Apply this week’s idea to Helpful Classroom Sorter. Keep an annotated decision and the evidence supporting it.</w:t>
+      </w:r>
+    </w:p>
+    <w:p>
+      <w:pPr>
+        <w:spacing w:line="336" w:lineRule="auto" w:after="180"/>
+      </w:pPr>
+      <w:r>
+        <w:rPr>
+          <w:b/>
+        </w:rPr>
         <w:t>PROJECT</w:t>
       </w:r>
     </w:p>
@@ -2900,8 +5316,26 @@
       </w:r>
     </w:p>
     <w:p>
-      <w:r>
-        <w:t>Build one coherent system across the year, one evidence-based decision at a time.</w:t>
+      <w:pPr>
+        <w:spacing w:line="336" w:lineRule="auto" w:after="180"/>
+      </w:pPr>
+      <w:r>
+        <w:rPr>
+          <w:b w:val="0"/>
+        </w:rPr>
+        <w:t xml:space="preserve">Build one coherent system across the year, one </w:t>
+      </w:r>
+      <w:r>
+        <w:rPr>
+          <w:b/>
+        </w:rPr>
+        <w:t>evidence</w:t>
+      </w:r>
+      <w:r>
+        <w:rPr>
+          <w:b w:val="0"/>
+        </w:rPr>
+        <w:t>-based decision at a time.</w:t>
       </w:r>
     </w:p>
     <w:p>
@@ -2941,32 +5375,86 @@
       </w:r>
     </w:p>
     <w:p>
-      <w:r>
+      <w:pPr>
+        <w:spacing w:line="336" w:lineRule="auto" w:after="180"/>
+        <w:shd w:fill="EDF7F3"/>
+      </w:pPr>
+      <w:r>
+        <w:rPr>
+          <w:b w:val="0"/>
+        </w:rPr>
         <w:t>THIS WEEK'S CHECKPOINT  Add a not-sure branch, missing-information prompt, and human review destination to the sorter.</w:t>
       </w:r>
     </w:p>
     <w:p>
-      <w:r>
+      <w:pPr>
+        <w:spacing w:line="336" w:lineRule="auto" w:after="180"/>
+        <w:shd w:fill="F5F1FB"/>
+      </w:pPr>
+      <w:r>
+        <w:rPr>
+          <w:b w:val="0"/>
+        </w:rPr>
         <w:t>What real classroom need does this serve?</w:t>
       </w:r>
     </w:p>
     <w:p>
-      <w:r>
+      <w:pPr>
+        <w:spacing w:line="336" w:lineRule="auto" w:after="180"/>
+        <w:shd w:fill="F5F1FB"/>
+      </w:pPr>
+      <w:r>
+        <w:rPr>
+          <w:b w:val="0"/>
+        </w:rPr>
         <w:t>What information is necessary—and what should stay private?</w:t>
       </w:r>
     </w:p>
     <w:p>
-      <w:r>
-        <w:t>What happens inside the process?</w:t>
-      </w:r>
-    </w:p>
-    <w:p>
-      <w:r>
+      <w:pPr>
+        <w:spacing w:line="336" w:lineRule="auto" w:after="180"/>
+        <w:shd w:fill="F5F1FB"/>
+      </w:pPr>
+      <w:r>
+        <w:rPr>
+          <w:b w:val="0"/>
+        </w:rPr>
+        <w:t xml:space="preserve">What happens inside the </w:t>
+      </w:r>
+      <w:r>
+        <w:rPr>
+          <w:b/>
+        </w:rPr>
+        <w:t>process</w:t>
+      </w:r>
+      <w:r>
+        <w:rPr>
+          <w:b w:val="0"/>
+        </w:rPr>
+        <w:t>?</w:t>
+      </w:r>
+    </w:p>
+    <w:p>
+      <w:pPr>
+        <w:spacing w:line="336" w:lineRule="auto" w:after="180"/>
+        <w:shd w:fill="F5F1FB"/>
+      </w:pPr>
+      <w:r>
+        <w:rPr>
+          <w:b w:val="0"/>
+        </w:rPr>
         <w:t>What normal and edge cases will you test?</w:t>
       </w:r>
     </w:p>
     <w:p>
-      <w:r>
+      <w:pPr>
+        <w:spacing w:line="336" w:lineRule="auto" w:after="180"/>
+        <w:shd w:fill="F5F1FB"/>
+      </w:pPr>
+      <w:r>
+        <w:rPr>
+          <w:b w:val="0"/>
+        </w:rPr>
         <w:t>When should it say not sure or ask a person?</w:t>
       </w:r>
     </w:p>
@@ -3007,12 +5495,45 @@
       </w:r>
     </w:p>
     <w:p>
-      <w:r>
-        <w:t>RESPONSIBLE DESIGN  Responsible uncertainty is informative and actionable, not a blank refusal.</w:t>
-      </w:r>
-    </w:p>
-    <w:p>
-      <w:r>
+      <w:pPr>
+        <w:pStyle w:val="Heading3"/>
+      </w:pPr>
+      <w:r>
+        <w:t>Responsible design</w:t>
+      </w:r>
+    </w:p>
+    <w:p>
+      <w:pPr>
+        <w:spacing w:line="336" w:lineRule="auto" w:after="180"/>
+        <w:shd w:fill="FFF5E6"/>
+      </w:pPr>
+      <w:r>
+        <w:rPr>
+          <w:b w:val="0"/>
+        </w:rPr>
+        <w:t xml:space="preserve">RESPONSIBLE DESIGN  Responsible </w:t>
+      </w:r>
+      <w:r>
+        <w:rPr>
+          <w:b/>
+        </w:rPr>
+        <w:t>uncertainty</w:t>
+      </w:r>
+      <w:r>
+        <w:rPr>
+          <w:b w:val="0"/>
+        </w:rPr>
+        <w:t xml:space="preserve"> is informative and actionable, not a blank refusal.</w:t>
+      </w:r>
+    </w:p>
+    <w:p>
+      <w:pPr>
+        <w:spacing w:line="336" w:lineRule="auto" w:after="180"/>
+      </w:pPr>
+      <w:r>
+        <w:rPr>
+          <w:b w:val="0"/>
+        </w:rPr>
         <w:t>My project decision:</w:t>
       </w:r>
     </w:p>
@@ -3025,8 +5546,50 @@
       </w:r>
     </w:p>
     <w:p>
-      <w:r>
-        <w:t>Add explicit review paths to the sorter, including unresolved input, responsible person and evidence needed.</w:t>
+      <w:pPr>
+        <w:spacing w:line="336" w:lineRule="auto" w:after="180"/>
+      </w:pPr>
+      <w:r>
+        <w:rPr>
+          <w:b w:val="0"/>
+        </w:rPr>
+        <w:t xml:space="preserve">Add explicit review paths to the sorter, including </w:t>
+      </w:r>
+      <w:r>
+        <w:rPr>
+          <w:b/>
+        </w:rPr>
+        <w:t>unresolved</w:t>
+      </w:r>
+      <w:r>
+        <w:rPr>
+          <w:b w:val="0"/>
+        </w:rPr>
+        <w:t xml:space="preserve"> </w:t>
+      </w:r>
+      <w:r>
+        <w:rPr>
+          <w:b/>
+        </w:rPr>
+        <w:t>input</w:t>
+      </w:r>
+      <w:r>
+        <w:rPr>
+          <w:b w:val="0"/>
+        </w:rPr>
+        <w:t xml:space="preserve">, responsible person and </w:t>
+      </w:r>
+      <w:r>
+        <w:rPr>
+          <w:b/>
+        </w:rPr>
+        <w:t>evidence</w:t>
+      </w:r>
+      <w:r>
+        <w:rPr>
+          <w:b w:val="0"/>
+        </w:rPr>
+        <w:t xml:space="preserve"> needed.</w:t>
       </w:r>
     </w:p>
     <w:p>
@@ -3039,6 +5602,17 @@
     </w:p>
     <w:p>
       <w:r>
+        <w:t>Use a genuinely new case for independent evidence. Previously discussed examples remain practice; use the separately named independent case before feedback.</w:t>
+      </w:r>
+    </w:p>
+    <w:p>
+      <w:pPr>
+        <w:spacing w:line="336" w:lineRule="auto" w:after="180"/>
+      </w:pPr>
+      <w:r>
+        <w:rPr>
+          <w:b/>
+        </w:rPr>
         <w:t>MASTERY</w:t>
       </w:r>
     </w:p>
@@ -3051,7 +5625,13 @@
       </w:r>
     </w:p>
     <w:p>
-      <w:r>
+      <w:pPr>
+        <w:spacing w:line="336" w:lineRule="auto" w:after="180"/>
+      </w:pPr>
+      <w:r>
+        <w:rPr>
+          <w:b w:val="0"/>
+        </w:rPr>
         <w:t>Complete this after teaching and guided practice have ended.</w:t>
       </w:r>
     </w:p>
@@ -3092,53 +5672,272 @@
       </w:r>
     </w:p>
     <w:p>
-      <w:r>
-        <w:t>REQUIRED PROOF  Find three boundary cases and design a not-sure output that names the missing clue and next action.</w:t>
-      </w:r>
-    </w:p>
-    <w:p>
-      <w:r>
+      <w:pPr>
+        <w:pStyle w:val="Heading3"/>
+      </w:pPr>
+      <w:r>
+        <w:t>What success looks like</w:t>
+      </w:r>
+    </w:p>
+    <w:p>
+      <w:pPr>
+        <w:spacing w:line="336" w:lineRule="auto" w:after="180"/>
+        <w:shd w:fill="EDF7F3"/>
+      </w:pPr>
+      <w:r>
+        <w:rPr>
+          <w:b w:val="0"/>
+        </w:rPr>
+        <w:t xml:space="preserve">REQUIRED PROOF  Find three </w:t>
+      </w:r>
+      <w:r>
+        <w:rPr>
+          <w:b/>
+        </w:rPr>
+        <w:t>boundary case</w:t>
+      </w:r>
+      <w:r>
+        <w:rPr>
+          <w:b w:val="0"/>
+        </w:rPr>
+        <w:t xml:space="preserve">s and design a not-sure </w:t>
+      </w:r>
+      <w:r>
+        <w:rPr>
+          <w:b/>
+        </w:rPr>
+        <w:t>output</w:t>
+      </w:r>
+      <w:r>
+        <w:rPr>
+          <w:b w:val="0"/>
+        </w:rPr>
+        <w:t xml:space="preserve"> that names the missing clue and next action.</w:t>
+      </w:r>
+    </w:p>
+    <w:p>
+      <w:pPr>
+        <w:spacing w:line="336" w:lineRule="auto" w:after="180"/>
+      </w:pPr>
+      <w:r>
+        <w:rPr>
+          <w:b w:val="0"/>
+        </w:rPr>
         <w:t>□ Name or draw the fresh case.</w:t>
       </w:r>
     </w:p>
     <w:p>
-      <w:r>
-        <w:t>□ Trace input, process, and output.</w:t>
-      </w:r>
-    </w:p>
-    <w:p>
-      <w:r>
-        <w:t>□ State the conclusion and strongest evidence.</w:t>
-      </w:r>
-    </w:p>
-    <w:p>
-      <w:r>
+      <w:pPr>
+        <w:spacing w:line="336" w:lineRule="auto" w:after="180"/>
+      </w:pPr>
+      <w:r>
+        <w:rPr>
+          <w:b w:val="0"/>
+        </w:rPr>
+        <w:t xml:space="preserve">□ Trace </w:t>
+      </w:r>
+      <w:r>
+        <w:rPr>
+          <w:b/>
+        </w:rPr>
+        <w:t>input</w:t>
+      </w:r>
+      <w:r>
+        <w:rPr>
+          <w:b w:val="0"/>
+        </w:rPr>
+        <w:t xml:space="preserve">, </w:t>
+      </w:r>
+      <w:r>
+        <w:rPr>
+          <w:b/>
+        </w:rPr>
+        <w:t>process</w:t>
+      </w:r>
+      <w:r>
+        <w:rPr>
+          <w:b w:val="0"/>
+        </w:rPr>
+        <w:t xml:space="preserve">, and </w:t>
+      </w:r>
+      <w:r>
+        <w:rPr>
+          <w:b/>
+        </w:rPr>
+        <w:t>output</w:t>
+      </w:r>
+      <w:r>
+        <w:rPr>
+          <w:b w:val="0"/>
+        </w:rPr>
+        <w:t>.</w:t>
+      </w:r>
+    </w:p>
+    <w:p>
+      <w:pPr>
+        <w:spacing w:line="336" w:lineRule="auto" w:after="180"/>
+      </w:pPr>
+      <w:r>
+        <w:rPr>
+          <w:b w:val="0"/>
+        </w:rPr>
+        <w:t xml:space="preserve">□ State the conclusion and strongest </w:t>
+      </w:r>
+      <w:r>
+        <w:rPr>
+          <w:b/>
+        </w:rPr>
+        <w:t>evidence</w:t>
+      </w:r>
+      <w:r>
+        <w:rPr>
+          <w:b w:val="0"/>
+        </w:rPr>
+        <w:t>.</w:t>
+      </w:r>
+    </w:p>
+    <w:p>
+      <w:pPr>
+        <w:spacing w:line="336" w:lineRule="auto" w:after="180"/>
+      </w:pPr>
+      <w:r>
+        <w:rPr>
+          <w:b w:val="0"/>
+        </w:rPr>
         <w:t>□ Name one limit, failure, missing clue, or fairness/privacy concern.</w:t>
       </w:r>
     </w:p>
     <w:p>
-      <w:r>
+      <w:pPr>
+        <w:spacing w:line="336" w:lineRule="auto" w:after="180"/>
+      </w:pPr>
+      <w:r>
+        <w:rPr>
+          <w:b w:val="0"/>
+        </w:rPr>
         <w:t>□ Explain one safe next action or improvement.</w:t>
       </w:r>
     </w:p>
     <w:p>
-      <w:r>
-        <w:t>Independent evidence:</w:t>
-      </w:r>
-    </w:p>
-    <w:p>
-      <w:r>
-        <w:t>SELF-CHECK  A useful not-sure result is specific: it states which categories compete, what evidence is missing, and who or what should supply it. Abstention reduces forced errors but should not become an excuse to avoid all decisions.</w:t>
-      </w:r>
-    </w:p>
-    <w:p>
-      <w:r>
+      <w:pPr>
+        <w:spacing w:line="336" w:lineRule="auto" w:after="180"/>
+      </w:pPr>
+      <w:r>
+        <w:rPr>
+          <w:b w:val="0"/>
+        </w:rPr>
+        <w:t xml:space="preserve">Independent </w:t>
+      </w:r>
+      <w:r>
+        <w:rPr>
+          <w:b/>
+        </w:rPr>
+        <w:t>evidence</w:t>
+      </w:r>
+      <w:r>
+        <w:rPr>
+          <w:b w:val="0"/>
+        </w:rPr>
+        <w:t>:</w:t>
+      </w:r>
+    </w:p>
+    <w:p>
+      <w:pPr>
+        <w:pStyle w:val="Heading3"/>
+      </w:pPr>
+      <w:r>
+        <w:t>Check your explanation</w:t>
+      </w:r>
+    </w:p>
+    <w:p>
+      <w:pPr>
+        <w:spacing w:line="336" w:lineRule="auto" w:after="180"/>
+        <w:shd w:fill="F5F1FB"/>
+      </w:pPr>
+      <w:r>
+        <w:rPr>
+          <w:b w:val="0"/>
+        </w:rPr>
+        <w:t xml:space="preserve">SELF-CHECK  A useful not-sure result is specific: it states which categories compete, what </w:t>
+      </w:r>
+      <w:r>
+        <w:rPr>
+          <w:b/>
+        </w:rPr>
+        <w:t>evidence</w:t>
+      </w:r>
+      <w:r>
+        <w:rPr>
+          <w:b w:val="0"/>
+        </w:rPr>
+        <w:t xml:space="preserve"> is missing, and who or what should supply it.</w:t>
+      </w:r>
+    </w:p>
+    <w:p>
+      <w:pPr>
+        <w:spacing w:line="336" w:lineRule="auto" w:after="180"/>
+        <w:shd w:fill="F5F1FB"/>
+      </w:pPr>
+      <w:r>
+        <w:rPr>
+          <w:b w:val="0"/>
+        </w:rPr>
+        <w:t>Abstention reduces forced errors but should not become an excuse to avoid all decisions.</w:t>
+      </w:r>
+    </w:p>
+    <w:p>
+      <w:pPr>
+        <w:spacing w:line="336" w:lineRule="auto" w:after="180"/>
+      </w:pPr>
+      <w:r>
+        <w:rPr>
+          <w:b w:val="0"/>
+        </w:rPr>
         <w:t>My level:  □ Not yet  □ With one hint  □ Independently  □ I can teach it</w:t>
       </w:r>
     </w:p>
     <w:p>
-      <w:r>
-        <w:t>NEXT BRIDGE  Carry today's evidence habit into: Prediction Is Not Fact.</w:t>
+      <w:pPr>
+        <w:pStyle w:val="Heading3"/>
+      </w:pPr>
+      <w:r>
+        <w:t>Connect to the next lesson</w:t>
+      </w:r>
+    </w:p>
+    <w:p>
+      <w:pPr>
+        <w:spacing w:line="336" w:lineRule="auto" w:after="180"/>
+        <w:shd w:fill="F1F6F8"/>
+      </w:pPr>
+      <w:r>
+        <w:rPr>
+          <w:b w:val="0"/>
+        </w:rPr>
+        <w:t xml:space="preserve">NEXT BRIDGE  Carry today's </w:t>
+      </w:r>
+      <w:r>
+        <w:rPr>
+          <w:b/>
+        </w:rPr>
+        <w:t>evidence</w:t>
+      </w:r>
+      <w:r>
+        <w:rPr>
+          <w:b w:val="0"/>
+        </w:rPr>
+        <w:t xml:space="preserve"> habit into: </w:t>
+      </w:r>
+      <w:r>
+        <w:rPr>
+          <w:b/>
+        </w:rPr>
+        <w:t>Prediction</w:t>
+      </w:r>
+      <w:r>
+        <w:rPr>
+          <w:b w:val="0"/>
+        </w:rPr>
+        <w:t xml:space="preserve"> Is Not Fact.</w:t>
       </w:r>
     </w:p>
     <w:p>
@@ -3150,6 +5949,11 @@
       </w:r>
     </w:p>
     <w:p>
+      <w:r>
+        <w:t>Revisit the complete Boundaries and 'Not Sure' case for supported practice. Repeated examples do not become fresh assessments.</w:t>
+      </w:r>
+    </w:p>
+    <w:p>
       <w:pPr>
         <w:pStyle w:val="Heading3"/>
       </w:pPr>
@@ -3158,7 +5962,13 @@
       </w:r>
     </w:p>
     <w:p>
-      <w:r>
+      <w:pPr>
+        <w:spacing w:line="336" w:lineRule="auto" w:after="180"/>
+      </w:pPr>
+      <w:r>
+        <w:rPr>
+          <w:b w:val="0"/>
+        </w:rPr>
         <w:t>Use the supplied details to practise the weekly concept before attempting the independent question. This case extends the illustrated lesson.</w:t>
       </w:r>
     </w:p>
@@ -3171,7 +5981,13 @@
       </w:r>
     </w:p>
     <w:p>
-      <w:r>
+      <w:pPr>
+        <w:spacing w:line="336" w:lineRule="auto" w:after="180"/>
+      </w:pPr>
+      <w:r>
+        <w:rPr>
+          <w:b w:val="0"/>
+        </w:rPr>
         <w:t>A sorter handles clearly red and clearly blue cards. Purple and very dark cards arrive.</w:t>
       </w:r>
     </w:p>
@@ -3184,7 +6000,14 @@
       </w:r>
     </w:p>
     <w:p>
-      <w:r>
+      <w:pPr>
+        <w:spacing w:line="336" w:lineRule="auto" w:after="180"/>
+        <w:shd w:fill="F5F1FB"/>
+      </w:pPr>
+      <w:r>
+        <w:rPr>
+          <w:b w:val="0"/>
+        </w:rPr>
         <w:t>How should it handle each uncertain case?</w:t>
       </w:r>
     </w:p>
@@ -3197,8 +6020,38 @@
       </w:r>
     </w:p>
     <w:p>
-      <w:r>
-        <w:t>Use a review tray. Purple is outside the clear categories; darkness prevents observation. These are different uncertainty causes.</w:t>
+      <w:pPr>
+        <w:spacing w:line="336" w:lineRule="auto" w:after="180"/>
+      </w:pPr>
+      <w:r>
+        <w:rPr>
+          <w:b w:val="0"/>
+        </w:rPr>
+        <w:t xml:space="preserve">Use a review tray. Purple is outside the clear categories; darkness prevents </w:t>
+      </w:r>
+      <w:r>
+        <w:rPr>
+          <w:b/>
+        </w:rPr>
+        <w:t>observation</w:t>
+      </w:r>
+      <w:r>
+        <w:rPr>
+          <w:b w:val="0"/>
+        </w:rPr>
+        <w:t xml:space="preserve">. These are different </w:t>
+      </w:r>
+      <w:r>
+        <w:rPr>
+          <w:b/>
+        </w:rPr>
+        <w:t>uncertainty</w:t>
+      </w:r>
+      <w:r>
+        <w:rPr>
+          <w:b w:val="0"/>
+        </w:rPr>
+        <w:t xml:space="preserve"> causes.</w:t>
       </w:r>
     </w:p>
     <w:p>
@@ -3210,7 +6063,14 @@
       </w:r>
     </w:p>
     <w:p>
-      <w:r>
+      <w:pPr>
+        <w:spacing w:line="336" w:lineRule="auto" w:after="180"/>
+        <w:shd w:fill="F5F1FB"/>
+      </w:pPr>
+      <w:r>
+        <w:rPr>
+          <w:b w:val="0"/>
+        </w:rPr>
         <w:t>Which detail supports the answer, and why does it matter?</w:t>
       </w:r>
     </w:p>
@@ -3366,18 +6226,61 @@
       </w:tr>
     </w:tbl>
     <w:p>
-      <w:r>
+      <w:pPr>
+        <w:spacing w:line="336" w:lineRule="auto" w:after="180"/>
+      </w:pPr>
+      <w:r>
+        <w:rPr>
+          <w:b w:val="0"/>
+        </w:rPr>
         <w:t>A sorter handles clearly red and clearly blue cards. Purple and very dark cards arrive.</w:t>
       </w:r>
     </w:p>
     <w:p>
-      <w:r>
+      <w:pPr>
+        <w:spacing w:line="336" w:lineRule="auto" w:after="180"/>
+        <w:shd w:fill="F5F1FB"/>
+      </w:pPr>
+      <w:r>
+        <w:rPr>
+          <w:b w:val="0"/>
+        </w:rPr>
         <w:t>How should it handle each uncertain case?</w:t>
       </w:r>
     </w:p>
     <w:p>
-      <w:r>
-        <w:t>Use a review tray. Purple is outside the clear categories; darkness prevents observation. These are different uncertainty causes.</w:t>
+      <w:pPr>
+        <w:spacing w:line="336" w:lineRule="auto" w:after="180"/>
+      </w:pPr>
+      <w:r>
+        <w:rPr>
+          <w:b w:val="0"/>
+        </w:rPr>
+        <w:t xml:space="preserve">Use a review tray. Purple is outside the clear categories; darkness prevents </w:t>
+      </w:r>
+      <w:r>
+        <w:rPr>
+          <w:b/>
+        </w:rPr>
+        <w:t>observation</w:t>
+      </w:r>
+      <w:r>
+        <w:rPr>
+          <w:b w:val="0"/>
+        </w:rPr>
+        <w:t xml:space="preserve">. These are different </w:t>
+      </w:r>
+      <w:r>
+        <w:rPr>
+          <w:b/>
+        </w:rPr>
+        <w:t>uncertainty</w:t>
+      </w:r>
+      <w:r>
+        <w:rPr>
+          <w:b w:val="0"/>
+        </w:rPr>
+        <w:t xml:space="preserve"> causes.</w:t>
       </w:r>
     </w:p>
     <w:p>
@@ -3389,6 +6292,11 @@
       </w:r>
     </w:p>
     <w:p>
+      <w:r>
+        <w:t>Attempt the reserved new case before feedback. Record support; the earlier examples below remain additional practice.</w:t>
+      </w:r>
+    </w:p>
+    <w:p>
       <w:pPr>
         <w:pStyle w:val="Heading3"/>
       </w:pPr>
@@ -3397,8 +6305,49 @@
       </w:r>
     </w:p>
     <w:p>
-      <w:r>
-        <w:t>A paper model predicts far at a distance of at least 4 units, otherwise near, for whole-number distances 1 through 8. For each complete possibility set, compare predictions: 2 or 3; 3 or 4; 4 or 5. Identify the set requiring review before a single category can be stated. Design a relevant check and an unresolved ending. Limit the claims for the other two sets.</w:t>
+      <w:pPr>
+        <w:spacing w:line="336" w:lineRule="auto" w:after="180"/>
+      </w:pPr>
+      <w:r>
+        <w:rPr>
+          <w:b w:val="0"/>
+        </w:rPr>
+        <w:t xml:space="preserve">A paper model predicts far at a distance of at least 4 units, otherwise near, for whole-number distances 1 through 8. For each complete possibility set, compare </w:t>
+      </w:r>
+      <w:r>
+        <w:rPr>
+          <w:b/>
+        </w:rPr>
+        <w:t>prediction</w:t>
+      </w:r>
+      <w:r>
+        <w:rPr>
+          <w:b w:val="0"/>
+        </w:rPr>
+        <w:t>s: 2 or 3; 3 or 4; 4 or 5.</w:t>
+      </w:r>
+    </w:p>
+    <w:p>
+      <w:pPr>
+        <w:spacing w:line="336" w:lineRule="auto" w:after="180"/>
+      </w:pPr>
+      <w:r>
+        <w:rPr>
+          <w:b w:val="0"/>
+        </w:rPr>
+        <w:t xml:space="preserve">Identify the set requiring review before a single category can be stated. Design a relevant check and an </w:t>
+      </w:r>
+      <w:r>
+        <w:rPr>
+          <w:b/>
+        </w:rPr>
+        <w:t>unresolved</w:t>
+      </w:r>
+      <w:r>
+        <w:rPr>
+          <w:b w:val="0"/>
+        </w:rPr>
+        <w:t xml:space="preserve"> ending. Limit the claims for the other two sets.</w:t>
       </w:r>
     </w:p>
     <w:p>
@@ -3445,7 +6394,13 @@
       </w:r>
     </w:p>
     <w:p>
-      <w:r>
+      <w:pPr>
+        <w:spacing w:line="336" w:lineRule="auto" w:after="180"/>
+      </w:pPr>
+      <w:r>
+        <w:rPr>
+          <w:b w:val="0"/>
+        </w:rPr>
         <w:t>Attempt this case before feedback. Record any help. Earlier examples below are further practice; a case already practised with feedback cannot establish fresh transfer.</w:t>
       </w:r>
     </w:p>
@@ -3458,18 +6413,42 @@
       </w:r>
     </w:p>
     <w:p>
-      <w:r>
+      <w:pPr>
+        <w:spacing w:line="336" w:lineRule="auto" w:after="180"/>
+      </w:pPr>
+      <w:r>
+        <w:rPr>
+          <w:b w:val="0"/>
+        </w:rPr>
         <w:t>Close the worked explanation. Apply the idea to this different question without copying.</w:t>
       </w:r>
     </w:p>
     <w:p>
-      <w:r>
+      <w:pPr>
+        <w:spacing w:line="336" w:lineRule="auto" w:after="180"/>
+      </w:pPr>
+      <w:r>
+        <w:rPr>
+          <w:b w:val="0"/>
+        </w:rPr>
         <w:t>A sorter knows pencils and books. You show a lunch box. Should it force a known label or ask for help? State a useful fallback.</w:t>
       </w:r>
     </w:p>
     <w:p>
-      <w:r>
-        <w:t>My answer, with a trace, calculation or supporting evidence</w:t>
+      <w:pPr>
+        <w:spacing w:line="336" w:lineRule="auto" w:after="180"/>
+      </w:pPr>
+      <w:r>
+        <w:rPr>
+          <w:b w:val="0"/>
+        </w:rPr>
+        <w:t xml:space="preserve">My answer, with a trace, calculation or supporting </w:t>
+      </w:r>
+      <w:r>
+        <w:rPr>
+          <w:b/>
+        </w:rPr>
+        <w:t>evidence</w:t>
       </w:r>
     </w:p>
     <w:p>
@@ -3514,13 +6493,37 @@
       </w:r>
     </w:p>
     <w:p>
-      <w:r>
+      <w:pPr>
+        <w:spacing w:line="336" w:lineRule="auto" w:after="180"/>
+      </w:pPr>
+      <w:r>
+        <w:rPr>
+          <w:b w:val="0"/>
+        </w:rPr>
         <w:t>Change one relevant detail. Predict the result before testing. Include a boundary or missing-information case when it helps reveal a limit.</w:t>
       </w:r>
     </w:p>
     <w:p>
-      <w:r>
-        <w:t>My changed input and expected result</w:t>
+      <w:pPr>
+        <w:spacing w:line="336" w:lineRule="auto" w:after="180"/>
+      </w:pPr>
+      <w:r>
+        <w:rPr>
+          <w:b w:val="0"/>
+        </w:rPr>
+        <w:t xml:space="preserve">My changed </w:t>
+      </w:r>
+      <w:r>
+        <w:rPr>
+          <w:b/>
+        </w:rPr>
+        <w:t>input</w:t>
+      </w:r>
+      <w:r>
+        <w:rPr>
+          <w:b w:val="0"/>
+        </w:rPr>
+        <w:t xml:space="preserve"> and expected result</w:t>
       </w:r>
     </w:p>
     <w:p>
@@ -3565,13 +6568,37 @@
       </w:r>
     </w:p>
     <w:p>
-      <w:r>
+      <w:pPr>
+        <w:spacing w:line="336" w:lineRule="auto" w:after="180"/>
+      </w:pPr>
+      <w:r>
+        <w:rPr>
+          <w:b w:val="0"/>
+        </w:rPr>
         <w:t>Add a not-sure branch, missing-information prompt, and human review destination to the sorter.</w:t>
       </w:r>
     </w:p>
     <w:p>
-      <w:r>
-        <w:t>The evidence I will keep</w:t>
+      <w:pPr>
+        <w:spacing w:line="336" w:lineRule="auto" w:after="180"/>
+      </w:pPr>
+      <w:r>
+        <w:rPr>
+          <w:b w:val="0"/>
+        </w:rPr>
+        <w:t xml:space="preserve">The </w:t>
+      </w:r>
+      <w:r>
+        <w:rPr>
+          <w:b/>
+        </w:rPr>
+        <w:t>evidence</w:t>
+      </w:r>
+      <w:r>
+        <w:rPr>
+          <w:b w:val="0"/>
+        </w:rPr>
+        <w:t xml:space="preserve"> I will keep</w:t>
       </w:r>
     </w:p>
     <w:p>
@@ -3608,8 +6635,26 @@
       </w:r>
     </w:p>
     <w:p>
-      <w:r>
-        <w:t>Your teacher has the independent answer and scoring criteria. Complete the matching workbook week to keep your practice evidence together.</w:t>
+      <w:pPr>
+        <w:spacing w:line="336" w:lineRule="auto" w:after="180"/>
+      </w:pPr>
+      <w:r>
+        <w:rPr>
+          <w:b w:val="0"/>
+        </w:rPr>
+        <w:t xml:space="preserve">Your teacher has the independent answer and scoring criteria. Complete the matching workbook week to keep your practice </w:t>
+      </w:r>
+      <w:r>
+        <w:rPr>
+          <w:b/>
+        </w:rPr>
+        <w:t>evidence</w:t>
+      </w:r>
+      <w:r>
+        <w:rPr>
+          <w:b w:val="0"/>
+        </w:rPr>
+        <w:t xml:space="preserve"> together.</w:t>
       </w:r>
     </w:p>
     <w:p>
@@ -3621,8 +6666,26 @@
       </w:r>
     </w:p>
     <w:p>
-      <w:r>
-        <w:t>A sorter receives a clear purple card, a red card hidden by a sleeve and a card labelled both red and blue by two reviewers. Give a different reason for uncertainty in each case and a suitable next action.</w:t>
+      <w:pPr>
+        <w:spacing w:line="336" w:lineRule="auto" w:after="180"/>
+      </w:pPr>
+      <w:r>
+        <w:rPr>
+          <w:b w:val="0"/>
+        </w:rPr>
+        <w:t xml:space="preserve">A sorter receives a clear purple card, a red card hidden by a sleeve and a card labelled both red and blue by two reviewers. Give a different reason for </w:t>
+      </w:r>
+      <w:r>
+        <w:rPr>
+          <w:b/>
+        </w:rPr>
+        <w:t>uncertainty</w:t>
+      </w:r>
+      <w:r>
+        <w:rPr>
+          <w:b w:val="0"/>
+        </w:rPr>
+        <w:t xml:space="preserve"> in each case and a suitable next action.</w:t>
       </w:r>
     </w:p>
     <w:p>
@@ -3677,8 +6740,25 @@
       </w:r>
     </w:p>
     <w:p>
-      <w:r>
-        <w:t>Attempt the independent case before hints. Record whether you worked alone, used a hint or followed a model. After feedback, fix the first unsupported step and explain why it changed. A later check uses a changed case, not a copied answer.</w:t>
+      <w:pPr>
+        <w:spacing w:line="336" w:lineRule="auto" w:after="180"/>
+      </w:pPr>
+      <w:r>
+        <w:rPr>
+          <w:b w:val="0"/>
+        </w:rPr>
+        <w:t>Attempt the independent case before hints. Record whether you worked alone, used a hint or followed a model. After feedback, fix the first unsupported step and explain why it changed.</w:t>
+      </w:r>
+    </w:p>
+    <w:p>
+      <w:pPr>
+        <w:spacing w:line="336" w:lineRule="auto" w:after="180"/>
+      </w:pPr>
+      <w:r>
+        <w:rPr>
+          <w:b w:val="0"/>
+        </w:rPr>
+        <w:t>A later check uses a changed case, not a copied answer.</w:t>
       </w:r>
     </w:p>
     <w:p>
@@ -3691,6 +6771,17 @@
     </w:p>
     <w:p>
       <w:r>
+        <w:t>Use this map to navigate Boundaries and 'Not Sure', connect the goals to tasks and keep one evidence record for each attempt.</w:t>
+      </w:r>
+    </w:p>
+    <w:p>
+      <w:pPr>
+        <w:spacing w:line="336" w:lineRule="auto" w:after="180"/>
+      </w:pPr>
+      <w:r>
+        <w:rPr>
+          <w:b w:val="0"/>
+        </w:rPr>
         <w:t>Start with this question: A fictional cubby selector accepts a block if width is at most 5 cm.</w:t>
       </w:r>
     </w:p>
@@ -3797,13 +6888,61 @@
       </w:tr>
     </w:tbl>
     <w:p>
-      <w:r>
-        <w:t>Remember → watch and explain → try with help → investigate → try independently → keep project evidence. Your teacher may spread this lesson across several classes.</w:t>
-      </w:r>
-    </w:p>
-    <w:p>
-      <w:r>
-        <w:t>Keep your first prediction. Compare it with what the evidence shows and explain any change.</w:t>
+      <w:pPr>
+        <w:spacing w:line="336" w:lineRule="auto" w:after="180"/>
+      </w:pPr>
+      <w:r>
+        <w:rPr>
+          <w:b w:val="0"/>
+        </w:rPr>
+        <w:t xml:space="preserve">Remember → watch and explain → try with help → investigate → try independently → keep project </w:t>
+      </w:r>
+      <w:r>
+        <w:rPr>
+          <w:b/>
+        </w:rPr>
+        <w:t>evidence</w:t>
+      </w:r>
+      <w:r>
+        <w:rPr>
+          <w:b w:val="0"/>
+        </w:rPr>
+        <w:t>. Your teacher may spread this lesson across several classes.</w:t>
+      </w:r>
+    </w:p>
+    <w:p>
+      <w:pPr>
+        <w:spacing w:line="336" w:lineRule="auto" w:after="180"/>
+      </w:pPr>
+      <w:r>
+        <w:rPr>
+          <w:b w:val="0"/>
+        </w:rPr>
+        <w:t xml:space="preserve">Keep your first </w:t>
+      </w:r>
+      <w:r>
+        <w:rPr>
+          <w:b/>
+        </w:rPr>
+        <w:t>prediction</w:t>
+      </w:r>
+      <w:r>
+        <w:rPr>
+          <w:b w:val="0"/>
+        </w:rPr>
+        <w:t xml:space="preserve">. Compare it with what the </w:t>
+      </w:r>
+      <w:r>
+        <w:rPr>
+          <w:b/>
+        </w:rPr>
+        <w:t>evidence</w:t>
+      </w:r>
+      <w:r>
+        <w:rPr>
+          <w:b w:val="0"/>
+        </w:rPr>
+        <w:t xml:space="preserve"> shows and explain any change.</w:t>
       </w:r>
     </w:p>
     <w:p>
@@ -3816,7 +6955,36 @@
     </w:p>
     <w:p>
       <w:r>
-        <w:t>Close your notes. Explain this goal in your own words: Identify a specific source of uncertainty and explain how it affects a prediction</w:t>
+        <w:t>Explain Boundaries and 'Not Sure' without notes, identify a remaining question and plan a later check with a changed case.</w:t>
+      </w:r>
+    </w:p>
+    <w:p>
+      <w:pPr>
+        <w:spacing w:line="336" w:lineRule="auto" w:after="180"/>
+      </w:pPr>
+      <w:r>
+        <w:rPr>
+          <w:b w:val="0"/>
+        </w:rPr>
+        <w:t xml:space="preserve">Close your notes. Explain this goal in your own words: Identify a specific source of </w:t>
+      </w:r>
+      <w:r>
+        <w:rPr>
+          <w:b/>
+        </w:rPr>
+        <w:t>uncertainty</w:t>
+      </w:r>
+      <w:r>
+        <w:rPr>
+          <w:b w:val="0"/>
+        </w:rPr>
+        <w:t xml:space="preserve"> and explain how it affects a </w:t>
+      </w:r>
+      <w:r>
+        <w:rPr>
+          <w:b/>
+        </w:rPr>
+        <w:t>prediction</w:t>
       </w:r>
     </w:p>
     <w:p>
@@ -3853,13 +7021,61 @@
       </w:r>
     </w:p>
     <w:p>
-      <w:r>
-        <w:t>If you are unsure, return to the worked picture and explain one arrow. If you are ready, change an input or assumption and justify your prediction.</w:t>
-      </w:r>
-    </w:p>
-    <w:p>
-      <w:r>
-        <w:t>Save your workbook evidence. At the next review, try a different case before opening your old answer.</w:t>
+      <w:pPr>
+        <w:spacing w:line="336" w:lineRule="auto" w:after="180"/>
+      </w:pPr>
+      <w:r>
+        <w:rPr>
+          <w:b w:val="0"/>
+        </w:rPr>
+        <w:t xml:space="preserve">If you are unsure, return to the worked picture and explain one arrow. If you are ready, change an </w:t>
+      </w:r>
+      <w:r>
+        <w:rPr>
+          <w:b/>
+        </w:rPr>
+        <w:t>input</w:t>
+      </w:r>
+      <w:r>
+        <w:rPr>
+          <w:b w:val="0"/>
+        </w:rPr>
+        <w:t xml:space="preserve"> or assumption and justify your </w:t>
+      </w:r>
+      <w:r>
+        <w:rPr>
+          <w:b/>
+        </w:rPr>
+        <w:t>prediction</w:t>
+      </w:r>
+      <w:r>
+        <w:rPr>
+          <w:b w:val="0"/>
+        </w:rPr>
+        <w:t>.</w:t>
+      </w:r>
+    </w:p>
+    <w:p>
+      <w:pPr>
+        <w:spacing w:line="336" w:lineRule="auto" w:after="180"/>
+      </w:pPr>
+      <w:r>
+        <w:rPr>
+          <w:b w:val="0"/>
+        </w:rPr>
+        <w:t xml:space="preserve">Save your workbook </w:t>
+      </w:r>
+      <w:r>
+        <w:rPr>
+          <w:b/>
+        </w:rPr>
+        <w:t>evidence</w:t>
+      </w:r>
+      <w:r>
+        <w:rPr>
+          <w:b w:val="0"/>
+        </w:rPr>
+        <w:t>. At the next review, try a different case before opening your old answer.</w:t>
       </w:r>
     </w:p>
     <w:p>
@@ -3872,11 +7088,28 @@
     </w:p>
     <w:p>
       <w:r>
+        <w:t>Attempt supported questions before using hints or feedback. Review a missing building block, then keep the completed work.</w:t>
+      </w:r>
+    </w:p>
+    <w:p>
+      <w:pPr>
+        <w:spacing w:line="336" w:lineRule="auto" w:after="180"/>
+      </w:pPr>
+      <w:r>
+        <w:rPr>
+          <w:b w:val="0"/>
+        </w:rPr>
         <w:t>Use this supported practice once, in the browser or on paper. Keep the reserved independent assessment for a separate first attempt before teacher feedback.</w:t>
       </w:r>
     </w:p>
     <w:p>
-      <w:r>
+      <w:pPr>
+        <w:spacing w:line="336" w:lineRule="auto" w:after="180"/>
+      </w:pPr>
+      <w:r>
+        <w:rPr>
+          <w:b w:val="0"/>
+        </w:rPr>
         <w:t>A fictional cubby selector accepts a block if width is at most 5 cm.</w:t>
       </w:r>
     </w:p>
@@ -3889,27 +7122,61 @@
       </w:r>
     </w:p>
     <w:p>
-      <w:r>
+      <w:pPr>
+        <w:spacing w:line="336" w:lineRule="auto" w:after="180"/>
+      </w:pPr>
+      <w:r>
+        <w:rPr>
+          <w:b w:val="0"/>
+        </w:rPr>
         <w:t>Which labelled step matches this detail? Ask a named reviewer to remeasure B using the specified width unit.</w:t>
       </w:r>
     </w:p>
     <w:p>
-      <w:r>
+      <w:pPr>
+        <w:spacing w:line="336" w:lineRule="auto" w:after="180"/>
+        <w:shd w:fill="F4F9FC"/>
+      </w:pPr>
+      <w:r>
+        <w:rPr>
+          <w:b w:val="0"/>
+        </w:rPr>
         <w:t>1. Block B possibilities</w:t>
       </w:r>
     </w:p>
     <w:p>
-      <w:r>
+      <w:pPr>
+        <w:spacing w:line="336" w:lineRule="auto" w:after="180"/>
+        <w:shd w:fill="F4F9FC"/>
+      </w:pPr>
+      <w:r>
+        <w:rPr>
+          <w:b w:val="0"/>
+        </w:rPr>
         <w:t>2. Compare decisions</w:t>
       </w:r>
     </w:p>
     <w:p>
-      <w:r>
+      <w:pPr>
+        <w:spacing w:line="336" w:lineRule="auto" w:after="180"/>
+        <w:shd w:fill="F4F9FC"/>
+      </w:pPr>
+      <w:r>
+        <w:rPr>
+          <w:b w:val="0"/>
+        </w:rPr>
         <w:t>3. Block A possibilities</w:t>
       </w:r>
     </w:p>
     <w:p>
-      <w:r>
+      <w:pPr>
+        <w:spacing w:line="336" w:lineRule="auto" w:after="180"/>
+        <w:shd w:fill="F4F9FC"/>
+      </w:pPr>
+      <w:r>
+        <w:rPr>
+          <w:b w:val="0"/>
+        </w:rPr>
         <w:t>4. Review B</w:t>
       </w:r>
     </w:p>
@@ -3947,41 +7214,191 @@
       </w:r>
     </w:p>
     <w:p>
-      <w:r>
+      <w:pPr>
+        <w:pStyle w:val="Heading3"/>
+      </w:pPr>
+      <w:r>
+        <w:t>Hint · try first</w:t>
+      </w:r>
+    </w:p>
+    <w:p>
+      <w:pPr>
+        <w:spacing w:line="336" w:lineRule="auto" w:after="180"/>
+        <w:shd w:fill="F1F6F8"/>
+      </w:pPr>
+      <w:r>
+        <w:rPr>
+          <w:b w:val="0"/>
+        </w:rPr>
         <w:t>Hint if needed: Read the steps in the pictorial case. Match the supplied detail to the stage that performs or records it.</w:t>
       </w:r>
     </w:p>
     <w:p>
-      <w:r>
-        <w:t>After your attempt, compare with the supported explanation: Review B Ask a named reviewer to remeasure B using the specified width unit. Uncertainty about a number need not always create uncertainty about the decision. Every allowed width for A fits, so its width uncertainty does not affect acceptance. B straddles the boundary. Record both possibilities and request a better measurement instead of selecting the one that makes a preferred outcome.</w:t>
-      </w:r>
-    </w:p>
-    <w:p>
       <w:pPr>
         <w:pStyle w:val="Heading3"/>
       </w:pPr>
       <w:r>
+        <w:t>Feedback · compare after trying</w:t>
+      </w:r>
+    </w:p>
+    <w:p>
+      <w:pPr>
+        <w:spacing w:line="336" w:lineRule="auto" w:after="180"/>
+        <w:shd w:fill="F1F6FC"/>
+      </w:pPr>
+      <w:r>
+        <w:rPr>
+          <w:b w:val="0"/>
+        </w:rPr>
+        <w:t xml:space="preserve">After your attempt, compare with the supported explanation: Review B Ask a named reviewer to remeasure B using the specified width unit. </w:t>
+      </w:r>
+      <w:r>
+        <w:rPr>
+          <w:b/>
+        </w:rPr>
+        <w:t>Uncertainty</w:t>
+      </w:r>
+      <w:r>
+        <w:rPr>
+          <w:b w:val="0"/>
+        </w:rPr>
+        <w:t xml:space="preserve"> about a number need not always create </w:t>
+      </w:r>
+      <w:r>
+        <w:rPr>
+          <w:b/>
+        </w:rPr>
+        <w:t>uncertainty</w:t>
+      </w:r>
+      <w:r>
+        <w:rPr>
+          <w:b w:val="0"/>
+        </w:rPr>
+        <w:t xml:space="preserve"> about the decision.</w:t>
+      </w:r>
+    </w:p>
+    <w:p>
+      <w:pPr>
+        <w:spacing w:line="336" w:lineRule="auto" w:after="180"/>
+        <w:shd w:fill="F1F6FC"/>
+      </w:pPr>
+      <w:r>
+        <w:rPr>
+          <w:b w:val="0"/>
+        </w:rPr>
+        <w:t xml:space="preserve">Every allowed width for A fits, so its width </w:t>
+      </w:r>
+      <w:r>
+        <w:rPr>
+          <w:b/>
+        </w:rPr>
+        <w:t>uncertainty</w:t>
+      </w:r>
+      <w:r>
+        <w:rPr>
+          <w:b w:val="0"/>
+        </w:rPr>
+        <w:t xml:space="preserve"> does not affect acceptance. B straddles the boundary.</w:t>
+      </w:r>
+    </w:p>
+    <w:p>
+      <w:pPr>
+        <w:spacing w:line="336" w:lineRule="auto" w:after="180"/>
+        <w:shd w:fill="F1F6FC"/>
+      </w:pPr>
+      <w:r>
+        <w:rPr>
+          <w:b w:val="0"/>
+        </w:rPr>
+        <w:t>Record both possibilities and request a better measurement instead of selecting the one that makes a preferred outcome.</w:t>
+      </w:r>
+    </w:p>
+    <w:p>
+      <w:pPr>
+        <w:pStyle w:val="Heading3"/>
+      </w:pPr>
+      <w:r>
         <w:t>Practice 2: explain the deciding evidence</w:t>
       </w:r>
     </w:p>
     <w:p>
-      <w:r>
+      <w:pPr>
+        <w:pStyle w:val="Heading3"/>
+      </w:pPr>
+      <w:r>
+        <w:t>Changed case · predict first</w:t>
+      </w:r>
+    </w:p>
+    <w:p>
+      <w:pPr>
+        <w:spacing w:line="336" w:lineRule="auto" w:after="180"/>
+        <w:shd w:fill="F5F1FB"/>
+      </w:pPr>
+      <w:r>
+        <w:rPr>
+          <w:b w:val="0"/>
+        </w:rPr>
         <w:t>Changed-case practice: Narrow B’s possibilities to 6 or 7 cm. Which conclusion is supported by the supplied facts?</w:t>
       </w:r>
     </w:p>
     <w:p>
-      <w:r>
+      <w:pPr>
+        <w:spacing w:line="336" w:lineRule="auto" w:after="180"/>
+        <w:shd w:fill="F4F9FC"/>
+      </w:pPr>
+      <w:r>
+        <w:rPr>
+          <w:b w:val="0"/>
+        </w:rPr>
         <w:t>1. Both fail the width limit; rejection no longer depends on resolving their difference.</w:t>
       </w:r>
     </w:p>
     <w:p>
-      <w:r>
-        <w:t>2. We can decide the result without examining the changed input or the procedure.</w:t>
-      </w:r>
-    </w:p>
-    <w:p>
-      <w:r>
-        <w:t>3. This one example guarantees correct results for every future input.</w:t>
+      <w:pPr>
+        <w:spacing w:line="336" w:lineRule="auto" w:after="180"/>
+        <w:shd w:fill="F4F9FC"/>
+      </w:pPr>
+      <w:r>
+        <w:rPr>
+          <w:b w:val="0"/>
+        </w:rPr>
+        <w:t xml:space="preserve">2. We can decide the result without examining the changed </w:t>
+      </w:r>
+      <w:r>
+        <w:rPr>
+          <w:b/>
+        </w:rPr>
+        <w:t>input</w:t>
+      </w:r>
+      <w:r>
+        <w:rPr>
+          <w:b w:val="0"/>
+        </w:rPr>
+        <w:t xml:space="preserve"> or the procedure.</w:t>
+      </w:r>
+    </w:p>
+    <w:p>
+      <w:pPr>
+        <w:spacing w:line="336" w:lineRule="auto" w:after="180"/>
+        <w:shd w:fill="F4F9FC"/>
+      </w:pPr>
+      <w:r>
+        <w:rPr>
+          <w:b w:val="0"/>
+        </w:rPr>
+        <w:t xml:space="preserve">3. This one example guarantees correct results for every future </w:t>
+      </w:r>
+      <w:r>
+        <w:rPr>
+          <w:b/>
+        </w:rPr>
+        <w:t>input</w:t>
+      </w:r>
+      <w:r>
+        <w:rPr>
+          <w:b w:val="0"/>
+        </w:rPr>
+        <w:t>.</w:t>
       </w:r>
     </w:p>
     <w:p>
@@ -4018,12 +7435,42 @@
       </w:r>
     </w:p>
     <w:p>
-      <w:r>
+      <w:pPr>
+        <w:pStyle w:val="Heading3"/>
+      </w:pPr>
+      <w:r>
+        <w:t>Hint · try first</w:t>
+      </w:r>
+    </w:p>
+    <w:p>
+      <w:pPr>
+        <w:spacing w:line="336" w:lineRule="auto" w:after="180"/>
+        <w:shd w:fill="F1F6F8"/>
+      </w:pPr>
+      <w:r>
+        <w:rPr>
+          <w:b w:val="0"/>
+        </w:rPr>
         <w:t>Hint if needed: Use the changed condition and the deciding step in the pictorial trace. The answer must say what follows from those facts.</w:t>
       </w:r>
     </w:p>
     <w:p>
-      <w:r>
+      <w:pPr>
+        <w:pStyle w:val="Heading3"/>
+      </w:pPr>
+      <w:r>
+        <w:t>Feedback · compare after trying</w:t>
+      </w:r>
+    </w:p>
+    <w:p>
+      <w:pPr>
+        <w:spacing w:line="336" w:lineRule="auto" w:after="180"/>
+        <w:shd w:fill="F1F6FC"/>
+      </w:pPr>
+      <w:r>
+        <w:rPr>
+          <w:b w:val="0"/>
+        </w:rPr>
         <w:t>After your attempt, compare with the supported explanation: Both fail the width limit; rejection no longer depends on resolving their difference. All remaining possibilities lead to the same decision.</w:t>
       </w:r>
     </w:p>
@@ -4036,18 +7483,93 @@
       </w:r>
     </w:p>
     <w:p>
-      <w:r>
-        <w:t>Review Save New Examples for Testing (ai-1/15). Goal: Separate examples used to choose a model from examples reserved for its final evaluation. Short practice: Does 4/4 on the replay replace the original 3/4 result? Explain.. Return to this week and explain what you changed.</w:t>
-      </w:r>
-    </w:p>
-    <w:p>
-      <w:r>
-        <w:t>Review Learning from Examples (ai-1/13). Goal: Fit a threshold by tracing predictions and counting disagreements for every candidate. Short practice: Which new measured length would reveal disagreement between the candidates?. Return to this week and explain what you changed.</w:t>
-      </w:r>
-    </w:p>
-    <w:p>
-      <w:r>
-        <w:t>Review If/Then Decisions (ai-1/10). Goal: Evaluate a condition using the current state and trace only the selected branch. Short practice: Which input detects the difference between the two written conditions? Explain its entire run.. Return to this week and explain what you changed.</w:t>
+      <w:pPr>
+        <w:spacing w:line="336" w:lineRule="auto" w:after="180"/>
+      </w:pPr>
+      <w:r>
+        <w:rPr>
+          <w:b w:val="0"/>
+        </w:rPr>
+        <w:t>Review Save New Examples for Testing (ai-1/15). Goal: Separate examples used to choose a model from examples reserved for its final evaluation. Short practice: Does 4/4 on the replay replace the original 3/4 result? Explain..</w:t>
+      </w:r>
+    </w:p>
+    <w:p>
+      <w:pPr>
+        <w:spacing w:line="336" w:lineRule="auto" w:after="180"/>
+      </w:pPr>
+      <w:r>
+        <w:rPr>
+          <w:b w:val="0"/>
+        </w:rPr>
+        <w:t>Return to this week and explain what you changed.</w:t>
+      </w:r>
+    </w:p>
+    <w:p>
+      <w:pPr>
+        <w:spacing w:line="336" w:lineRule="auto" w:after="180"/>
+      </w:pPr>
+      <w:r>
+        <w:rPr>
+          <w:b w:val="0"/>
+        </w:rPr>
+        <w:t xml:space="preserve">Review Learning from Examples (ai-1/13). Goal: Fit a threshold by tracing </w:t>
+      </w:r>
+      <w:r>
+        <w:rPr>
+          <w:b/>
+        </w:rPr>
+        <w:t>prediction</w:t>
+      </w:r>
+      <w:r>
+        <w:rPr>
+          <w:b w:val="0"/>
+        </w:rPr>
+        <w:t>s and counting disagreements for every candidate. Short practice: Which new measured length would reveal disagreement between the candidates?.</w:t>
+      </w:r>
+    </w:p>
+    <w:p>
+      <w:pPr>
+        <w:spacing w:line="336" w:lineRule="auto" w:after="180"/>
+      </w:pPr>
+      <w:r>
+        <w:rPr>
+          <w:b w:val="0"/>
+        </w:rPr>
+        <w:t>Return to this week and explain what you changed.</w:t>
+      </w:r>
+    </w:p>
+    <w:p>
+      <w:pPr>
+        <w:spacing w:line="336" w:lineRule="auto" w:after="180"/>
+      </w:pPr>
+      <w:r>
+        <w:rPr>
+          <w:b w:val="0"/>
+        </w:rPr>
+        <w:t xml:space="preserve">Review If/Then Decisions (ai-1/10). Goal: Evaluate a condition using the current state and trace only the selected branch. Short practice: Which </w:t>
+      </w:r>
+      <w:r>
+        <w:rPr>
+          <w:b/>
+        </w:rPr>
+        <w:t>input</w:t>
+      </w:r>
+      <w:r>
+        <w:rPr>
+          <w:b w:val="0"/>
+        </w:rPr>
+        <w:t xml:space="preserve"> detects the difference between the two written conditions?</w:t>
+      </w:r>
+    </w:p>
+    <w:p>
+      <w:pPr>
+        <w:spacing w:line="336" w:lineRule="auto" w:after="180"/>
+      </w:pPr>
+      <w:r>
+        <w:rPr>
+          <w:b w:val="0"/>
+        </w:rPr>
+        <w:t>Explain its entire run.. Return to this week and explain what you changed.</w:t>
       </w:r>
     </w:p>
     <w:p>
@@ -4059,8 +7581,610 @@
       </w:r>
     </w:p>
     <w:p>
-      <w:r>
-        <w:t>Use Download completed work in the hosted lesson to export your answers, reflections, practice feedback and code-run evidence. Open the HTML copy to read or print it. Drafts stay in this browser when storage is available; clear drafts on a shared device.</w:t>
+      <w:pPr>
+        <w:spacing w:line="336" w:lineRule="auto" w:after="180"/>
+      </w:pPr>
+      <w:r>
+        <w:rPr>
+          <w:b w:val="0"/>
+        </w:rPr>
+        <w:t xml:space="preserve">Use Download completed work in the hosted lesson to export your answers, reflections, practice feedback and code-run </w:t>
+      </w:r>
+      <w:r>
+        <w:rPr>
+          <w:b/>
+        </w:rPr>
+        <w:t>evidence</w:t>
+      </w:r>
+      <w:r>
+        <w:rPr>
+          <w:b w:val="0"/>
+        </w:rPr>
+        <w:t>. Open the HTML copy to read or print it.</w:t>
+      </w:r>
+    </w:p>
+    <w:p>
+      <w:pPr>
+        <w:spacing w:line="336" w:lineRule="auto" w:after="180"/>
+      </w:pPr>
+      <w:r>
+        <w:rPr>
+          <w:b w:val="0"/>
+        </w:rPr>
+        <w:t>Drafts stay in this browser when storage is available; clear drafts on a shared device.</w:t>
+      </w:r>
+    </w:p>
+    <w:p>
+      <w:pPr>
+        <w:pStyle w:val="Heading1"/>
+      </w:pPr>
+      <w:r>
+        <w:t>18. Visual concept journey</w:t>
+      </w:r>
+    </w:p>
+    <w:p>
+      <w:r>
+        <w:t>Explain each Boundaries and 'Not Sure' graphic using its labels, deciding evidence and relevant limitation.</w:t>
+      </w:r>
+    </w:p>
+    <w:p>
+      <w:pPr>
+        <w:pStyle w:val="Heading3"/>
+      </w:pPr>
+      <w:r>
+        <w:t>01. Boundaries and 'Not Sure': the case</w:t>
+      </w:r>
+    </w:p>
+    <w:p>
+      <w:r>
+        <w:drawing>
+          <wp:inline xmlns:a="http://schemas.openxmlformats.org/drawingml/2006/main" xmlns:pic="http://schemas.openxmlformats.org/drawingml/2006/picture">
+            <wp:extent cx="5486400" cy="2990088"/>
+            <wp:docPr id="23" name="Picture 23" descr="A fictional cubby selector accepts a block if width is at most 5 cm. Supplied facts: An unclear measurement means Block A is either 4 or 5 cm; Block B is either 5 or 6 cm. These complete possibility sets contain all widths under consideration. Other dimensions are known to fit."/>
+            <wp:cNvGraphicFramePr>
+              <a:graphicFrameLocks noChangeAspect="1"/>
+            </wp:cNvGraphicFramePr>
+            <a:graphic>
+              <a:graphicData uri="http://schemas.openxmlformats.org/drawingml/2006/picture">
+                <pic:pic>
+                  <pic:nvPicPr>
+                    <pic:cNvPr id="0" name="academy-story-ai-1-16-01.png"/>
+                    <pic:cNvPicPr/>
+                  </pic:nvPicPr>
+                  <pic:blipFill>
+                    <a:blip r:embed="rId31"/>
+                    <a:stretch>
+                      <a:fillRect/>
+                    </a:stretch>
+                  </pic:blipFill>
+                  <pic:spPr>
+                    <a:xfrm>
+                      <a:off x="0" y="0"/>
+                      <a:ext cx="5486400" cy="2990088"/>
+                    </a:xfrm>
+                    <a:prstGeom prst="rect"/>
+                  </pic:spPr>
+                </pic:pic>
+              </a:graphicData>
+            </a:graphic>
+          </wp:inline>
+        </w:drawing>
+      </w:r>
+    </w:p>
+    <w:p>
+      <w:pPr>
+        <w:spacing w:line="336" w:lineRule="auto" w:after="180"/>
+      </w:pPr>
+      <w:r>
+        <w:rPr>
+          <w:b w:val="0"/>
+        </w:rPr>
+        <w:t>A fictional cubby selector accepts a block if width is at most 5 cm. Supplied facts: An unclear measurement means Block A is either 4 or 5 cm; Block B is either 5 or 6 cm.</w:t>
+      </w:r>
+    </w:p>
+    <w:p>
+      <w:pPr>
+        <w:spacing w:line="336" w:lineRule="auto" w:after="180"/>
+      </w:pPr>
+      <w:r>
+        <w:rPr>
+          <w:b w:val="0"/>
+        </w:rPr>
+        <w:t>These complete possibility sets contain all widths under consideration. Other dimensions are known to fit.</w:t>
+      </w:r>
+    </w:p>
+    <w:p>
+      <w:pPr>
+        <w:spacing w:line="336" w:lineRule="auto" w:after="180"/>
+        <w:shd w:fill="F5F1FB"/>
+      </w:pPr>
+      <w:r>
+        <w:rPr>
+          <w:b w:val="0"/>
+        </w:rPr>
+        <w:t>Point to the given fact that matters most. Explain why it matters.</w:t>
+      </w:r>
+    </w:p>
+    <w:p>
+      <w:pPr>
+        <w:pStyle w:val="Heading3"/>
+      </w:pPr>
+      <w:r>
+        <w:t>02. Follow the deciding steps</w:t>
+      </w:r>
+    </w:p>
+    <w:p>
+      <w:r>
+        <w:drawing>
+          <wp:inline xmlns:a="http://schemas.openxmlformats.org/drawingml/2006/main" xmlns:pic="http://schemas.openxmlformats.org/drawingml/2006/picture">
+            <wp:extent cx="5486400" cy="4005072"/>
+            <wp:docPr id="24" name="Picture 24" descr="Block A possibilities: 4 and 5 both satisfy the including equality width limit. → Block B possibilities: 5 fits; 6 does not. → Compare decisions: A has one supported decision; B’s possible decisions disagree. → Review B: Ask a named reviewer to remeasure B using the specified width unit."/>
+            <wp:cNvGraphicFramePr>
+              <a:graphicFrameLocks noChangeAspect="1"/>
+            </wp:cNvGraphicFramePr>
+            <a:graphic>
+              <a:graphicData uri="http://schemas.openxmlformats.org/drawingml/2006/picture">
+                <pic:pic>
+                  <pic:nvPicPr>
+                    <pic:cNvPr id="0" name="academy-story-ai-1-16-02.png"/>
+                    <pic:cNvPicPr/>
+                  </pic:nvPicPr>
+                  <pic:blipFill>
+                    <a:blip r:embed="rId32"/>
+                    <a:stretch>
+                      <a:fillRect/>
+                    </a:stretch>
+                  </pic:blipFill>
+                  <pic:spPr>
+                    <a:xfrm>
+                      <a:off x="0" y="0"/>
+                      <a:ext cx="5486400" cy="4005072"/>
+                    </a:xfrm>
+                    <a:prstGeom prst="rect"/>
+                  </pic:spPr>
+                </pic:pic>
+              </a:graphicData>
+            </a:graphic>
+          </wp:inline>
+        </w:drawing>
+      </w:r>
+    </w:p>
+    <w:p>
+      <w:pPr>
+        <w:spacing w:line="336" w:lineRule="auto" w:after="180"/>
+      </w:pPr>
+      <w:r>
+        <w:rPr>
+          <w:b w:val="0"/>
+        </w:rPr>
+        <w:t>Block A possibilities: 4 and 5 both satisfy the including equality width limit. → Block B possibilities: 5 fits; 6 does not. → Compare decisions: A has one supported decision; B’s possible decisions disagree. → Review B: Ask a named reviewer to remeasure B using the specified width unit.</w:t>
+      </w:r>
+    </w:p>
+    <w:p>
+      <w:pPr>
+        <w:spacing w:line="336" w:lineRule="auto" w:after="180"/>
+        <w:shd w:fill="F5F1FB"/>
+      </w:pPr>
+      <w:r>
+        <w:rPr>
+          <w:b w:val="0"/>
+        </w:rPr>
+        <w:t xml:space="preserve">Point to each numbered stage and explain which recorded </w:t>
+      </w:r>
+      <w:r>
+        <w:rPr>
+          <w:b/>
+        </w:rPr>
+        <w:t>input</w:t>
+      </w:r>
+      <w:r>
+        <w:rPr>
+          <w:b w:val="0"/>
+        </w:rPr>
+        <w:t xml:space="preserve"> it uses.</w:t>
+      </w:r>
+    </w:p>
+    <w:p>
+      <w:pPr>
+        <w:pStyle w:val="Heading3"/>
+      </w:pPr>
+      <w:r>
+        <w:t>03. Possibilities and decisions</w:t>
+      </w:r>
+    </w:p>
+    <w:p>
+      <w:r>
+        <w:drawing>
+          <wp:inline xmlns:a="http://schemas.openxmlformats.org/drawingml/2006/main" xmlns:pic="http://schemas.openxmlformats.org/drawingml/2006/picture">
+            <wp:extent cx="5486400" cy="3096768"/>
+            <wp:docPr id="25" name="Picture 25" descr="Possibilities and decisions. Block A: Width 1 cm = 4, Decision 1 = fits, Width 2 cm = 5, Decision 2 = fits. Block B: Width 1 cm = 5, Decision 1 = fits, Width 2 cm = 6, Decision 2 = fails."/>
+            <wp:cNvGraphicFramePr>
+              <a:graphicFrameLocks noChangeAspect="1"/>
+            </wp:cNvGraphicFramePr>
+            <a:graphic>
+              <a:graphicData uri="http://schemas.openxmlformats.org/drawingml/2006/picture">
+                <pic:pic>
+                  <pic:nvPicPr>
+                    <pic:cNvPr id="0" name="academy-story-ai-1-16-03.png"/>
+                    <pic:cNvPicPr/>
+                  </pic:nvPicPr>
+                  <pic:blipFill>
+                    <a:blip r:embed="rId33"/>
+                    <a:stretch>
+                      <a:fillRect/>
+                    </a:stretch>
+                  </pic:blipFill>
+                  <pic:spPr>
+                    <a:xfrm>
+                      <a:off x="0" y="0"/>
+                      <a:ext cx="5486400" cy="3096768"/>
+                    </a:xfrm>
+                    <a:prstGeom prst="rect"/>
+                  </pic:spPr>
+                </pic:pic>
+              </a:graphicData>
+            </a:graphic>
+          </wp:inline>
+        </w:drawing>
+      </w:r>
+    </w:p>
+    <w:p>
+      <w:pPr>
+        <w:spacing w:line="336" w:lineRule="auto" w:after="180"/>
+      </w:pPr>
+      <w:r>
+        <w:rPr>
+          <w:b w:val="0"/>
+        </w:rPr>
+        <w:t>Possibilities and decisions. Block A: Width 1 cm = 4, Decision 1 = fits, Width 2 cm = 5, Decision 2 = fits. Block B: Width 1 cm = 5, Decision 1 = fits, Width 2 cm = 6, Decision 2 = fails.</w:t>
+      </w:r>
+    </w:p>
+    <w:p>
+      <w:pPr>
+        <w:spacing w:line="336" w:lineRule="auto" w:after="180"/>
+        <w:shd w:fill="F5F1FB"/>
+      </w:pPr>
+      <w:r>
+        <w:rPr>
+          <w:b w:val="0"/>
+        </w:rPr>
+        <w:t>Read the labels and values. Explain the relationship the model shows.</w:t>
+      </w:r>
+    </w:p>
+    <w:p>
+      <w:pPr>
+        <w:pStyle w:val="Heading3"/>
+      </w:pPr>
+      <w:r>
+        <w:t>04. Change one thing. Trace what follows.</w:t>
+      </w:r>
+    </w:p>
+    <w:p>
+      <w:r>
+        <w:drawing>
+          <wp:inline xmlns:a="http://schemas.openxmlformats.org/drawingml/2006/main" xmlns:pic="http://schemas.openxmlformats.org/drawingml/2006/picture">
+            <wp:extent cx="5486400" cy="3026664"/>
+            <wp:docPr id="26" name="Picture 26" descr="Original case: Ask a named reviewer to remeasure B using the specified width unit. Changed condition: Narrow B’s possibilities to 6 or 7 cm. Expected result: Both fail the width limit; rejection no longer depends on resolving their difference. Reason: All remaining possibilities lead to the same decision."/>
+            <wp:cNvGraphicFramePr>
+              <a:graphicFrameLocks noChangeAspect="1"/>
+            </wp:cNvGraphicFramePr>
+            <a:graphic>
+              <a:graphicData uri="http://schemas.openxmlformats.org/drawingml/2006/picture">
+                <pic:pic>
+                  <pic:nvPicPr>
+                    <pic:cNvPr id="0" name="academy-story-ai-1-16-04.png"/>
+                    <pic:cNvPicPr/>
+                  </pic:nvPicPr>
+                  <pic:blipFill>
+                    <a:blip r:embed="rId34"/>
+                    <a:stretch>
+                      <a:fillRect/>
+                    </a:stretch>
+                  </pic:blipFill>
+                  <pic:spPr>
+                    <a:xfrm>
+                      <a:off x="0" y="0"/>
+                      <a:ext cx="5486400" cy="3026664"/>
+                    </a:xfrm>
+                    <a:prstGeom prst="rect"/>
+                  </pic:spPr>
+                </pic:pic>
+              </a:graphicData>
+            </a:graphic>
+          </wp:inline>
+        </w:drawing>
+      </w:r>
+    </w:p>
+    <w:p>
+      <w:pPr>
+        <w:spacing w:line="336" w:lineRule="auto" w:after="180"/>
+      </w:pPr>
+      <w:r>
+        <w:rPr>
+          <w:b w:val="0"/>
+        </w:rPr>
+        <w:t>Original case: Ask a named reviewer to remeasure B using the specified width unit. Changed condition: Narrow B’s possibilities to 6 or 7 cm.</w:t>
+      </w:r>
+    </w:p>
+    <w:p>
+      <w:pPr>
+        <w:spacing w:line="336" w:lineRule="auto" w:after="180"/>
+      </w:pPr>
+      <w:r>
+        <w:rPr>
+          <w:b w:val="0"/>
+        </w:rPr>
+        <w:t>Expected result: Both fail the width limit; rejection no longer depends on resolving their difference. Reason: All remaining possibilities lead to the same decision.</w:t>
+      </w:r>
+    </w:p>
+    <w:p>
+      <w:pPr>
+        <w:spacing w:line="336" w:lineRule="auto" w:after="180"/>
+        <w:shd w:fill="F5F1FB"/>
+      </w:pPr>
+      <w:r>
+        <w:rPr>
+          <w:b w:val="0"/>
+        </w:rPr>
+        <w:t>Predict before checking the worked changed-case result. Name what changed and what the supplied facts allow you to conclude.</w:t>
+      </w:r>
+    </w:p>
+    <w:p>
+      <w:pPr>
+        <w:pStyle w:val="Heading3"/>
+      </w:pPr>
+      <w:r>
+        <w:t>05. Connect the explanation to its limit</w:t>
+      </w:r>
+    </w:p>
+    <w:p>
+      <w:r>
+        <w:drawing>
+          <wp:inline xmlns:a="http://schemas.openxmlformats.org/drawingml/2006/main" xmlns:pic="http://schemas.openxmlformats.org/drawingml/2006/picture">
+            <wp:extent cx="5486400" cy="2834640"/>
+            <wp:docPr id="27" name="Picture 27" descr="Uncertainty about a number need not always create uncertainty about the decision. Every allowed width for A fits, so its width uncertainty does not affect acceptance. B straddles the boundary. Record both possibilities and request a better measurement instead of selecting the one that makes a preferred outcome. Limit: A review path is not automatically accurate; its conclusion depends on relevant, better evidence."/>
+            <wp:cNvGraphicFramePr>
+              <a:graphicFrameLocks noChangeAspect="1"/>
+            </wp:cNvGraphicFramePr>
+            <a:graphic>
+              <a:graphicData uri="http://schemas.openxmlformats.org/drawingml/2006/picture">
+                <pic:pic>
+                  <pic:nvPicPr>
+                    <pic:cNvPr id="0" name="academy-story-ai-1-16-05.png"/>
+                    <pic:cNvPicPr/>
+                  </pic:nvPicPr>
+                  <pic:blipFill>
+                    <a:blip r:embed="rId35"/>
+                    <a:stretch>
+                      <a:fillRect/>
+                    </a:stretch>
+                  </pic:blipFill>
+                  <pic:spPr>
+                    <a:xfrm>
+                      <a:off x="0" y="0"/>
+                      <a:ext cx="5486400" cy="2834640"/>
+                    </a:xfrm>
+                    <a:prstGeom prst="rect"/>
+                  </pic:spPr>
+                </pic:pic>
+              </a:graphicData>
+            </a:graphic>
+          </wp:inline>
+        </w:drawing>
+      </w:r>
+    </w:p>
+    <w:p>
+      <w:pPr>
+        <w:spacing w:line="336" w:lineRule="auto" w:after="180"/>
+      </w:pPr>
+      <w:r>
+        <w:rPr>
+          <w:b/>
+        </w:rPr>
+        <w:t>Uncertainty</w:t>
+      </w:r>
+      <w:r>
+        <w:rPr>
+          <w:b w:val="0"/>
+        </w:rPr>
+        <w:t xml:space="preserve"> about a number need not always create </w:t>
+      </w:r>
+      <w:r>
+        <w:rPr>
+          <w:b/>
+        </w:rPr>
+        <w:t>uncertainty</w:t>
+      </w:r>
+      <w:r>
+        <w:rPr>
+          <w:b w:val="0"/>
+        </w:rPr>
+        <w:t xml:space="preserve"> about the decision. Every allowed width for A fits, so its width </w:t>
+      </w:r>
+      <w:r>
+        <w:rPr>
+          <w:b/>
+        </w:rPr>
+        <w:t>uncertainty</w:t>
+      </w:r>
+      <w:r>
+        <w:rPr>
+          <w:b w:val="0"/>
+        </w:rPr>
+        <w:t xml:space="preserve"> does not affect acceptance. B straddles the boundary.</w:t>
+      </w:r>
+    </w:p>
+    <w:p>
+      <w:pPr>
+        <w:spacing w:line="336" w:lineRule="auto" w:after="180"/>
+      </w:pPr>
+      <w:r>
+        <w:rPr>
+          <w:b w:val="0"/>
+        </w:rPr>
+        <w:t xml:space="preserve">Record both possibilities and request a better measurement instead of selecting the one that makes a preferred outcome. Limit: A review path is not automatically accurate; its conclusion depends on relevant, better </w:t>
+      </w:r>
+      <w:r>
+        <w:rPr>
+          <w:b/>
+        </w:rPr>
+        <w:t>evidence</w:t>
+      </w:r>
+      <w:r>
+        <w:rPr>
+          <w:b w:val="0"/>
+        </w:rPr>
+        <w:t>.</w:t>
+      </w:r>
+    </w:p>
+    <w:p>
+      <w:pPr>
+        <w:spacing w:line="336" w:lineRule="auto" w:after="180"/>
+        <w:shd w:fill="F5F1FB"/>
+      </w:pPr>
+      <w:r>
+        <w:rPr>
+          <w:b w:val="0"/>
+        </w:rPr>
+        <w:t>Explain the case, then point to a limit on the claim.</w:t>
+      </w:r>
+    </w:p>
+    <w:p>
+      <w:pPr>
+        <w:pStyle w:val="Heading3"/>
+      </w:pPr>
+      <w:r>
+        <w:t>06. Make the idea visible in your project</w:t>
+      </w:r>
+    </w:p>
+    <w:p>
+      <w:r>
+        <w:drawing>
+          <wp:inline xmlns:a="http://schemas.openxmlformats.org/drawingml/2006/main" xmlns:pic="http://schemas.openxmlformats.org/drawingml/2006/picture">
+            <wp:extent cx="5486400" cy="3529584"/>
+            <wp:docPr id="28" name="Picture 28" descr="Add explicit review paths to the sorter, including unresolved input, responsible person and evidence needed. Draw your input, deciding step, result and limit. Supported question: Which original block needs a better width before accepting or rejecting it? What should the reviewer do?"/>
+            <wp:cNvGraphicFramePr>
+              <a:graphicFrameLocks noChangeAspect="1"/>
+            </wp:cNvGraphicFramePr>
+            <a:graphic>
+              <a:graphicData uri="http://schemas.openxmlformats.org/drawingml/2006/picture">
+                <pic:pic>
+                  <pic:nvPicPr>
+                    <pic:cNvPr id="0" name="academy-story-ai-1-16-06.png"/>
+                    <pic:cNvPicPr/>
+                  </pic:nvPicPr>
+                  <pic:blipFill>
+                    <a:blip r:embed="rId36"/>
+                    <a:stretch>
+                      <a:fillRect/>
+                    </a:stretch>
+                  </pic:blipFill>
+                  <pic:spPr>
+                    <a:xfrm>
+                      <a:off x="0" y="0"/>
+                      <a:ext cx="5486400" cy="3529584"/>
+                    </a:xfrm>
+                    <a:prstGeom prst="rect"/>
+                  </pic:spPr>
+                </pic:pic>
+              </a:graphicData>
+            </a:graphic>
+          </wp:inline>
+        </w:drawing>
+      </w:r>
+    </w:p>
+    <w:p>
+      <w:pPr>
+        <w:spacing w:line="336" w:lineRule="auto" w:after="180"/>
+      </w:pPr>
+      <w:r>
+        <w:rPr>
+          <w:b w:val="0"/>
+        </w:rPr>
+        <w:t xml:space="preserve">Add explicit review paths to the sorter, including </w:t>
+      </w:r>
+      <w:r>
+        <w:rPr>
+          <w:b/>
+        </w:rPr>
+        <w:t>unresolved</w:t>
+      </w:r>
+      <w:r>
+        <w:rPr>
+          <w:b w:val="0"/>
+        </w:rPr>
+        <w:t xml:space="preserve"> </w:t>
+      </w:r>
+      <w:r>
+        <w:rPr>
+          <w:b/>
+        </w:rPr>
+        <w:t>input</w:t>
+      </w:r>
+      <w:r>
+        <w:rPr>
+          <w:b w:val="0"/>
+        </w:rPr>
+        <w:t xml:space="preserve">, responsible person and </w:t>
+      </w:r>
+      <w:r>
+        <w:rPr>
+          <w:b/>
+        </w:rPr>
+        <w:t>evidence</w:t>
+      </w:r>
+      <w:r>
+        <w:rPr>
+          <w:b w:val="0"/>
+        </w:rPr>
+        <w:t xml:space="preserve"> needed. Draw your </w:t>
+      </w:r>
+      <w:r>
+        <w:rPr>
+          <w:b/>
+        </w:rPr>
+        <w:t>input</w:t>
+      </w:r>
+      <w:r>
+        <w:rPr>
+          <w:b w:val="0"/>
+        </w:rPr>
+        <w:t>, deciding step, result and limit.</w:t>
+      </w:r>
+    </w:p>
+    <w:p>
+      <w:pPr>
+        <w:spacing w:line="336" w:lineRule="auto" w:after="180"/>
+      </w:pPr>
+      <w:r>
+        <w:rPr>
+          <w:b w:val="0"/>
+        </w:rPr>
+        <w:t>Supported question: Which original block needs a better width before accepting or rejecting it? What should the reviewer do?</w:t>
+      </w:r>
+    </w:p>
+    <w:p>
+      <w:pPr>
+        <w:spacing w:line="336" w:lineRule="auto" w:after="180"/>
+        <w:shd w:fill="F5F1FB"/>
+      </w:pPr>
+      <w:r>
+        <w:rPr>
+          <w:b w:val="0"/>
+        </w:rPr>
+        <w:t xml:space="preserve">Draw your project trace and justify the deciding step using </w:t>
+      </w:r>
+      <w:r>
+        <w:rPr>
+          <w:b/>
+        </w:rPr>
+        <w:t>evidence</w:t>
+      </w:r>
+      <w:r>
+        <w:rPr>
+          <w:b w:val="0"/>
+        </w:rPr>
+        <w:t>.</w:t>
       </w:r>
     </w:p>
     <w:sectPr>

--- a/downloads/student/ai-1-week-16.docx
+++ b/downloads/student/ai-1-week-16.docx
@@ -3115,8 +3115,8 @@
       <w:r>
         <w:drawing>
           <wp:inline xmlns:a="http://schemas.openxmlformats.org/drawingml/2006/main" xmlns:pic="http://schemas.openxmlformats.org/drawingml/2006/picture">
-            <wp:extent cx="5311302" cy="5943600"/>
-            <wp:docPr id="16" name="Picture 16" descr="Boundaries and 'Not Sure'. Block A possibilities: 4 and 5 both satisfy the including equality width limit.. Block B possibilities: 5 fits; 6 does not.. Compare decisions: A has one supported decision; B’s possible decisions disagree.. Review B: Ask a named reviewer to remeasure B using the specified width unit."/>
+            <wp:extent cx="5276995" cy="5943599"/>
+            <wp:docPr id="16" name="Picture 16" descr="Boundaries and 'Not Sure'. Block A possibilities: 4 and 5 both satisfy the width limit, which includes equality.. Block B possibilities: 5 fits; 6 does not.. Compare decisions: A has one supported decision; B’s possible decisions disagree.. Review B: Ask a named reviewer to remeasure B using the specified width unit."/>
             <wp:cNvGraphicFramePr>
               <a:graphicFrameLocks noChangeAspect="1"/>
             </wp:cNvGraphicFramePr>
@@ -3136,7 +3136,7 @@
                   <pic:spPr>
                     <a:xfrm>
                       <a:off x="0" y="0"/>
-                      <a:ext cx="5311302" cy="5943600"/>
+                      <a:ext cx="5276995" cy="5943599"/>
                     </a:xfrm>
                     <a:prstGeom prst="rect"/>
                   </pic:spPr>
@@ -3207,7 +3207,7 @@
           </w:tcPr>
           <w:p>
             <w:r>
-              <w:t>4 and 5 both satisfy the including equality width limit.</w:t>
+              <w:t>4 and 5 both satisfy the width limit, which includes equality.</w:t>
             </w:r>
           </w:p>
         </w:tc>
@@ -7718,7 +7718,7 @@
         <w:drawing>
           <wp:inline xmlns:a="http://schemas.openxmlformats.org/drawingml/2006/main" xmlns:pic="http://schemas.openxmlformats.org/drawingml/2006/picture">
             <wp:extent cx="5486400" cy="4005072"/>
-            <wp:docPr id="24" name="Picture 24" descr="Block A possibilities: 4 and 5 both satisfy the including equality width limit. → Block B possibilities: 5 fits; 6 does not. → Compare decisions: A has one supported decision; B’s possible decisions disagree. → Review B: Ask a named reviewer to remeasure B using the specified width unit."/>
+            <wp:docPr id="24" name="Picture 24" descr="Block A possibilities: 4 and 5 both satisfy the width limit, which includes equality. → Block B possibilities: 5 fits; 6 does not. → Compare decisions: A has one supported decision; B’s possible decisions disagree. → Review B: Ask a named reviewer to remeasure B using the specified width unit."/>
             <wp:cNvGraphicFramePr>
               <a:graphicFrameLocks noChangeAspect="1"/>
             </wp:cNvGraphicFramePr>
@@ -7757,7 +7757,7 @@
         <w:rPr>
           <w:b w:val="0"/>
         </w:rPr>
-        <w:t>Block A possibilities: 4 and 5 both satisfy the including equality width limit. → Block B possibilities: 5 fits; 6 does not. → Compare decisions: A has one supported decision; B’s possible decisions disagree. → Review B: Ask a named reviewer to remeasure B using the specified width unit.</w:t>
+        <w:t>Block A possibilities: 4 and 5 both satisfy the width limit, which includes equality. → Block B possibilities: 5 fits; 6 does not. → Compare decisions: A has one supported decision; B’s possible decisions disagree. → Review B: Ask a named reviewer to remeasure B using the specified width unit.</w:t>
       </w:r>
     </w:p>
     <w:p>
